--- a/Dependencies.docx
+++ b/Dependencies.docx
@@ -104,6 +104,18 @@
         <w:t>cors</w:t>
       </w:r>
       <w:proofErr w:type="spellEnd"/>
+      <w:r>
+        <w:rPr>
+          <w:lang w:val="en-US"/>
+        </w:rPr>
+        <w:t xml:space="preserve"> </w:t>
+      </w:r>
+      <w:r>
+        <w:rPr>
+          <w:lang w:val="en-US"/>
+        </w:rPr>
+        <w:t xml:space="preserve"> passport passport-google-oauth20 express-session</w:t>
+      </w:r>
     </w:p>
     <w:sectPr>
       <w:pgSz w:w="11906" w:h="16838"/>

--- a/Dependencies.docx
+++ b/Dependencies.docx
@@ -115,6 +115,61 @@
           <w:lang w:val="en-US"/>
         </w:rPr>
         <w:t xml:space="preserve"> passport passport-google-oauth20 express-session</w:t>
+      </w:r>
+    </w:p>
+    <w:p>
+      <w:pPr>
+        <w:rPr>
+          <w:lang w:val="en-US"/>
+        </w:rPr>
+      </w:pPr>
+    </w:p>
+    <w:p>
+      <w:pPr>
+        <w:rPr>
+          <w:lang w:val="en-US"/>
+        </w:rPr>
+      </w:pPr>
+      <w:r>
+        <w:rPr>
+          <w:lang w:val="en-US"/>
+        </w:rPr>
+        <w:t>Frontend</w:t>
+      </w:r>
+    </w:p>
+    <w:p>
+      <w:pPr>
+        <w:rPr>
+          <w:lang w:val="en-US"/>
+        </w:rPr>
+      </w:pPr>
+      <w:proofErr w:type="spellStart"/>
+      <w:r>
+        <w:rPr>
+          <w:lang w:val="en-US"/>
+        </w:rPr>
+        <w:t>Npm</w:t>
+      </w:r>
+      <w:proofErr w:type="spellEnd"/>
+      <w:r>
+        <w:rPr>
+          <w:lang w:val="en-US"/>
+        </w:rPr>
+        <w:t xml:space="preserve"> install </w:t>
+      </w:r>
+      <w:proofErr w:type="spellStart"/>
+      <w:r>
+        <w:rPr>
+          <w:lang w:val="en-US"/>
+        </w:rPr>
+        <w:t>axios</w:t>
+      </w:r>
+      <w:proofErr w:type="spellEnd"/>
+      <w:r>
+        <w:rPr>
+          <w:lang w:val="en-US"/>
+        </w:rPr>
+        <w:t xml:space="preserve"> </w:t>
       </w:r>
     </w:p>
     <w:sectPr>

--- a/Dependencies.docx
+++ b/Dependencies.docx
@@ -1,6 +1,6 @@
 
 <file path=word/document.xml><?xml version="1.0" encoding="utf-8"?>
-<w:document xmlns:ve="http://schemas.openxmlformats.org/markup-compatibility/2006" xmlns:o="urn:schemas-microsoft-com:office:office" xmlns:r="http://schemas.openxmlformats.org/officeDocument/2006/relationships" xmlns:m="http://schemas.openxmlformats.org/officeDocument/2006/math" xmlns:v="urn:schemas-microsoft-com:vml" xmlns:wp="http://schemas.openxmlformats.org/drawingml/2006/wordprocessingDrawing" xmlns:w10="urn:schemas-microsoft-com:office:word" xmlns:w="http://schemas.openxmlformats.org/wordprocessingml/2006/main" xmlns:wne="http://schemas.microsoft.com/office/word/2006/wordml">
+<w:document xmlns:wpc="http://schemas.microsoft.com/office/word/2010/wordprocessingCanvas" xmlns:cx="http://schemas.microsoft.com/office/drawing/2014/chartex" xmlns:cx1="http://schemas.microsoft.com/office/drawing/2015/9/8/chartex" xmlns:cx2="http://schemas.microsoft.com/office/drawing/2015/10/21/chartex" xmlns:cx3="http://schemas.microsoft.com/office/drawing/2016/5/9/chartex" xmlns:cx4="http://schemas.microsoft.com/office/drawing/2016/5/10/chartex" xmlns:cx5="http://schemas.microsoft.com/office/drawing/2016/5/11/chartex" xmlns:cx6="http://schemas.microsoft.com/office/drawing/2016/5/12/chartex" xmlns:cx7="http://schemas.microsoft.com/office/drawing/2016/5/13/chartex" xmlns:cx8="http://schemas.microsoft.com/office/drawing/2016/5/14/chartex" xmlns:mc="http://schemas.openxmlformats.org/markup-compatibility/2006" xmlns:aink="http://schemas.microsoft.com/office/drawing/2016/ink" xmlns:am3d="http://schemas.microsoft.com/office/drawing/2017/model3d" xmlns:o="urn:schemas-microsoft-com:office:office" xmlns:r="http://schemas.openxmlformats.org/officeDocument/2006/relationships" xmlns:m="http://schemas.openxmlformats.org/officeDocument/2006/math" xmlns:v="urn:schemas-microsoft-com:vml" xmlns:wp14="http://schemas.microsoft.com/office/word/2010/wordprocessingDrawing" xmlns:wp="http://schemas.openxmlformats.org/drawingml/2006/wordprocessingDrawing" xmlns:w10="urn:schemas-microsoft-com:office:word" xmlns:w="http://schemas.openxmlformats.org/wordprocessingml/2006/main" xmlns:w14="http://schemas.microsoft.com/office/word/2010/wordml" xmlns:w15="http://schemas.microsoft.com/office/word/2012/wordml" xmlns:w16cex="http://schemas.microsoft.com/office/word/2018/wordml/cex" xmlns:w16cid="http://schemas.microsoft.com/office/word/2016/wordml/cid" xmlns:w16="http://schemas.microsoft.com/office/word/2018/wordml" xmlns:w16sdtdh="http://schemas.microsoft.com/office/word/2020/wordml/sdtdatahash" xmlns:w16se="http://schemas.microsoft.com/office/word/2015/wordml/symex" xmlns:wpg="http://schemas.microsoft.com/office/word/2010/wordprocessingGroup" xmlns:wpi="http://schemas.microsoft.com/office/word/2010/wordprocessingInk" xmlns:wne="http://schemas.microsoft.com/office/word/2006/wordml" xmlns:wps="http://schemas.microsoft.com/office/word/2010/wordprocessingShape" mc:Ignorable="w14 w15 w16se w16cid w16 w16cex w16sdtdh wp14">
   <w:body>
     <w:p>
       <w:pPr>
@@ -54,18 +54,54 @@
         </w:rPr>
         <w:t xml:space="preserve"> </w:t>
       </w:r>
-      <w:r>
-        <w:rPr>
-          <w:lang w:val="en-US"/>
-        </w:rPr>
-        <w:t xml:space="preserve">jsonwebtoken passport passport-google-oauth20 </w:t>
-      </w:r>
       <w:proofErr w:type="spellStart"/>
       <w:r>
         <w:rPr>
           <w:lang w:val="en-US"/>
         </w:rPr>
-        <w:t>dotenvnodemailercors</w:t>
+        <w:t>jsonwebtoken</w:t>
+      </w:r>
+      <w:proofErr w:type="spellEnd"/>
+      <w:r>
+        <w:rPr>
+          <w:lang w:val="en-US"/>
+        </w:rPr>
+        <w:t xml:space="preserve"> passport passport-google-oauth20 </w:t>
+      </w:r>
+      <w:proofErr w:type="spellStart"/>
+      <w:r>
+        <w:rPr>
+          <w:lang w:val="en-US"/>
+        </w:rPr>
+        <w:t>dotenv</w:t>
+      </w:r>
+      <w:proofErr w:type="spellEnd"/>
+      <w:r>
+        <w:rPr>
+          <w:lang w:val="en-US"/>
+        </w:rPr>
+        <w:t xml:space="preserve"> </w:t>
+      </w:r>
+      <w:proofErr w:type="spellStart"/>
+      <w:r>
+        <w:rPr>
+          <w:lang w:val="en-US"/>
+        </w:rPr>
+        <w:t>nodemailer</w:t>
+      </w:r>
+      <w:proofErr w:type="spellEnd"/>
+      <w:r>
+        <w:rPr>
+          <w:lang w:val="en-US"/>
+        </w:rPr>
+        <w:t xml:space="preserve"> </w:t>
+      </w:r>
+      <w:proofErr w:type="spellStart"/>
+      <w:r>
+        <w:rPr>
+          <w:lang w:val="en-US"/>
+        </w:rPr>
+        <w:t>cors</w:t>
       </w:r>
       <w:proofErr w:type="spellEnd"/>
     </w:p>
@@ -80,7 +116,7 @@
 </file>
 
 <file path=word/styles.xml><?xml version="1.0" encoding="utf-8"?>
-<w:styles xmlns:r="http://schemas.openxmlformats.org/officeDocument/2006/relationships" xmlns:w="http://schemas.openxmlformats.org/wordprocessingml/2006/main">
+<w:styles xmlns:mc="http://schemas.openxmlformats.org/markup-compatibility/2006" xmlns:r="http://schemas.openxmlformats.org/officeDocument/2006/relationships" xmlns:w="http://schemas.openxmlformats.org/wordprocessingml/2006/main" xmlns:w14="http://schemas.microsoft.com/office/word/2010/wordml" xmlns:w15="http://schemas.microsoft.com/office/word/2012/wordml" xmlns:w16cex="http://schemas.microsoft.com/office/word/2018/wordml/cex" xmlns:w16cid="http://schemas.microsoft.com/office/word/2016/wordml/cid" xmlns:w16="http://schemas.microsoft.com/office/word/2018/wordml" xmlns:w16sdtdh="http://schemas.microsoft.com/office/word/2020/wordml/sdtdatahash" xmlns:w16se="http://schemas.microsoft.com/office/word/2015/wordml/symex" mc:Ignorable="w14 w15 w16se w16cid w16 w16cex w16sdtdh">
   <w:docDefaults>
     <w:rPrDefault>
       <w:rPr>
@@ -97,144 +133,383 @@
       </w:pPr>
     </w:pPrDefault>
   </w:docDefaults>
-  <w:latentStyles w:defLockedState="0" w:defUIPriority="99" w:defSemiHidden="1" w:defUnhideWhenUsed="1" w:defQFormat="0" w:count="267">
-    <w:lsdException w:name="Normal" w:semiHidden="0" w:uiPriority="0" w:unhideWhenUsed="0" w:qFormat="1"/>
-    <w:lsdException w:name="heading 1" w:semiHidden="0" w:uiPriority="9" w:unhideWhenUsed="0" w:qFormat="1"/>
-    <w:lsdException w:name="heading 2" w:uiPriority="9" w:qFormat="1"/>
-    <w:lsdException w:name="heading 3" w:uiPriority="9" w:qFormat="1"/>
-    <w:lsdException w:name="heading 4" w:uiPriority="9" w:qFormat="1"/>
-    <w:lsdException w:name="heading 5" w:uiPriority="9" w:qFormat="1"/>
-    <w:lsdException w:name="heading 6" w:uiPriority="9" w:qFormat="1"/>
-    <w:lsdException w:name="heading 7" w:uiPriority="9" w:qFormat="1"/>
-    <w:lsdException w:name="heading 8" w:uiPriority="9" w:qFormat="1"/>
-    <w:lsdException w:name="heading 9" w:uiPriority="9" w:qFormat="1"/>
-    <w:lsdException w:name="toc 1" w:uiPriority="39"/>
-    <w:lsdException w:name="toc 2" w:uiPriority="39"/>
-    <w:lsdException w:name="toc 3" w:uiPriority="39"/>
-    <w:lsdException w:name="toc 4" w:uiPriority="39"/>
-    <w:lsdException w:name="toc 5" w:uiPriority="39"/>
-    <w:lsdException w:name="toc 6" w:uiPriority="39"/>
-    <w:lsdException w:name="toc 7" w:uiPriority="39"/>
-    <w:lsdException w:name="toc 8" w:uiPriority="39"/>
-    <w:lsdException w:name="toc 9" w:uiPriority="39"/>
-    <w:lsdException w:name="caption" w:uiPriority="35" w:qFormat="1"/>
-    <w:lsdException w:name="Title" w:semiHidden="0" w:uiPriority="10" w:unhideWhenUsed="0" w:qFormat="1"/>
-    <w:lsdException w:name="Default Paragraph Font" w:uiPriority="1"/>
-    <w:lsdException w:name="Subtitle" w:semiHidden="0" w:uiPriority="11" w:unhideWhenUsed="0" w:qFormat="1"/>
-    <w:lsdException w:name="Strong" w:semiHidden="0" w:uiPriority="22" w:unhideWhenUsed="0" w:qFormat="1"/>
-    <w:lsdException w:name="Emphasis" w:semiHidden="0" w:uiPriority="20" w:unhideWhenUsed="0" w:qFormat="1"/>
-    <w:lsdException w:name="Table Grid" w:semiHidden="0" w:uiPriority="39" w:unhideWhenUsed="0"/>
-    <w:lsdException w:name="Placeholder Text" w:unhideWhenUsed="0"/>
-    <w:lsdException w:name="No Spacing" w:semiHidden="0" w:uiPriority="1" w:unhideWhenUsed="0" w:qFormat="1"/>
-    <w:lsdException w:name="Light Shading" w:semiHidden="0" w:uiPriority="60" w:unhideWhenUsed="0"/>
-    <w:lsdException w:name="Light List" w:semiHidden="0" w:uiPriority="61" w:unhideWhenUsed="0"/>
-    <w:lsdException w:name="Light Grid" w:semiHidden="0" w:uiPriority="62" w:unhideWhenUsed="0"/>
-    <w:lsdException w:name="Medium Shading 1" w:semiHidden="0" w:uiPriority="63" w:unhideWhenUsed="0"/>
-    <w:lsdException w:name="Medium Shading 2" w:semiHidden="0" w:uiPriority="64" w:unhideWhenUsed="0"/>
-    <w:lsdException w:name="Medium List 1" w:semiHidden="0" w:uiPriority="65" w:unhideWhenUsed="0"/>
-    <w:lsdException w:name="Medium List 2" w:semiHidden="0" w:uiPriority="66" w:unhideWhenUsed="0"/>
-    <w:lsdException w:name="Medium Grid 1" w:semiHidden="0" w:uiPriority="67" w:unhideWhenUsed="0"/>
-    <w:lsdException w:name="Medium Grid 2" w:semiHidden="0" w:uiPriority="68" w:unhideWhenUsed="0"/>
-    <w:lsdException w:name="Medium Grid 3" w:semiHidden="0" w:uiPriority="69" w:unhideWhenUsed="0"/>
-    <w:lsdException w:name="Dark List" w:semiHidden="0" w:uiPriority="70" w:unhideWhenUsed="0"/>
-    <w:lsdException w:name="Colorful Shading" w:semiHidden="0" w:uiPriority="71" w:unhideWhenUsed="0"/>
-    <w:lsdException w:name="Colorful List" w:semiHidden="0" w:uiPriority="72" w:unhideWhenUsed="0"/>
-    <w:lsdException w:name="Colorful Grid" w:semiHidden="0" w:uiPriority="73" w:unhideWhenUsed="0"/>
-    <w:lsdException w:name="Light Shading Accent 1" w:semiHidden="0" w:uiPriority="60" w:unhideWhenUsed="0"/>
-    <w:lsdException w:name="Light List Accent 1" w:semiHidden="0" w:uiPriority="61" w:unhideWhenUsed="0"/>
-    <w:lsdException w:name="Light Grid Accent 1" w:semiHidden="0" w:uiPriority="62" w:unhideWhenUsed="0"/>
-    <w:lsdException w:name="Medium Shading 1 Accent 1" w:semiHidden="0" w:uiPriority="63" w:unhideWhenUsed="0"/>
-    <w:lsdException w:name="Medium Shading 2 Accent 1" w:semiHidden="0" w:uiPriority="64" w:unhideWhenUsed="0"/>
-    <w:lsdException w:name="Medium List 1 Accent 1" w:semiHidden="0" w:uiPriority="65" w:unhideWhenUsed="0"/>
-    <w:lsdException w:name="Revision" w:unhideWhenUsed="0"/>
-    <w:lsdException w:name="List Paragraph" w:semiHidden="0" w:uiPriority="34" w:unhideWhenUsed="0" w:qFormat="1"/>
-    <w:lsdException w:name="Quote" w:semiHidden="0" w:uiPriority="29" w:unhideWhenUsed="0" w:qFormat="1"/>
-    <w:lsdException w:name="Intense Quote" w:semiHidden="0" w:uiPriority="30" w:unhideWhenUsed="0" w:qFormat="1"/>
-    <w:lsdException w:name="Medium List 2 Accent 1" w:semiHidden="0" w:uiPriority="66" w:unhideWhenUsed="0"/>
-    <w:lsdException w:name="Medium Grid 1 Accent 1" w:semiHidden="0" w:uiPriority="67" w:unhideWhenUsed="0"/>
-    <w:lsdException w:name="Medium Grid 2 Accent 1" w:semiHidden="0" w:uiPriority="68" w:unhideWhenUsed="0"/>
-    <w:lsdException w:name="Medium Grid 3 Accent 1" w:semiHidden="0" w:uiPriority="69" w:unhideWhenUsed="0"/>
-    <w:lsdException w:name="Dark List Accent 1" w:semiHidden="0" w:uiPriority="70" w:unhideWhenUsed="0"/>
-    <w:lsdException w:name="Colorful Shading Accent 1" w:semiHidden="0" w:uiPriority="71" w:unhideWhenUsed="0"/>
-    <w:lsdException w:name="Colorful List Accent 1" w:semiHidden="0" w:uiPriority="72" w:unhideWhenUsed="0"/>
-    <w:lsdException w:name="Colorful Grid Accent 1" w:semiHidden="0" w:uiPriority="73" w:unhideWhenUsed="0"/>
-    <w:lsdException w:name="Light Shading Accent 2" w:semiHidden="0" w:uiPriority="60" w:unhideWhenUsed="0"/>
-    <w:lsdException w:name="Light List Accent 2" w:semiHidden="0" w:uiPriority="61" w:unhideWhenUsed="0"/>
-    <w:lsdException w:name="Light Grid Accent 2" w:semiHidden="0" w:uiPriority="62" w:unhideWhenUsed="0"/>
-    <w:lsdException w:name="Medium Shading 1 Accent 2" w:semiHidden="0" w:uiPriority="63" w:unhideWhenUsed="0"/>
-    <w:lsdException w:name="Medium Shading 2 Accent 2" w:semiHidden="0" w:uiPriority="64" w:unhideWhenUsed="0"/>
-    <w:lsdException w:name="Medium List 1 Accent 2" w:semiHidden="0" w:uiPriority="65" w:unhideWhenUsed="0"/>
-    <w:lsdException w:name="Medium List 2 Accent 2" w:semiHidden="0" w:uiPriority="66" w:unhideWhenUsed="0"/>
-    <w:lsdException w:name="Medium Grid 1 Accent 2" w:semiHidden="0" w:uiPriority="67" w:unhideWhenUsed="0"/>
-    <w:lsdException w:name="Medium Grid 2 Accent 2" w:semiHidden="0" w:uiPriority="68" w:unhideWhenUsed="0"/>
-    <w:lsdException w:name="Medium Grid 3 Accent 2" w:semiHidden="0" w:uiPriority="69" w:unhideWhenUsed="0"/>
-    <w:lsdException w:name="Dark List Accent 2" w:semiHidden="0" w:uiPriority="70" w:unhideWhenUsed="0"/>
-    <w:lsdException w:name="Colorful Shading Accent 2" w:semiHidden="0" w:uiPriority="71" w:unhideWhenUsed="0"/>
-    <w:lsdException w:name="Colorful List Accent 2" w:semiHidden="0" w:uiPriority="72" w:unhideWhenUsed="0"/>
-    <w:lsdException w:name="Colorful Grid Accent 2" w:semiHidden="0" w:uiPriority="73" w:unhideWhenUsed="0"/>
-    <w:lsdException w:name="Light Shading Accent 3" w:semiHidden="0" w:uiPriority="60" w:unhideWhenUsed="0"/>
-    <w:lsdException w:name="Light List Accent 3" w:semiHidden="0" w:uiPriority="61" w:unhideWhenUsed="0"/>
-    <w:lsdException w:name="Light Grid Accent 3" w:semiHidden="0" w:uiPriority="62" w:unhideWhenUsed="0"/>
-    <w:lsdException w:name="Medium Shading 1 Accent 3" w:semiHidden="0" w:uiPriority="63" w:unhideWhenUsed="0"/>
-    <w:lsdException w:name="Medium Shading 2 Accent 3" w:semiHidden="0" w:uiPriority="64" w:unhideWhenUsed="0"/>
-    <w:lsdException w:name="Medium List 1 Accent 3" w:semiHidden="0" w:uiPriority="65" w:unhideWhenUsed="0"/>
-    <w:lsdException w:name="Medium List 2 Accent 3" w:semiHidden="0" w:uiPriority="66" w:unhideWhenUsed="0"/>
-    <w:lsdException w:name="Medium Grid 1 Accent 3" w:semiHidden="0" w:uiPriority="67" w:unhideWhenUsed="0"/>
-    <w:lsdException w:name="Medium Grid 2 Accent 3" w:semiHidden="0" w:uiPriority="68" w:unhideWhenUsed="0"/>
-    <w:lsdException w:name="Medium Grid 3 Accent 3" w:semiHidden="0" w:uiPriority="69" w:unhideWhenUsed="0"/>
-    <w:lsdException w:name="Dark List Accent 3" w:semiHidden="0" w:uiPriority="70" w:unhideWhenUsed="0"/>
-    <w:lsdException w:name="Colorful Shading Accent 3" w:semiHidden="0" w:uiPriority="71" w:unhideWhenUsed="0"/>
-    <w:lsdException w:name="Colorful List Accent 3" w:semiHidden="0" w:uiPriority="72" w:unhideWhenUsed="0"/>
-    <w:lsdException w:name="Colorful Grid Accent 3" w:semiHidden="0" w:uiPriority="73" w:unhideWhenUsed="0"/>
-    <w:lsdException w:name="Light Shading Accent 4" w:semiHidden="0" w:uiPriority="60" w:unhideWhenUsed="0"/>
-    <w:lsdException w:name="Light List Accent 4" w:semiHidden="0" w:uiPriority="61" w:unhideWhenUsed="0"/>
-    <w:lsdException w:name="Light Grid Accent 4" w:semiHidden="0" w:uiPriority="62" w:unhideWhenUsed="0"/>
-    <w:lsdException w:name="Medium Shading 1 Accent 4" w:semiHidden="0" w:uiPriority="63" w:unhideWhenUsed="0"/>
-    <w:lsdException w:name="Medium Shading 2 Accent 4" w:semiHidden="0" w:uiPriority="64" w:unhideWhenUsed="0"/>
-    <w:lsdException w:name="Medium List 1 Accent 4" w:semiHidden="0" w:uiPriority="65" w:unhideWhenUsed="0"/>
-    <w:lsdException w:name="Medium List 2 Accent 4" w:semiHidden="0" w:uiPriority="66" w:unhideWhenUsed="0"/>
-    <w:lsdException w:name="Medium Grid 1 Accent 4" w:semiHidden="0" w:uiPriority="67" w:unhideWhenUsed="0"/>
-    <w:lsdException w:name="Medium Grid 2 Accent 4" w:semiHidden="0" w:uiPriority="68" w:unhideWhenUsed="0"/>
-    <w:lsdException w:name="Medium Grid 3 Accent 4" w:semiHidden="0" w:uiPriority="69" w:unhideWhenUsed="0"/>
-    <w:lsdException w:name="Dark List Accent 4" w:semiHidden="0" w:uiPriority="70" w:unhideWhenUsed="0"/>
-    <w:lsdException w:name="Colorful Shading Accent 4" w:semiHidden="0" w:uiPriority="71" w:unhideWhenUsed="0"/>
-    <w:lsdException w:name="Colorful List Accent 4" w:semiHidden="0" w:uiPriority="72" w:unhideWhenUsed="0"/>
-    <w:lsdException w:name="Colorful Grid Accent 4" w:semiHidden="0" w:uiPriority="73" w:unhideWhenUsed="0"/>
-    <w:lsdException w:name="Light Shading Accent 5" w:semiHidden="0" w:uiPriority="60" w:unhideWhenUsed="0"/>
-    <w:lsdException w:name="Light List Accent 5" w:semiHidden="0" w:uiPriority="61" w:unhideWhenUsed="0"/>
-    <w:lsdException w:name="Light Grid Accent 5" w:semiHidden="0" w:uiPriority="62" w:unhideWhenUsed="0"/>
-    <w:lsdException w:name="Medium Shading 1 Accent 5" w:semiHidden="0" w:uiPriority="63" w:unhideWhenUsed="0"/>
-    <w:lsdException w:name="Medium Shading 2 Accent 5" w:semiHidden="0" w:uiPriority="64" w:unhideWhenUsed="0"/>
-    <w:lsdException w:name="Medium List 1 Accent 5" w:semiHidden="0" w:uiPriority="65" w:unhideWhenUsed="0"/>
-    <w:lsdException w:name="Medium List 2 Accent 5" w:semiHidden="0" w:uiPriority="66" w:unhideWhenUsed="0"/>
-    <w:lsdException w:name="Medium Grid 1 Accent 5" w:semiHidden="0" w:uiPriority="67" w:unhideWhenUsed="0"/>
-    <w:lsdException w:name="Medium Grid 2 Accent 5" w:semiHidden="0" w:uiPriority="68" w:unhideWhenUsed="0"/>
-    <w:lsdException w:name="Medium Grid 3 Accent 5" w:semiHidden="0" w:uiPriority="69" w:unhideWhenUsed="0"/>
-    <w:lsdException w:name="Dark List Accent 5" w:semiHidden="0" w:uiPriority="70" w:unhideWhenUsed="0"/>
-    <w:lsdException w:name="Colorful Shading Accent 5" w:semiHidden="0" w:uiPriority="71" w:unhideWhenUsed="0"/>
-    <w:lsdException w:name="Colorful List Accent 5" w:semiHidden="0" w:uiPriority="72" w:unhideWhenUsed="0"/>
-    <w:lsdException w:name="Colorful Grid Accent 5" w:semiHidden="0" w:uiPriority="73" w:unhideWhenUsed="0"/>
-    <w:lsdException w:name="Light Shading Accent 6" w:semiHidden="0" w:uiPriority="60" w:unhideWhenUsed="0"/>
-    <w:lsdException w:name="Light List Accent 6" w:semiHidden="0" w:uiPriority="61" w:unhideWhenUsed="0"/>
-    <w:lsdException w:name="Light Grid Accent 6" w:semiHidden="0" w:uiPriority="62" w:unhideWhenUsed="0"/>
-    <w:lsdException w:name="Medium Shading 1 Accent 6" w:semiHidden="0" w:uiPriority="63" w:unhideWhenUsed="0"/>
-    <w:lsdException w:name="Medium Shading 2 Accent 6" w:semiHidden="0" w:uiPriority="64" w:unhideWhenUsed="0"/>
-    <w:lsdException w:name="Medium List 1 Accent 6" w:semiHidden="0" w:uiPriority="65" w:unhideWhenUsed="0"/>
-    <w:lsdException w:name="Medium List 2 Accent 6" w:semiHidden="0" w:uiPriority="66" w:unhideWhenUsed="0"/>
-    <w:lsdException w:name="Medium Grid 1 Accent 6" w:semiHidden="0" w:uiPriority="67" w:unhideWhenUsed="0"/>
-    <w:lsdException w:name="Medium Grid 2 Accent 6" w:semiHidden="0" w:uiPriority="68" w:unhideWhenUsed="0"/>
-    <w:lsdException w:name="Medium Grid 3 Accent 6" w:semiHidden="0" w:uiPriority="69" w:unhideWhenUsed="0"/>
-    <w:lsdException w:name="Dark List Accent 6" w:semiHidden="0" w:uiPriority="70" w:unhideWhenUsed="0"/>
-    <w:lsdException w:name="Colorful Shading Accent 6" w:semiHidden="0" w:uiPriority="71" w:unhideWhenUsed="0"/>
-    <w:lsdException w:name="Colorful List Accent 6" w:semiHidden="0" w:uiPriority="72" w:unhideWhenUsed="0"/>
-    <w:lsdException w:name="Colorful Grid Accent 6" w:semiHidden="0" w:uiPriority="73" w:unhideWhenUsed="0"/>
-    <w:lsdException w:name="Subtle Emphasis" w:semiHidden="0" w:uiPriority="19" w:unhideWhenUsed="0" w:qFormat="1"/>
-    <w:lsdException w:name="Intense Emphasis" w:semiHidden="0" w:uiPriority="21" w:unhideWhenUsed="0" w:qFormat="1"/>
-    <w:lsdException w:name="Subtle Reference" w:semiHidden="0" w:uiPriority="31" w:unhideWhenUsed="0" w:qFormat="1"/>
-    <w:lsdException w:name="Intense Reference" w:semiHidden="0" w:uiPriority="32" w:unhideWhenUsed="0" w:qFormat="1"/>
-    <w:lsdException w:name="Book Title" w:semiHidden="0" w:uiPriority="33" w:unhideWhenUsed="0" w:qFormat="1"/>
-    <w:lsdException w:name="Bibliography" w:uiPriority="37"/>
-    <w:lsdException w:name="TOC Heading" w:uiPriority="39" w:qFormat="1"/>
+  <w:latentStyles w:defLockedState="0" w:defUIPriority="99" w:defSemiHidden="0" w:defUnhideWhenUsed="0" w:defQFormat="0" w:count="376">
+    <w:lsdException w:name="Normal" w:uiPriority="0" w:qFormat="1"/>
+    <w:lsdException w:name="heading 1" w:uiPriority="9" w:qFormat="1"/>
+    <w:lsdException w:name="heading 2" w:semiHidden="1" w:uiPriority="9" w:unhideWhenUsed="1" w:qFormat="1"/>
+    <w:lsdException w:name="heading 3" w:semiHidden="1" w:uiPriority="9" w:unhideWhenUsed="1" w:qFormat="1"/>
+    <w:lsdException w:name="heading 4" w:semiHidden="1" w:uiPriority="9" w:unhideWhenUsed="1" w:qFormat="1"/>
+    <w:lsdException w:name="heading 5" w:semiHidden="1" w:uiPriority="9" w:unhideWhenUsed="1" w:qFormat="1"/>
+    <w:lsdException w:name="heading 6" w:semiHidden="1" w:uiPriority="9" w:unhideWhenUsed="1" w:qFormat="1"/>
+    <w:lsdException w:name="heading 7" w:semiHidden="1" w:uiPriority="9" w:unhideWhenUsed="1" w:qFormat="1"/>
+    <w:lsdException w:name="heading 8" w:semiHidden="1" w:uiPriority="9" w:unhideWhenUsed="1" w:qFormat="1"/>
+    <w:lsdException w:name="heading 9" w:semiHidden="1" w:uiPriority="9" w:unhideWhenUsed="1" w:qFormat="1"/>
+    <w:lsdException w:name="index 1" w:semiHidden="1" w:unhideWhenUsed="1"/>
+    <w:lsdException w:name="index 2" w:semiHidden="1" w:unhideWhenUsed="1"/>
+    <w:lsdException w:name="index 3" w:semiHidden="1" w:unhideWhenUsed="1"/>
+    <w:lsdException w:name="index 4" w:semiHidden="1" w:unhideWhenUsed="1"/>
+    <w:lsdException w:name="index 5" w:semiHidden="1" w:unhideWhenUsed="1"/>
+    <w:lsdException w:name="index 6" w:semiHidden="1" w:unhideWhenUsed="1"/>
+    <w:lsdException w:name="index 7" w:semiHidden="1" w:unhideWhenUsed="1"/>
+    <w:lsdException w:name="index 8" w:semiHidden="1" w:unhideWhenUsed="1"/>
+    <w:lsdException w:name="index 9" w:semiHidden="1" w:unhideWhenUsed="1"/>
+    <w:lsdException w:name="toc 1" w:semiHidden="1" w:uiPriority="39" w:unhideWhenUsed="1"/>
+    <w:lsdException w:name="toc 2" w:semiHidden="1" w:uiPriority="39" w:unhideWhenUsed="1"/>
+    <w:lsdException w:name="toc 3" w:semiHidden="1" w:uiPriority="39" w:unhideWhenUsed="1"/>
+    <w:lsdException w:name="toc 4" w:semiHidden="1" w:uiPriority="39" w:unhideWhenUsed="1"/>
+    <w:lsdException w:name="toc 5" w:semiHidden="1" w:uiPriority="39" w:unhideWhenUsed="1"/>
+    <w:lsdException w:name="toc 6" w:semiHidden="1" w:uiPriority="39" w:unhideWhenUsed="1"/>
+    <w:lsdException w:name="toc 7" w:semiHidden="1" w:uiPriority="39" w:unhideWhenUsed="1"/>
+    <w:lsdException w:name="toc 8" w:semiHidden="1" w:uiPriority="39" w:unhideWhenUsed="1"/>
+    <w:lsdException w:name="toc 9" w:semiHidden="1" w:uiPriority="39" w:unhideWhenUsed="1"/>
+    <w:lsdException w:name="Normal Indent" w:semiHidden="1" w:unhideWhenUsed="1"/>
+    <w:lsdException w:name="footnote text" w:semiHidden="1" w:unhideWhenUsed="1"/>
+    <w:lsdException w:name="annotation text" w:semiHidden="1" w:unhideWhenUsed="1"/>
+    <w:lsdException w:name="header" w:semiHidden="1" w:unhideWhenUsed="1"/>
+    <w:lsdException w:name="footer" w:semiHidden="1" w:unhideWhenUsed="1"/>
+    <w:lsdException w:name="index heading" w:semiHidden="1" w:unhideWhenUsed="1"/>
+    <w:lsdException w:name="caption" w:semiHidden="1" w:uiPriority="35" w:unhideWhenUsed="1" w:qFormat="1"/>
+    <w:lsdException w:name="table of figures" w:semiHidden="1" w:unhideWhenUsed="1"/>
+    <w:lsdException w:name="envelope address" w:semiHidden="1" w:unhideWhenUsed="1"/>
+    <w:lsdException w:name="envelope return" w:semiHidden="1" w:unhideWhenUsed="1"/>
+    <w:lsdException w:name="footnote reference" w:semiHidden="1" w:unhideWhenUsed="1"/>
+    <w:lsdException w:name="annotation reference" w:semiHidden="1" w:unhideWhenUsed="1"/>
+    <w:lsdException w:name="line number" w:semiHidden="1" w:unhideWhenUsed="1"/>
+    <w:lsdException w:name="page number" w:semiHidden="1" w:unhideWhenUsed="1"/>
+    <w:lsdException w:name="endnote reference" w:semiHidden="1" w:unhideWhenUsed="1"/>
+    <w:lsdException w:name="endnote text" w:semiHidden="1" w:unhideWhenUsed="1"/>
+    <w:lsdException w:name="table of authorities" w:semiHidden="1" w:unhideWhenUsed="1"/>
+    <w:lsdException w:name="macro" w:semiHidden="1" w:unhideWhenUsed="1"/>
+    <w:lsdException w:name="toa heading" w:semiHidden="1" w:unhideWhenUsed="1"/>
+    <w:lsdException w:name="List" w:semiHidden="1" w:unhideWhenUsed="1"/>
+    <w:lsdException w:name="List Bullet" w:semiHidden="1" w:unhideWhenUsed="1"/>
+    <w:lsdException w:name="List Number" w:semiHidden="1" w:unhideWhenUsed="1"/>
+    <w:lsdException w:name="List 2" w:semiHidden="1" w:unhideWhenUsed="1"/>
+    <w:lsdException w:name="List 3" w:semiHidden="1" w:unhideWhenUsed="1"/>
+    <w:lsdException w:name="List 4" w:semiHidden="1" w:unhideWhenUsed="1"/>
+    <w:lsdException w:name="List 5" w:semiHidden="1" w:unhideWhenUsed="1"/>
+    <w:lsdException w:name="List Bullet 2" w:semiHidden="1" w:unhideWhenUsed="1"/>
+    <w:lsdException w:name="List Bullet 3" w:semiHidden="1" w:unhideWhenUsed="1"/>
+    <w:lsdException w:name="List Bullet 4" w:semiHidden="1" w:unhideWhenUsed="1"/>
+    <w:lsdException w:name="List Bullet 5" w:semiHidden="1" w:unhideWhenUsed="1"/>
+    <w:lsdException w:name="List Number 2" w:semiHidden="1" w:unhideWhenUsed="1"/>
+    <w:lsdException w:name="List Number 3" w:semiHidden="1" w:unhideWhenUsed="1"/>
+    <w:lsdException w:name="List Number 4" w:semiHidden="1" w:unhideWhenUsed="1"/>
+    <w:lsdException w:name="List Number 5" w:semiHidden="1" w:unhideWhenUsed="1"/>
+    <w:lsdException w:name="Title" w:uiPriority="10" w:qFormat="1"/>
+    <w:lsdException w:name="Closing" w:semiHidden="1" w:unhideWhenUsed="1"/>
+    <w:lsdException w:name="Signature" w:semiHidden="1" w:unhideWhenUsed="1"/>
+    <w:lsdException w:name="Default Paragraph Font" w:semiHidden="1" w:uiPriority="1" w:unhideWhenUsed="1"/>
+    <w:lsdException w:name="Body Text" w:semiHidden="1" w:unhideWhenUsed="1"/>
+    <w:lsdException w:name="Body Text Indent" w:semiHidden="1" w:unhideWhenUsed="1"/>
+    <w:lsdException w:name="List Continue" w:semiHidden="1" w:unhideWhenUsed="1"/>
+    <w:lsdException w:name="List Continue 2" w:semiHidden="1" w:unhideWhenUsed="1"/>
+    <w:lsdException w:name="List Continue 3" w:semiHidden="1" w:unhideWhenUsed="1"/>
+    <w:lsdException w:name="List Continue 4" w:semiHidden="1" w:unhideWhenUsed="1"/>
+    <w:lsdException w:name="List Continue 5" w:semiHidden="1" w:unhideWhenUsed="1"/>
+    <w:lsdException w:name="Message Header" w:semiHidden="1" w:unhideWhenUsed="1"/>
+    <w:lsdException w:name="Subtitle" w:uiPriority="11" w:qFormat="1"/>
+    <w:lsdException w:name="Salutation" w:semiHidden="1" w:unhideWhenUsed="1"/>
+    <w:lsdException w:name="Date" w:semiHidden="1" w:unhideWhenUsed="1"/>
+    <w:lsdException w:name="Body Text First Indent" w:semiHidden="1" w:unhideWhenUsed="1"/>
+    <w:lsdException w:name="Body Text First Indent 2" w:semiHidden="1" w:unhideWhenUsed="1"/>
+    <w:lsdException w:name="Note Heading" w:semiHidden="1" w:unhideWhenUsed="1"/>
+    <w:lsdException w:name="Body Text 2" w:semiHidden="1" w:unhideWhenUsed="1"/>
+    <w:lsdException w:name="Body Text 3" w:semiHidden="1" w:unhideWhenUsed="1"/>
+    <w:lsdException w:name="Body Text Indent 2" w:semiHidden="1" w:unhideWhenUsed="1"/>
+    <w:lsdException w:name="Body Text Indent 3" w:semiHidden="1" w:unhideWhenUsed="1"/>
+    <w:lsdException w:name="Block Text" w:semiHidden="1" w:unhideWhenUsed="1"/>
+    <w:lsdException w:name="Hyperlink" w:semiHidden="1" w:unhideWhenUsed="1"/>
+    <w:lsdException w:name="FollowedHyperlink" w:semiHidden="1" w:unhideWhenUsed="1"/>
+    <w:lsdException w:name="Strong" w:uiPriority="22" w:qFormat="1"/>
+    <w:lsdException w:name="Emphasis" w:uiPriority="20" w:qFormat="1"/>
+    <w:lsdException w:name="Document Map" w:semiHidden="1" w:unhideWhenUsed="1"/>
+    <w:lsdException w:name="Plain Text" w:semiHidden="1" w:unhideWhenUsed="1"/>
+    <w:lsdException w:name="E-mail Signature" w:semiHidden="1" w:unhideWhenUsed="1"/>
+    <w:lsdException w:name="HTML Top of Form" w:semiHidden="1" w:unhideWhenUsed="1"/>
+    <w:lsdException w:name="HTML Bottom of Form" w:semiHidden="1" w:unhideWhenUsed="1"/>
+    <w:lsdException w:name="Normal (Web)" w:semiHidden="1" w:unhideWhenUsed="1"/>
+    <w:lsdException w:name="HTML Acronym" w:semiHidden="1" w:unhideWhenUsed="1"/>
+    <w:lsdException w:name="HTML Address" w:semiHidden="1" w:unhideWhenUsed="1"/>
+    <w:lsdException w:name="HTML Cite" w:semiHidden="1" w:unhideWhenUsed="1"/>
+    <w:lsdException w:name="HTML Code" w:semiHidden="1" w:unhideWhenUsed="1"/>
+    <w:lsdException w:name="HTML Definition" w:semiHidden="1" w:unhideWhenUsed="1"/>
+    <w:lsdException w:name="HTML Keyboard" w:semiHidden="1" w:unhideWhenUsed="1"/>
+    <w:lsdException w:name="HTML Preformatted" w:semiHidden="1" w:unhideWhenUsed="1"/>
+    <w:lsdException w:name="HTML Sample" w:semiHidden="1" w:unhideWhenUsed="1"/>
+    <w:lsdException w:name="HTML Typewriter" w:semiHidden="1" w:unhideWhenUsed="1"/>
+    <w:lsdException w:name="HTML Variable" w:semiHidden="1" w:unhideWhenUsed="1"/>
+    <w:lsdException w:name="Normal Table" w:semiHidden="1" w:unhideWhenUsed="1"/>
+    <w:lsdException w:name="annotation subject" w:semiHidden="1" w:unhideWhenUsed="1"/>
+    <w:lsdException w:name="No List" w:semiHidden="1" w:unhideWhenUsed="1"/>
+    <w:lsdException w:name="Outline List 1" w:semiHidden="1" w:unhideWhenUsed="1"/>
+    <w:lsdException w:name="Outline List 2" w:semiHidden="1" w:unhideWhenUsed="1"/>
+    <w:lsdException w:name="Outline List 3" w:semiHidden="1" w:unhideWhenUsed="1"/>
+    <w:lsdException w:name="Table Simple 1" w:semiHidden="1" w:unhideWhenUsed="1"/>
+    <w:lsdException w:name="Table Simple 2" w:semiHidden="1" w:unhideWhenUsed="1"/>
+    <w:lsdException w:name="Table Simple 3" w:semiHidden="1" w:unhideWhenUsed="1"/>
+    <w:lsdException w:name="Table Classic 1" w:semiHidden="1" w:unhideWhenUsed="1"/>
+    <w:lsdException w:name="Table Classic 2" w:semiHidden="1" w:unhideWhenUsed="1"/>
+    <w:lsdException w:name="Table Classic 3" w:semiHidden="1" w:unhideWhenUsed="1"/>
+    <w:lsdException w:name="Table Classic 4" w:semiHidden="1" w:unhideWhenUsed="1"/>
+    <w:lsdException w:name="Table Colorful 1" w:semiHidden="1" w:unhideWhenUsed="1"/>
+    <w:lsdException w:name="Table Colorful 2" w:semiHidden="1" w:unhideWhenUsed="1"/>
+    <w:lsdException w:name="Table Colorful 3" w:semiHidden="1" w:unhideWhenUsed="1"/>
+    <w:lsdException w:name="Table Columns 1" w:semiHidden="1" w:unhideWhenUsed="1"/>
+    <w:lsdException w:name="Table Columns 2" w:semiHidden="1" w:unhideWhenUsed="1"/>
+    <w:lsdException w:name="Table Columns 3" w:semiHidden="1" w:unhideWhenUsed="1"/>
+    <w:lsdException w:name="Table Columns 4" w:semiHidden="1" w:unhideWhenUsed="1"/>
+    <w:lsdException w:name="Table Columns 5" w:semiHidden="1" w:unhideWhenUsed="1"/>
+    <w:lsdException w:name="Table Grid 1" w:semiHidden="1" w:unhideWhenUsed="1"/>
+    <w:lsdException w:name="Table Grid 2" w:semiHidden="1" w:unhideWhenUsed="1"/>
+    <w:lsdException w:name="Table Grid 3" w:semiHidden="1" w:unhideWhenUsed="1"/>
+    <w:lsdException w:name="Table Grid 4" w:semiHidden="1" w:unhideWhenUsed="1"/>
+    <w:lsdException w:name="Table Grid 5" w:semiHidden="1" w:unhideWhenUsed="1"/>
+    <w:lsdException w:name="Table Grid 6" w:semiHidden="1" w:unhideWhenUsed="1"/>
+    <w:lsdException w:name="Table Grid 7" w:semiHidden="1" w:unhideWhenUsed="1"/>
+    <w:lsdException w:name="Table Grid 8" w:semiHidden="1" w:unhideWhenUsed="1"/>
+    <w:lsdException w:name="Table List 1" w:semiHidden="1" w:unhideWhenUsed="1"/>
+    <w:lsdException w:name="Table List 2" w:semiHidden="1" w:unhideWhenUsed="1"/>
+    <w:lsdException w:name="Table List 3" w:semiHidden="1" w:unhideWhenUsed="1"/>
+    <w:lsdException w:name="Table List 4" w:semiHidden="1" w:unhideWhenUsed="1"/>
+    <w:lsdException w:name="Table List 5" w:semiHidden="1" w:unhideWhenUsed="1"/>
+    <w:lsdException w:name="Table List 6" w:semiHidden="1" w:unhideWhenUsed="1"/>
+    <w:lsdException w:name="Table List 7" w:semiHidden="1" w:unhideWhenUsed="1"/>
+    <w:lsdException w:name="Table List 8" w:semiHidden="1" w:unhideWhenUsed="1"/>
+    <w:lsdException w:name="Table 3D effects 1" w:semiHidden="1" w:unhideWhenUsed="1"/>
+    <w:lsdException w:name="Table 3D effects 2" w:semiHidden="1" w:unhideWhenUsed="1"/>
+    <w:lsdException w:name="Table 3D effects 3" w:semiHidden="1" w:unhideWhenUsed="1"/>
+    <w:lsdException w:name="Table Contemporary" w:semiHidden="1" w:unhideWhenUsed="1"/>
+    <w:lsdException w:name="Table Elegant" w:semiHidden="1" w:unhideWhenUsed="1"/>
+    <w:lsdException w:name="Table Professional" w:semiHidden="1" w:unhideWhenUsed="1"/>
+    <w:lsdException w:name="Table Subtle 1" w:semiHidden="1" w:unhideWhenUsed="1"/>
+    <w:lsdException w:name="Table Subtle 2" w:semiHidden="1" w:unhideWhenUsed="1"/>
+    <w:lsdException w:name="Table Web 1" w:semiHidden="1" w:unhideWhenUsed="1"/>
+    <w:lsdException w:name="Table Web 2" w:semiHidden="1" w:unhideWhenUsed="1"/>
+    <w:lsdException w:name="Table Web 3" w:semiHidden="1" w:unhideWhenUsed="1"/>
+    <w:lsdException w:name="Balloon Text" w:semiHidden="1" w:unhideWhenUsed="1"/>
+    <w:lsdException w:name="Table Grid" w:semiHidden="1" w:uiPriority="39" w:unhideWhenUsed="1"/>
+    <w:lsdException w:name="Table Theme" w:semiHidden="1" w:unhideWhenUsed="1"/>
+    <w:lsdException w:name="Placeholder Text" w:semiHidden="1"/>
+    <w:lsdException w:name="No Spacing" w:uiPriority="1" w:qFormat="1"/>
+    <w:lsdException w:name="Light Shading" w:uiPriority="60"/>
+    <w:lsdException w:name="Light List" w:uiPriority="61"/>
+    <w:lsdException w:name="Light Grid" w:uiPriority="62"/>
+    <w:lsdException w:name="Medium Shading 1" w:uiPriority="63"/>
+    <w:lsdException w:name="Medium Shading 2" w:uiPriority="64"/>
+    <w:lsdException w:name="Medium List 1" w:uiPriority="65"/>
+    <w:lsdException w:name="Medium List 2" w:uiPriority="66"/>
+    <w:lsdException w:name="Medium Grid 1" w:uiPriority="67"/>
+    <w:lsdException w:name="Medium Grid 2" w:uiPriority="68"/>
+    <w:lsdException w:name="Medium Grid 3" w:uiPriority="69"/>
+    <w:lsdException w:name="Dark List" w:uiPriority="70"/>
+    <w:lsdException w:name="Colorful Shading" w:uiPriority="71"/>
+    <w:lsdException w:name="Colorful List" w:uiPriority="72"/>
+    <w:lsdException w:name="Colorful Grid" w:uiPriority="73"/>
+    <w:lsdException w:name="Light Shading Accent 1" w:uiPriority="60"/>
+    <w:lsdException w:name="Light List Accent 1" w:uiPriority="61"/>
+    <w:lsdException w:name="Light Grid Accent 1" w:uiPriority="62"/>
+    <w:lsdException w:name="Medium Shading 1 Accent 1" w:uiPriority="63"/>
+    <w:lsdException w:name="Medium Shading 2 Accent 1" w:uiPriority="64"/>
+    <w:lsdException w:name="Medium List 1 Accent 1" w:uiPriority="65"/>
+    <w:lsdException w:name="Revision" w:semiHidden="1"/>
+    <w:lsdException w:name="List Paragraph" w:uiPriority="34" w:qFormat="1"/>
+    <w:lsdException w:name="Quote" w:uiPriority="29" w:qFormat="1"/>
+    <w:lsdException w:name="Intense Quote" w:uiPriority="30" w:qFormat="1"/>
+    <w:lsdException w:name="Medium List 2 Accent 1" w:uiPriority="66"/>
+    <w:lsdException w:name="Medium Grid 1 Accent 1" w:uiPriority="67"/>
+    <w:lsdException w:name="Medium Grid 2 Accent 1" w:uiPriority="68"/>
+    <w:lsdException w:name="Medium Grid 3 Accent 1" w:uiPriority="69"/>
+    <w:lsdException w:name="Dark List Accent 1" w:uiPriority="70"/>
+    <w:lsdException w:name="Colorful Shading Accent 1" w:uiPriority="71"/>
+    <w:lsdException w:name="Colorful List Accent 1" w:uiPriority="72"/>
+    <w:lsdException w:name="Colorful Grid Accent 1" w:uiPriority="73"/>
+    <w:lsdException w:name="Light Shading Accent 2" w:uiPriority="60"/>
+    <w:lsdException w:name="Light List Accent 2" w:uiPriority="61"/>
+    <w:lsdException w:name="Light Grid Accent 2" w:uiPriority="62"/>
+    <w:lsdException w:name="Medium Shading 1 Accent 2" w:uiPriority="63"/>
+    <w:lsdException w:name="Medium Shading 2 Accent 2" w:uiPriority="64"/>
+    <w:lsdException w:name="Medium List 1 Accent 2" w:uiPriority="65"/>
+    <w:lsdException w:name="Medium List 2 Accent 2" w:uiPriority="66"/>
+    <w:lsdException w:name="Medium Grid 1 Accent 2" w:uiPriority="67"/>
+    <w:lsdException w:name="Medium Grid 2 Accent 2" w:uiPriority="68"/>
+    <w:lsdException w:name="Medium Grid 3 Accent 2" w:uiPriority="69"/>
+    <w:lsdException w:name="Dark List Accent 2" w:uiPriority="70"/>
+    <w:lsdException w:name="Colorful Shading Accent 2" w:uiPriority="71"/>
+    <w:lsdException w:name="Colorful List Accent 2" w:uiPriority="72"/>
+    <w:lsdException w:name="Colorful Grid Accent 2" w:uiPriority="73"/>
+    <w:lsdException w:name="Light Shading Accent 3" w:uiPriority="60"/>
+    <w:lsdException w:name="Light List Accent 3" w:uiPriority="61"/>
+    <w:lsdException w:name="Light Grid Accent 3" w:uiPriority="62"/>
+    <w:lsdException w:name="Medium Shading 1 Accent 3" w:uiPriority="63"/>
+    <w:lsdException w:name="Medium Shading 2 Accent 3" w:uiPriority="64"/>
+    <w:lsdException w:name="Medium List 1 Accent 3" w:uiPriority="65"/>
+    <w:lsdException w:name="Medium List 2 Accent 3" w:uiPriority="66"/>
+    <w:lsdException w:name="Medium Grid 1 Accent 3" w:uiPriority="67"/>
+    <w:lsdException w:name="Medium Grid 2 Accent 3" w:uiPriority="68"/>
+    <w:lsdException w:name="Medium Grid 3 Accent 3" w:uiPriority="69"/>
+    <w:lsdException w:name="Dark List Accent 3" w:uiPriority="70"/>
+    <w:lsdException w:name="Colorful Shading Accent 3" w:uiPriority="71"/>
+    <w:lsdException w:name="Colorful List Accent 3" w:uiPriority="72"/>
+    <w:lsdException w:name="Colorful Grid Accent 3" w:uiPriority="73"/>
+    <w:lsdException w:name="Light Shading Accent 4" w:uiPriority="60"/>
+    <w:lsdException w:name="Light List Accent 4" w:uiPriority="61"/>
+    <w:lsdException w:name="Light Grid Accent 4" w:uiPriority="62"/>
+    <w:lsdException w:name="Medium Shading 1 Accent 4" w:uiPriority="63"/>
+    <w:lsdException w:name="Medium Shading 2 Accent 4" w:uiPriority="64"/>
+    <w:lsdException w:name="Medium List 1 Accent 4" w:uiPriority="65"/>
+    <w:lsdException w:name="Medium List 2 Accent 4" w:uiPriority="66"/>
+    <w:lsdException w:name="Medium Grid 1 Accent 4" w:uiPriority="67"/>
+    <w:lsdException w:name="Medium Grid 2 Accent 4" w:uiPriority="68"/>
+    <w:lsdException w:name="Medium Grid 3 Accent 4" w:uiPriority="69"/>
+    <w:lsdException w:name="Dark List Accent 4" w:uiPriority="70"/>
+    <w:lsdException w:name="Colorful Shading Accent 4" w:uiPriority="71"/>
+    <w:lsdException w:name="Colorful List Accent 4" w:uiPriority="72"/>
+    <w:lsdException w:name="Colorful Grid Accent 4" w:uiPriority="73"/>
+    <w:lsdException w:name="Light Shading Accent 5" w:uiPriority="60"/>
+    <w:lsdException w:name="Light List Accent 5" w:uiPriority="61"/>
+    <w:lsdException w:name="Light Grid Accent 5" w:uiPriority="62"/>
+    <w:lsdException w:name="Medium Shading 1 Accent 5" w:uiPriority="63"/>
+    <w:lsdException w:name="Medium Shading 2 Accent 5" w:uiPriority="64"/>
+    <w:lsdException w:name="Medium List 1 Accent 5" w:uiPriority="65"/>
+    <w:lsdException w:name="Medium List 2 Accent 5" w:uiPriority="66"/>
+    <w:lsdException w:name="Medium Grid 1 Accent 5" w:uiPriority="67"/>
+    <w:lsdException w:name="Medium Grid 2 Accent 5" w:uiPriority="68"/>
+    <w:lsdException w:name="Medium Grid 3 Accent 5" w:uiPriority="69"/>
+    <w:lsdException w:name="Dark List Accent 5" w:uiPriority="70"/>
+    <w:lsdException w:name="Colorful Shading Accent 5" w:uiPriority="71"/>
+    <w:lsdException w:name="Colorful List Accent 5" w:uiPriority="72"/>
+    <w:lsdException w:name="Colorful Grid Accent 5" w:uiPriority="73"/>
+    <w:lsdException w:name="Light Shading Accent 6" w:uiPriority="60"/>
+    <w:lsdException w:name="Light List Accent 6" w:uiPriority="61"/>
+    <w:lsdException w:name="Light Grid Accent 6" w:uiPriority="62"/>
+    <w:lsdException w:name="Medium Shading 1 Accent 6" w:uiPriority="63"/>
+    <w:lsdException w:name="Medium Shading 2 Accent 6" w:uiPriority="64"/>
+    <w:lsdException w:name="Medium List 1 Accent 6" w:uiPriority="65"/>
+    <w:lsdException w:name="Medium List 2 Accent 6" w:uiPriority="66"/>
+    <w:lsdException w:name="Medium Grid 1 Accent 6" w:uiPriority="67"/>
+    <w:lsdException w:name="Medium Grid 2 Accent 6" w:uiPriority="68"/>
+    <w:lsdException w:name="Medium Grid 3 Accent 6" w:uiPriority="69"/>
+    <w:lsdException w:name="Dark List Accent 6" w:uiPriority="70"/>
+    <w:lsdException w:name="Colorful Shading Accent 6" w:uiPriority="71"/>
+    <w:lsdException w:name="Colorful List Accent 6" w:uiPriority="72"/>
+    <w:lsdException w:name="Colorful Grid Accent 6" w:uiPriority="73"/>
+    <w:lsdException w:name="Subtle Emphasis" w:uiPriority="19" w:qFormat="1"/>
+    <w:lsdException w:name="Intense Emphasis" w:uiPriority="21" w:qFormat="1"/>
+    <w:lsdException w:name="Subtle Reference" w:uiPriority="31" w:qFormat="1"/>
+    <w:lsdException w:name="Intense Reference" w:uiPriority="32" w:qFormat="1"/>
+    <w:lsdException w:name="Book Title" w:uiPriority="33" w:qFormat="1"/>
+    <w:lsdException w:name="Bibliography" w:semiHidden="1" w:uiPriority="37" w:unhideWhenUsed="1"/>
+    <w:lsdException w:name="TOC Heading" w:semiHidden="1" w:uiPriority="39" w:unhideWhenUsed="1" w:qFormat="1"/>
+    <w:lsdException w:name="Plain Table 1" w:uiPriority="41"/>
+    <w:lsdException w:name="Plain Table 2" w:uiPriority="42"/>
+    <w:lsdException w:name="Plain Table 3" w:uiPriority="43"/>
+    <w:lsdException w:name="Plain Table 4" w:uiPriority="44"/>
+    <w:lsdException w:name="Plain Table 5" w:uiPriority="45"/>
+    <w:lsdException w:name="Grid Table Light" w:uiPriority="40"/>
+    <w:lsdException w:name="Grid Table 1 Light" w:uiPriority="46"/>
+    <w:lsdException w:name="Grid Table 2" w:uiPriority="47"/>
+    <w:lsdException w:name="Grid Table 3" w:uiPriority="48"/>
+    <w:lsdException w:name="Grid Table 4" w:uiPriority="49"/>
+    <w:lsdException w:name="Grid Table 5 Dark" w:uiPriority="50"/>
+    <w:lsdException w:name="Grid Table 6 Colorful" w:uiPriority="51"/>
+    <w:lsdException w:name="Grid Table 7 Colorful" w:uiPriority="52"/>
+    <w:lsdException w:name="Grid Table 1 Light Accent 1" w:uiPriority="46"/>
+    <w:lsdException w:name="Grid Table 2 Accent 1" w:uiPriority="47"/>
+    <w:lsdException w:name="Grid Table 3 Accent 1" w:uiPriority="48"/>
+    <w:lsdException w:name="Grid Table 4 Accent 1" w:uiPriority="49"/>
+    <w:lsdException w:name="Grid Table 5 Dark Accent 1" w:uiPriority="50"/>
+    <w:lsdException w:name="Grid Table 6 Colorful Accent 1" w:uiPriority="51"/>
+    <w:lsdException w:name="Grid Table 7 Colorful Accent 1" w:uiPriority="52"/>
+    <w:lsdException w:name="Grid Table 1 Light Accent 2" w:uiPriority="46"/>
+    <w:lsdException w:name="Grid Table 2 Accent 2" w:uiPriority="47"/>
+    <w:lsdException w:name="Grid Table 3 Accent 2" w:uiPriority="48"/>
+    <w:lsdException w:name="Grid Table 4 Accent 2" w:uiPriority="49"/>
+    <w:lsdException w:name="Grid Table 5 Dark Accent 2" w:uiPriority="50"/>
+    <w:lsdException w:name="Grid Table 6 Colorful Accent 2" w:uiPriority="51"/>
+    <w:lsdException w:name="Grid Table 7 Colorful Accent 2" w:uiPriority="52"/>
+    <w:lsdException w:name="Grid Table 1 Light Accent 3" w:uiPriority="46"/>
+    <w:lsdException w:name="Grid Table 2 Accent 3" w:uiPriority="47"/>
+    <w:lsdException w:name="Grid Table 3 Accent 3" w:uiPriority="48"/>
+    <w:lsdException w:name="Grid Table 4 Accent 3" w:uiPriority="49"/>
+    <w:lsdException w:name="Grid Table 5 Dark Accent 3" w:uiPriority="50"/>
+    <w:lsdException w:name="Grid Table 6 Colorful Accent 3" w:uiPriority="51"/>
+    <w:lsdException w:name="Grid Table 7 Colorful Accent 3" w:uiPriority="52"/>
+    <w:lsdException w:name="Grid Table 1 Light Accent 4" w:uiPriority="46"/>
+    <w:lsdException w:name="Grid Table 2 Accent 4" w:uiPriority="47"/>
+    <w:lsdException w:name="Grid Table 3 Accent 4" w:uiPriority="48"/>
+    <w:lsdException w:name="Grid Table 4 Accent 4" w:uiPriority="49"/>
+    <w:lsdException w:name="Grid Table 5 Dark Accent 4" w:uiPriority="50"/>
+    <w:lsdException w:name="Grid Table 6 Colorful Accent 4" w:uiPriority="51"/>
+    <w:lsdException w:name="Grid Table 7 Colorful Accent 4" w:uiPriority="52"/>
+    <w:lsdException w:name="Grid Table 1 Light Accent 5" w:uiPriority="46"/>
+    <w:lsdException w:name="Grid Table 2 Accent 5" w:uiPriority="47"/>
+    <w:lsdException w:name="Grid Table 3 Accent 5" w:uiPriority="48"/>
+    <w:lsdException w:name="Grid Table 4 Accent 5" w:uiPriority="49"/>
+    <w:lsdException w:name="Grid Table 5 Dark Accent 5" w:uiPriority="50"/>
+    <w:lsdException w:name="Grid Table 6 Colorful Accent 5" w:uiPriority="51"/>
+    <w:lsdException w:name="Grid Table 7 Colorful Accent 5" w:uiPriority="52"/>
+    <w:lsdException w:name="Grid Table 1 Light Accent 6" w:uiPriority="46"/>
+    <w:lsdException w:name="Grid Table 2 Accent 6" w:uiPriority="47"/>
+    <w:lsdException w:name="Grid Table 3 Accent 6" w:uiPriority="48"/>
+    <w:lsdException w:name="Grid Table 4 Accent 6" w:uiPriority="49"/>
+    <w:lsdException w:name="Grid Table 5 Dark Accent 6" w:uiPriority="50"/>
+    <w:lsdException w:name="Grid Table 6 Colorful Accent 6" w:uiPriority="51"/>
+    <w:lsdException w:name="Grid Table 7 Colorful Accent 6" w:uiPriority="52"/>
+    <w:lsdException w:name="List Table 1 Light" w:uiPriority="46"/>
+    <w:lsdException w:name="List Table 2" w:uiPriority="47"/>
+    <w:lsdException w:name="List Table 3" w:uiPriority="48"/>
+    <w:lsdException w:name="List Table 4" w:uiPriority="49"/>
+    <w:lsdException w:name="List Table 5 Dark" w:uiPriority="50"/>
+    <w:lsdException w:name="List Table 6 Colorful" w:uiPriority="51"/>
+    <w:lsdException w:name="List Table 7 Colorful" w:uiPriority="52"/>
+    <w:lsdException w:name="List Table 1 Light Accent 1" w:uiPriority="46"/>
+    <w:lsdException w:name="List Table 2 Accent 1" w:uiPriority="47"/>
+    <w:lsdException w:name="List Table 3 Accent 1" w:uiPriority="48"/>
+    <w:lsdException w:name="List Table 4 Accent 1" w:uiPriority="49"/>
+    <w:lsdException w:name="List Table 5 Dark Accent 1" w:uiPriority="50"/>
+    <w:lsdException w:name="List Table 6 Colorful Accent 1" w:uiPriority="51"/>
+    <w:lsdException w:name="List Table 7 Colorful Accent 1" w:uiPriority="52"/>
+    <w:lsdException w:name="List Table 1 Light Accent 2" w:uiPriority="46"/>
+    <w:lsdException w:name="List Table 2 Accent 2" w:uiPriority="47"/>
+    <w:lsdException w:name="List Table 3 Accent 2" w:uiPriority="48"/>
+    <w:lsdException w:name="List Table 4 Accent 2" w:uiPriority="49"/>
+    <w:lsdException w:name="List Table 5 Dark Accent 2" w:uiPriority="50"/>
+    <w:lsdException w:name="List Table 6 Colorful Accent 2" w:uiPriority="51"/>
+    <w:lsdException w:name="List Table 7 Colorful Accent 2" w:uiPriority="52"/>
+    <w:lsdException w:name="List Table 1 Light Accent 3" w:uiPriority="46"/>
+    <w:lsdException w:name="List Table 2 Accent 3" w:uiPriority="47"/>
+    <w:lsdException w:name="List Table 3 Accent 3" w:uiPriority="48"/>
+    <w:lsdException w:name="List Table 4 Accent 3" w:uiPriority="49"/>
+    <w:lsdException w:name="List Table 5 Dark Accent 3" w:uiPriority="50"/>
+    <w:lsdException w:name="List Table 6 Colorful Accent 3" w:uiPriority="51"/>
+    <w:lsdException w:name="List Table 7 Colorful Accent 3" w:uiPriority="52"/>
+    <w:lsdException w:name="List Table 1 Light Accent 4" w:uiPriority="46"/>
+    <w:lsdException w:name="List Table 2 Accent 4" w:uiPriority="47"/>
+    <w:lsdException w:name="List Table 3 Accent 4" w:uiPriority="48"/>
+    <w:lsdException w:name="List Table 4 Accent 4" w:uiPriority="49"/>
+    <w:lsdException w:name="List Table 5 Dark Accent 4" w:uiPriority="50"/>
+    <w:lsdException w:name="List Table 6 Colorful Accent 4" w:uiPriority="51"/>
+    <w:lsdException w:name="List Table 7 Colorful Accent 4" w:uiPriority="52"/>
+    <w:lsdException w:name="List Table 1 Light Accent 5" w:uiPriority="46"/>
+    <w:lsdException w:name="List Table 2 Accent 5" w:uiPriority="47"/>
+    <w:lsdException w:name="List Table 3 Accent 5" w:uiPriority="48"/>
+    <w:lsdException w:name="List Table 4 Accent 5" w:uiPriority="49"/>
+    <w:lsdException w:name="List Table 5 Dark Accent 5" w:uiPriority="50"/>
+    <w:lsdException w:name="List Table 6 Colorful Accent 5" w:uiPriority="51"/>
+    <w:lsdException w:name="List Table 7 Colorful Accent 5" w:uiPriority="52"/>
+    <w:lsdException w:name="List Table 1 Light Accent 6" w:uiPriority="46"/>
+    <w:lsdException w:name="List Table 2 Accent 6" w:uiPriority="47"/>
+    <w:lsdException w:name="List Table 3 Accent 6" w:uiPriority="48"/>
+    <w:lsdException w:name="List Table 4 Accent 6" w:uiPriority="49"/>
+    <w:lsdException w:name="List Table 5 Dark Accent 6" w:uiPriority="50"/>
+    <w:lsdException w:name="List Table 6 Colorful Accent 6" w:uiPriority="51"/>
+    <w:lsdException w:name="List Table 7 Colorful Accent 6" w:uiPriority="52"/>
+    <w:lsdException w:name="Mention" w:semiHidden="1" w:unhideWhenUsed="1"/>
+    <w:lsdException w:name="Smart Hyperlink" w:semiHidden="1" w:unhideWhenUsed="1"/>
+    <w:lsdException w:name="Hashtag" w:semiHidden="1" w:unhideWhenUsed="1"/>
+    <w:lsdException w:name="Unresolved Mention" w:semiHidden="1" w:unhideWhenUsed="1"/>
+    <w:lsdException w:name="Smart Link" w:semiHidden="1" w:unhideWhenUsed="1"/>
   </w:latentStyles>
   <w:style w:type="paragraph" w:default="1" w:styleId="Normal">
     <w:name w:val="Normal"/>
@@ -252,7 +527,6 @@
     <w:uiPriority w:val="99"/>
     <w:semiHidden/>
     <w:unhideWhenUsed/>
-    <w:qFormat/>
     <w:tblPr>
       <w:tblInd w:w="0" w:type="dxa"/>
       <w:tblCellMar>
@@ -561,7 +835,7 @@
   <a:extraClrSchemeLst/>
   <a:extLst>
     <a:ext uri="{05A4C25C-085E-4340-85A3-A5531E510DB2}">
-      <thm15:themeFamily xmlns:thm15="http://schemas.microsoft.com/office/thememl/2012/main" xmlns="" name="Office Theme" id="{62F939B6-93AF-4DB8-9C6B-D6C7DFDC589F}" vid="{4A3C46E8-61CC-4603-A589-7422A47A8E4A}"/>
+      <thm15:themeFamily xmlns:thm15="http://schemas.microsoft.com/office/thememl/2012/main" name="Office Theme" id="{62F939B6-93AF-4DB8-9C6B-D6C7DFDC589F}" vid="{4A3C46E8-61CC-4603-A589-7422A47A8E4A}"/>
     </a:ext>
   </a:extLst>
 </a:theme>

--- a/Dependencies.docx
+++ b/Dependencies.docx
@@ -1,6 +1,6 @@
 
 <file path=word/document.xml><?xml version="1.0" encoding="utf-8"?>
-<w:document xmlns:wpc="http://schemas.microsoft.com/office/word/2010/wordprocessingCanvas" xmlns:cx="http://schemas.microsoft.com/office/drawing/2014/chartex" xmlns:cx1="http://schemas.microsoft.com/office/drawing/2015/9/8/chartex" xmlns:cx2="http://schemas.microsoft.com/office/drawing/2015/10/21/chartex" xmlns:cx3="http://schemas.microsoft.com/office/drawing/2016/5/9/chartex" xmlns:cx4="http://schemas.microsoft.com/office/drawing/2016/5/10/chartex" xmlns:cx5="http://schemas.microsoft.com/office/drawing/2016/5/11/chartex" xmlns:cx6="http://schemas.microsoft.com/office/drawing/2016/5/12/chartex" xmlns:cx7="http://schemas.microsoft.com/office/drawing/2016/5/13/chartex" xmlns:cx8="http://schemas.microsoft.com/office/drawing/2016/5/14/chartex" xmlns:mc="http://schemas.openxmlformats.org/markup-compatibility/2006" xmlns:aink="http://schemas.microsoft.com/office/drawing/2016/ink" xmlns:am3d="http://schemas.microsoft.com/office/drawing/2017/model3d" xmlns:o="urn:schemas-microsoft-com:office:office" xmlns:r="http://schemas.openxmlformats.org/officeDocument/2006/relationships" xmlns:m="http://schemas.openxmlformats.org/officeDocument/2006/math" xmlns:v="urn:schemas-microsoft-com:vml" xmlns:wp14="http://schemas.microsoft.com/office/word/2010/wordprocessingDrawing" xmlns:wp="http://schemas.openxmlformats.org/drawingml/2006/wordprocessingDrawing" xmlns:w10="urn:schemas-microsoft-com:office:word" xmlns:w="http://schemas.openxmlformats.org/wordprocessingml/2006/main" xmlns:w14="http://schemas.microsoft.com/office/word/2010/wordml" xmlns:w15="http://schemas.microsoft.com/office/word/2012/wordml" xmlns:w16cex="http://schemas.microsoft.com/office/word/2018/wordml/cex" xmlns:w16cid="http://schemas.microsoft.com/office/word/2016/wordml/cid" xmlns:w16="http://schemas.microsoft.com/office/word/2018/wordml" xmlns:w16sdtdh="http://schemas.microsoft.com/office/word/2020/wordml/sdtdatahash" xmlns:w16se="http://schemas.microsoft.com/office/word/2015/wordml/symex" xmlns:wpg="http://schemas.microsoft.com/office/word/2010/wordprocessingGroup" xmlns:wpi="http://schemas.microsoft.com/office/word/2010/wordprocessingInk" xmlns:wne="http://schemas.microsoft.com/office/word/2006/wordml" xmlns:wps="http://schemas.microsoft.com/office/word/2010/wordprocessingShape" mc:Ignorable="w14 w15 w16se w16cid w16 w16cex w16sdtdh wp14">
+<w:document xmlns:ve="http://schemas.openxmlformats.org/markup-compatibility/2006" xmlns:o="urn:schemas-microsoft-com:office:office" xmlns:r="http://schemas.openxmlformats.org/officeDocument/2006/relationships" xmlns:m="http://schemas.openxmlformats.org/officeDocument/2006/math" xmlns:v="urn:schemas-microsoft-com:vml" xmlns:wp="http://schemas.openxmlformats.org/drawingml/2006/wordprocessingDrawing" xmlns:w10="urn:schemas-microsoft-com:office:word" xmlns:w="http://schemas.openxmlformats.org/wordprocessingml/2006/main" xmlns:wne="http://schemas.microsoft.com/office/word/2006/wordml">
   <w:body>
     <w:p>
       <w:pPr>
@@ -27,6 +27,7 @@
         </w:rPr>
       </w:pPr>
       <w:proofErr w:type="spellStart"/>
+      <w:proofErr w:type="gramStart"/>
       <w:r>
         <w:rPr>
           <w:lang w:val="en-US"/>
@@ -34,6 +35,7 @@
         <w:t>npm</w:t>
       </w:r>
       <w:proofErr w:type="spellEnd"/>
+      <w:proofErr w:type="gramEnd"/>
       <w:r>
         <w:rPr>
           <w:lang w:val="en-US"/>
@@ -116,7 +118,7 @@
 </file>
 
 <file path=word/styles.xml><?xml version="1.0" encoding="utf-8"?>
-<w:styles xmlns:mc="http://schemas.openxmlformats.org/markup-compatibility/2006" xmlns:r="http://schemas.openxmlformats.org/officeDocument/2006/relationships" xmlns:w="http://schemas.openxmlformats.org/wordprocessingml/2006/main" xmlns:w14="http://schemas.microsoft.com/office/word/2010/wordml" xmlns:w15="http://schemas.microsoft.com/office/word/2012/wordml" xmlns:w16cex="http://schemas.microsoft.com/office/word/2018/wordml/cex" xmlns:w16cid="http://schemas.microsoft.com/office/word/2016/wordml/cid" xmlns:w16="http://schemas.microsoft.com/office/word/2018/wordml" xmlns:w16sdtdh="http://schemas.microsoft.com/office/word/2020/wordml/sdtdatahash" xmlns:w16se="http://schemas.microsoft.com/office/word/2015/wordml/symex" mc:Ignorable="w14 w15 w16se w16cid w16 w16cex w16sdtdh">
+<w:styles xmlns:r="http://schemas.openxmlformats.org/officeDocument/2006/relationships" xmlns:w="http://schemas.openxmlformats.org/wordprocessingml/2006/main">
   <w:docDefaults>
     <w:rPrDefault>
       <w:rPr>
@@ -133,383 +135,144 @@
       </w:pPr>
     </w:pPrDefault>
   </w:docDefaults>
-  <w:latentStyles w:defLockedState="0" w:defUIPriority="99" w:defSemiHidden="0" w:defUnhideWhenUsed="0" w:defQFormat="0" w:count="376">
-    <w:lsdException w:name="Normal" w:uiPriority="0" w:qFormat="1"/>
-    <w:lsdException w:name="heading 1" w:uiPriority="9" w:qFormat="1"/>
-    <w:lsdException w:name="heading 2" w:semiHidden="1" w:uiPriority="9" w:unhideWhenUsed="1" w:qFormat="1"/>
-    <w:lsdException w:name="heading 3" w:semiHidden="1" w:uiPriority="9" w:unhideWhenUsed="1" w:qFormat="1"/>
-    <w:lsdException w:name="heading 4" w:semiHidden="1" w:uiPriority="9" w:unhideWhenUsed="1" w:qFormat="1"/>
-    <w:lsdException w:name="heading 5" w:semiHidden="1" w:uiPriority="9" w:unhideWhenUsed="1" w:qFormat="1"/>
-    <w:lsdException w:name="heading 6" w:semiHidden="1" w:uiPriority="9" w:unhideWhenUsed="1" w:qFormat="1"/>
-    <w:lsdException w:name="heading 7" w:semiHidden="1" w:uiPriority="9" w:unhideWhenUsed="1" w:qFormat="1"/>
-    <w:lsdException w:name="heading 8" w:semiHidden="1" w:uiPriority="9" w:unhideWhenUsed="1" w:qFormat="1"/>
-    <w:lsdException w:name="heading 9" w:semiHidden="1" w:uiPriority="9" w:unhideWhenUsed="1" w:qFormat="1"/>
-    <w:lsdException w:name="index 1" w:semiHidden="1" w:unhideWhenUsed="1"/>
-    <w:lsdException w:name="index 2" w:semiHidden="1" w:unhideWhenUsed="1"/>
-    <w:lsdException w:name="index 3" w:semiHidden="1" w:unhideWhenUsed="1"/>
-    <w:lsdException w:name="index 4" w:semiHidden="1" w:unhideWhenUsed="1"/>
-    <w:lsdException w:name="index 5" w:semiHidden="1" w:unhideWhenUsed="1"/>
-    <w:lsdException w:name="index 6" w:semiHidden="1" w:unhideWhenUsed="1"/>
-    <w:lsdException w:name="index 7" w:semiHidden="1" w:unhideWhenUsed="1"/>
-    <w:lsdException w:name="index 8" w:semiHidden="1" w:unhideWhenUsed="1"/>
-    <w:lsdException w:name="index 9" w:semiHidden="1" w:unhideWhenUsed="1"/>
-    <w:lsdException w:name="toc 1" w:semiHidden="1" w:uiPriority="39" w:unhideWhenUsed="1"/>
-    <w:lsdException w:name="toc 2" w:semiHidden="1" w:uiPriority="39" w:unhideWhenUsed="1"/>
-    <w:lsdException w:name="toc 3" w:semiHidden="1" w:uiPriority="39" w:unhideWhenUsed="1"/>
-    <w:lsdException w:name="toc 4" w:semiHidden="1" w:uiPriority="39" w:unhideWhenUsed="1"/>
-    <w:lsdException w:name="toc 5" w:semiHidden="1" w:uiPriority="39" w:unhideWhenUsed="1"/>
-    <w:lsdException w:name="toc 6" w:semiHidden="1" w:uiPriority="39" w:unhideWhenUsed="1"/>
-    <w:lsdException w:name="toc 7" w:semiHidden="1" w:uiPriority="39" w:unhideWhenUsed="1"/>
-    <w:lsdException w:name="toc 8" w:semiHidden="1" w:uiPriority="39" w:unhideWhenUsed="1"/>
-    <w:lsdException w:name="toc 9" w:semiHidden="1" w:uiPriority="39" w:unhideWhenUsed="1"/>
-    <w:lsdException w:name="Normal Indent" w:semiHidden="1" w:unhideWhenUsed="1"/>
-    <w:lsdException w:name="footnote text" w:semiHidden="1" w:unhideWhenUsed="1"/>
-    <w:lsdException w:name="annotation text" w:semiHidden="1" w:unhideWhenUsed="1"/>
-    <w:lsdException w:name="header" w:semiHidden="1" w:unhideWhenUsed="1"/>
-    <w:lsdException w:name="footer" w:semiHidden="1" w:unhideWhenUsed="1"/>
-    <w:lsdException w:name="index heading" w:semiHidden="1" w:unhideWhenUsed="1"/>
-    <w:lsdException w:name="caption" w:semiHidden="1" w:uiPriority="35" w:unhideWhenUsed="1" w:qFormat="1"/>
-    <w:lsdException w:name="table of figures" w:semiHidden="1" w:unhideWhenUsed="1"/>
-    <w:lsdException w:name="envelope address" w:semiHidden="1" w:unhideWhenUsed="1"/>
-    <w:lsdException w:name="envelope return" w:semiHidden="1" w:unhideWhenUsed="1"/>
-    <w:lsdException w:name="footnote reference" w:semiHidden="1" w:unhideWhenUsed="1"/>
-    <w:lsdException w:name="annotation reference" w:semiHidden="1" w:unhideWhenUsed="1"/>
-    <w:lsdException w:name="line number" w:semiHidden="1" w:unhideWhenUsed="1"/>
-    <w:lsdException w:name="page number" w:semiHidden="1" w:unhideWhenUsed="1"/>
-    <w:lsdException w:name="endnote reference" w:semiHidden="1" w:unhideWhenUsed="1"/>
-    <w:lsdException w:name="endnote text" w:semiHidden="1" w:unhideWhenUsed="1"/>
-    <w:lsdException w:name="table of authorities" w:semiHidden="1" w:unhideWhenUsed="1"/>
-    <w:lsdException w:name="macro" w:semiHidden="1" w:unhideWhenUsed="1"/>
-    <w:lsdException w:name="toa heading" w:semiHidden="1" w:unhideWhenUsed="1"/>
-    <w:lsdException w:name="List" w:semiHidden="1" w:unhideWhenUsed="1"/>
-    <w:lsdException w:name="List Bullet" w:semiHidden="1" w:unhideWhenUsed="1"/>
-    <w:lsdException w:name="List Number" w:semiHidden="1" w:unhideWhenUsed="1"/>
-    <w:lsdException w:name="List 2" w:semiHidden="1" w:unhideWhenUsed="1"/>
-    <w:lsdException w:name="List 3" w:semiHidden="1" w:unhideWhenUsed="1"/>
-    <w:lsdException w:name="List 4" w:semiHidden="1" w:unhideWhenUsed="1"/>
-    <w:lsdException w:name="List 5" w:semiHidden="1" w:unhideWhenUsed="1"/>
-    <w:lsdException w:name="List Bullet 2" w:semiHidden="1" w:unhideWhenUsed="1"/>
-    <w:lsdException w:name="List Bullet 3" w:semiHidden="1" w:unhideWhenUsed="1"/>
-    <w:lsdException w:name="List Bullet 4" w:semiHidden="1" w:unhideWhenUsed="1"/>
-    <w:lsdException w:name="List Bullet 5" w:semiHidden="1" w:unhideWhenUsed="1"/>
-    <w:lsdException w:name="List Number 2" w:semiHidden="1" w:unhideWhenUsed="1"/>
-    <w:lsdException w:name="List Number 3" w:semiHidden="1" w:unhideWhenUsed="1"/>
-    <w:lsdException w:name="List Number 4" w:semiHidden="1" w:unhideWhenUsed="1"/>
-    <w:lsdException w:name="List Number 5" w:semiHidden="1" w:unhideWhenUsed="1"/>
-    <w:lsdException w:name="Title" w:uiPriority="10" w:qFormat="1"/>
-    <w:lsdException w:name="Closing" w:semiHidden="1" w:unhideWhenUsed="1"/>
-    <w:lsdException w:name="Signature" w:semiHidden="1" w:unhideWhenUsed="1"/>
-    <w:lsdException w:name="Default Paragraph Font" w:semiHidden="1" w:uiPriority="1" w:unhideWhenUsed="1"/>
-    <w:lsdException w:name="Body Text" w:semiHidden="1" w:unhideWhenUsed="1"/>
-    <w:lsdException w:name="Body Text Indent" w:semiHidden="1" w:unhideWhenUsed="1"/>
-    <w:lsdException w:name="List Continue" w:semiHidden="1" w:unhideWhenUsed="1"/>
-    <w:lsdException w:name="List Continue 2" w:semiHidden="1" w:unhideWhenUsed="1"/>
-    <w:lsdException w:name="List Continue 3" w:semiHidden="1" w:unhideWhenUsed="1"/>
-    <w:lsdException w:name="List Continue 4" w:semiHidden="1" w:unhideWhenUsed="1"/>
-    <w:lsdException w:name="List Continue 5" w:semiHidden="1" w:unhideWhenUsed="1"/>
-    <w:lsdException w:name="Message Header" w:semiHidden="1" w:unhideWhenUsed="1"/>
-    <w:lsdException w:name="Subtitle" w:uiPriority="11" w:qFormat="1"/>
-    <w:lsdException w:name="Salutation" w:semiHidden="1" w:unhideWhenUsed="1"/>
-    <w:lsdException w:name="Date" w:semiHidden="1" w:unhideWhenUsed="1"/>
-    <w:lsdException w:name="Body Text First Indent" w:semiHidden="1" w:unhideWhenUsed="1"/>
-    <w:lsdException w:name="Body Text First Indent 2" w:semiHidden="1" w:unhideWhenUsed="1"/>
-    <w:lsdException w:name="Note Heading" w:semiHidden="1" w:unhideWhenUsed="1"/>
-    <w:lsdException w:name="Body Text 2" w:semiHidden="1" w:unhideWhenUsed="1"/>
-    <w:lsdException w:name="Body Text 3" w:semiHidden="1" w:unhideWhenUsed="1"/>
-    <w:lsdException w:name="Body Text Indent 2" w:semiHidden="1" w:unhideWhenUsed="1"/>
-    <w:lsdException w:name="Body Text Indent 3" w:semiHidden="1" w:unhideWhenUsed="1"/>
-    <w:lsdException w:name="Block Text" w:semiHidden="1" w:unhideWhenUsed="1"/>
-    <w:lsdException w:name="Hyperlink" w:semiHidden="1" w:unhideWhenUsed="1"/>
-    <w:lsdException w:name="FollowedHyperlink" w:semiHidden="1" w:unhideWhenUsed="1"/>
-    <w:lsdException w:name="Strong" w:uiPriority="22" w:qFormat="1"/>
-    <w:lsdException w:name="Emphasis" w:uiPriority="20" w:qFormat="1"/>
-    <w:lsdException w:name="Document Map" w:semiHidden="1" w:unhideWhenUsed="1"/>
-    <w:lsdException w:name="Plain Text" w:semiHidden="1" w:unhideWhenUsed="1"/>
-    <w:lsdException w:name="E-mail Signature" w:semiHidden="1" w:unhideWhenUsed="1"/>
-    <w:lsdException w:name="HTML Top of Form" w:semiHidden="1" w:unhideWhenUsed="1"/>
-    <w:lsdException w:name="HTML Bottom of Form" w:semiHidden="1" w:unhideWhenUsed="1"/>
-    <w:lsdException w:name="Normal (Web)" w:semiHidden="1" w:unhideWhenUsed="1"/>
-    <w:lsdException w:name="HTML Acronym" w:semiHidden="1" w:unhideWhenUsed="1"/>
-    <w:lsdException w:name="HTML Address" w:semiHidden="1" w:unhideWhenUsed="1"/>
-    <w:lsdException w:name="HTML Cite" w:semiHidden="1" w:unhideWhenUsed="1"/>
-    <w:lsdException w:name="HTML Code" w:semiHidden="1" w:unhideWhenUsed="1"/>
-    <w:lsdException w:name="HTML Definition" w:semiHidden="1" w:unhideWhenUsed="1"/>
-    <w:lsdException w:name="HTML Keyboard" w:semiHidden="1" w:unhideWhenUsed="1"/>
-    <w:lsdException w:name="HTML Preformatted" w:semiHidden="1" w:unhideWhenUsed="1"/>
-    <w:lsdException w:name="HTML Sample" w:semiHidden="1" w:unhideWhenUsed="1"/>
-    <w:lsdException w:name="HTML Typewriter" w:semiHidden="1" w:unhideWhenUsed="1"/>
-    <w:lsdException w:name="HTML Variable" w:semiHidden="1" w:unhideWhenUsed="1"/>
-    <w:lsdException w:name="Normal Table" w:semiHidden="1" w:unhideWhenUsed="1"/>
-    <w:lsdException w:name="annotation subject" w:semiHidden="1" w:unhideWhenUsed="1"/>
-    <w:lsdException w:name="No List" w:semiHidden="1" w:unhideWhenUsed="1"/>
-    <w:lsdException w:name="Outline List 1" w:semiHidden="1" w:unhideWhenUsed="1"/>
-    <w:lsdException w:name="Outline List 2" w:semiHidden="1" w:unhideWhenUsed="1"/>
-    <w:lsdException w:name="Outline List 3" w:semiHidden="1" w:unhideWhenUsed="1"/>
-    <w:lsdException w:name="Table Simple 1" w:semiHidden="1" w:unhideWhenUsed="1"/>
-    <w:lsdException w:name="Table Simple 2" w:semiHidden="1" w:unhideWhenUsed="1"/>
-    <w:lsdException w:name="Table Simple 3" w:semiHidden="1" w:unhideWhenUsed="1"/>
-    <w:lsdException w:name="Table Classic 1" w:semiHidden="1" w:unhideWhenUsed="1"/>
-    <w:lsdException w:name="Table Classic 2" w:semiHidden="1" w:unhideWhenUsed="1"/>
-    <w:lsdException w:name="Table Classic 3" w:semiHidden="1" w:unhideWhenUsed="1"/>
-    <w:lsdException w:name="Table Classic 4" w:semiHidden="1" w:unhideWhenUsed="1"/>
-    <w:lsdException w:name="Table Colorful 1" w:semiHidden="1" w:unhideWhenUsed="1"/>
-    <w:lsdException w:name="Table Colorful 2" w:semiHidden="1" w:unhideWhenUsed="1"/>
-    <w:lsdException w:name="Table Colorful 3" w:semiHidden="1" w:unhideWhenUsed="1"/>
-    <w:lsdException w:name="Table Columns 1" w:semiHidden="1" w:unhideWhenUsed="1"/>
-    <w:lsdException w:name="Table Columns 2" w:semiHidden="1" w:unhideWhenUsed="1"/>
-    <w:lsdException w:name="Table Columns 3" w:semiHidden="1" w:unhideWhenUsed="1"/>
-    <w:lsdException w:name="Table Columns 4" w:semiHidden="1" w:unhideWhenUsed="1"/>
-    <w:lsdException w:name="Table Columns 5" w:semiHidden="1" w:unhideWhenUsed="1"/>
-    <w:lsdException w:name="Table Grid 1" w:semiHidden="1" w:unhideWhenUsed="1"/>
-    <w:lsdException w:name="Table Grid 2" w:semiHidden="1" w:unhideWhenUsed="1"/>
-    <w:lsdException w:name="Table Grid 3" w:semiHidden="1" w:unhideWhenUsed="1"/>
-    <w:lsdException w:name="Table Grid 4" w:semiHidden="1" w:unhideWhenUsed="1"/>
-    <w:lsdException w:name="Table Grid 5" w:semiHidden="1" w:unhideWhenUsed="1"/>
-    <w:lsdException w:name="Table Grid 6" w:semiHidden="1" w:unhideWhenUsed="1"/>
-    <w:lsdException w:name="Table Grid 7" w:semiHidden="1" w:unhideWhenUsed="1"/>
-    <w:lsdException w:name="Table Grid 8" w:semiHidden="1" w:unhideWhenUsed="1"/>
-    <w:lsdException w:name="Table List 1" w:semiHidden="1" w:unhideWhenUsed="1"/>
-    <w:lsdException w:name="Table List 2" w:semiHidden="1" w:unhideWhenUsed="1"/>
-    <w:lsdException w:name="Table List 3" w:semiHidden="1" w:unhideWhenUsed="1"/>
-    <w:lsdException w:name="Table List 4" w:semiHidden="1" w:unhideWhenUsed="1"/>
-    <w:lsdException w:name="Table List 5" w:semiHidden="1" w:unhideWhenUsed="1"/>
-    <w:lsdException w:name="Table List 6" w:semiHidden="1" w:unhideWhenUsed="1"/>
-    <w:lsdException w:name="Table List 7" w:semiHidden="1" w:unhideWhenUsed="1"/>
-    <w:lsdException w:name="Table List 8" w:semiHidden="1" w:unhideWhenUsed="1"/>
-    <w:lsdException w:name="Table 3D effects 1" w:semiHidden="1" w:unhideWhenUsed="1"/>
-    <w:lsdException w:name="Table 3D effects 2" w:semiHidden="1" w:unhideWhenUsed="1"/>
-    <w:lsdException w:name="Table 3D effects 3" w:semiHidden="1" w:unhideWhenUsed="1"/>
-    <w:lsdException w:name="Table Contemporary" w:semiHidden="1" w:unhideWhenUsed="1"/>
-    <w:lsdException w:name="Table Elegant" w:semiHidden="1" w:unhideWhenUsed="1"/>
-    <w:lsdException w:name="Table Professional" w:semiHidden="1" w:unhideWhenUsed="1"/>
-    <w:lsdException w:name="Table Subtle 1" w:semiHidden="1" w:unhideWhenUsed="1"/>
-    <w:lsdException w:name="Table Subtle 2" w:semiHidden="1" w:unhideWhenUsed="1"/>
-    <w:lsdException w:name="Table Web 1" w:semiHidden="1" w:unhideWhenUsed="1"/>
-    <w:lsdException w:name="Table Web 2" w:semiHidden="1" w:unhideWhenUsed="1"/>
-    <w:lsdException w:name="Table Web 3" w:semiHidden="1" w:unhideWhenUsed="1"/>
-    <w:lsdException w:name="Balloon Text" w:semiHidden="1" w:unhideWhenUsed="1"/>
-    <w:lsdException w:name="Table Grid" w:semiHidden="1" w:uiPriority="39" w:unhideWhenUsed="1"/>
-    <w:lsdException w:name="Table Theme" w:semiHidden="1" w:unhideWhenUsed="1"/>
-    <w:lsdException w:name="Placeholder Text" w:semiHidden="1"/>
-    <w:lsdException w:name="No Spacing" w:uiPriority="1" w:qFormat="1"/>
-    <w:lsdException w:name="Light Shading" w:uiPriority="60"/>
-    <w:lsdException w:name="Light List" w:uiPriority="61"/>
-    <w:lsdException w:name="Light Grid" w:uiPriority="62"/>
-    <w:lsdException w:name="Medium Shading 1" w:uiPriority="63"/>
-    <w:lsdException w:name="Medium Shading 2" w:uiPriority="64"/>
-    <w:lsdException w:name="Medium List 1" w:uiPriority="65"/>
-    <w:lsdException w:name="Medium List 2" w:uiPriority="66"/>
-    <w:lsdException w:name="Medium Grid 1" w:uiPriority="67"/>
-    <w:lsdException w:name="Medium Grid 2" w:uiPriority="68"/>
-    <w:lsdException w:name="Medium Grid 3" w:uiPriority="69"/>
-    <w:lsdException w:name="Dark List" w:uiPriority="70"/>
-    <w:lsdException w:name="Colorful Shading" w:uiPriority="71"/>
-    <w:lsdException w:name="Colorful List" w:uiPriority="72"/>
-    <w:lsdException w:name="Colorful Grid" w:uiPriority="73"/>
-    <w:lsdException w:name="Light Shading Accent 1" w:uiPriority="60"/>
-    <w:lsdException w:name="Light List Accent 1" w:uiPriority="61"/>
-    <w:lsdException w:name="Light Grid Accent 1" w:uiPriority="62"/>
-    <w:lsdException w:name="Medium Shading 1 Accent 1" w:uiPriority="63"/>
-    <w:lsdException w:name="Medium Shading 2 Accent 1" w:uiPriority="64"/>
-    <w:lsdException w:name="Medium List 1 Accent 1" w:uiPriority="65"/>
-    <w:lsdException w:name="Revision" w:semiHidden="1"/>
-    <w:lsdException w:name="List Paragraph" w:uiPriority="34" w:qFormat="1"/>
-    <w:lsdException w:name="Quote" w:uiPriority="29" w:qFormat="1"/>
-    <w:lsdException w:name="Intense Quote" w:uiPriority="30" w:qFormat="1"/>
-    <w:lsdException w:name="Medium List 2 Accent 1" w:uiPriority="66"/>
-    <w:lsdException w:name="Medium Grid 1 Accent 1" w:uiPriority="67"/>
-    <w:lsdException w:name="Medium Grid 2 Accent 1" w:uiPriority="68"/>
-    <w:lsdException w:name="Medium Grid 3 Accent 1" w:uiPriority="69"/>
-    <w:lsdException w:name="Dark List Accent 1" w:uiPriority="70"/>
-    <w:lsdException w:name="Colorful Shading Accent 1" w:uiPriority="71"/>
-    <w:lsdException w:name="Colorful List Accent 1" w:uiPriority="72"/>
-    <w:lsdException w:name="Colorful Grid Accent 1" w:uiPriority="73"/>
-    <w:lsdException w:name="Light Shading Accent 2" w:uiPriority="60"/>
-    <w:lsdException w:name="Light List Accent 2" w:uiPriority="61"/>
-    <w:lsdException w:name="Light Grid Accent 2" w:uiPriority="62"/>
-    <w:lsdException w:name="Medium Shading 1 Accent 2" w:uiPriority="63"/>
-    <w:lsdException w:name="Medium Shading 2 Accent 2" w:uiPriority="64"/>
-    <w:lsdException w:name="Medium List 1 Accent 2" w:uiPriority="65"/>
-    <w:lsdException w:name="Medium List 2 Accent 2" w:uiPriority="66"/>
-    <w:lsdException w:name="Medium Grid 1 Accent 2" w:uiPriority="67"/>
-    <w:lsdException w:name="Medium Grid 2 Accent 2" w:uiPriority="68"/>
-    <w:lsdException w:name="Medium Grid 3 Accent 2" w:uiPriority="69"/>
-    <w:lsdException w:name="Dark List Accent 2" w:uiPriority="70"/>
-    <w:lsdException w:name="Colorful Shading Accent 2" w:uiPriority="71"/>
-    <w:lsdException w:name="Colorful List Accent 2" w:uiPriority="72"/>
-    <w:lsdException w:name="Colorful Grid Accent 2" w:uiPriority="73"/>
-    <w:lsdException w:name="Light Shading Accent 3" w:uiPriority="60"/>
-    <w:lsdException w:name="Light List Accent 3" w:uiPriority="61"/>
-    <w:lsdException w:name="Light Grid Accent 3" w:uiPriority="62"/>
-    <w:lsdException w:name="Medium Shading 1 Accent 3" w:uiPriority="63"/>
-    <w:lsdException w:name="Medium Shading 2 Accent 3" w:uiPriority="64"/>
-    <w:lsdException w:name="Medium List 1 Accent 3" w:uiPriority="65"/>
-    <w:lsdException w:name="Medium List 2 Accent 3" w:uiPriority="66"/>
-    <w:lsdException w:name="Medium Grid 1 Accent 3" w:uiPriority="67"/>
-    <w:lsdException w:name="Medium Grid 2 Accent 3" w:uiPriority="68"/>
-    <w:lsdException w:name="Medium Grid 3 Accent 3" w:uiPriority="69"/>
-    <w:lsdException w:name="Dark List Accent 3" w:uiPriority="70"/>
-    <w:lsdException w:name="Colorful Shading Accent 3" w:uiPriority="71"/>
-    <w:lsdException w:name="Colorful List Accent 3" w:uiPriority="72"/>
-    <w:lsdException w:name="Colorful Grid Accent 3" w:uiPriority="73"/>
-    <w:lsdException w:name="Light Shading Accent 4" w:uiPriority="60"/>
-    <w:lsdException w:name="Light List Accent 4" w:uiPriority="61"/>
-    <w:lsdException w:name="Light Grid Accent 4" w:uiPriority="62"/>
-    <w:lsdException w:name="Medium Shading 1 Accent 4" w:uiPriority="63"/>
-    <w:lsdException w:name="Medium Shading 2 Accent 4" w:uiPriority="64"/>
-    <w:lsdException w:name="Medium List 1 Accent 4" w:uiPriority="65"/>
-    <w:lsdException w:name="Medium List 2 Accent 4" w:uiPriority="66"/>
-    <w:lsdException w:name="Medium Grid 1 Accent 4" w:uiPriority="67"/>
-    <w:lsdException w:name="Medium Grid 2 Accent 4" w:uiPriority="68"/>
-    <w:lsdException w:name="Medium Grid 3 Accent 4" w:uiPriority="69"/>
-    <w:lsdException w:name="Dark List Accent 4" w:uiPriority="70"/>
-    <w:lsdException w:name="Colorful Shading Accent 4" w:uiPriority="71"/>
-    <w:lsdException w:name="Colorful List Accent 4" w:uiPriority="72"/>
-    <w:lsdException w:name="Colorful Grid Accent 4" w:uiPriority="73"/>
-    <w:lsdException w:name="Light Shading Accent 5" w:uiPriority="60"/>
-    <w:lsdException w:name="Light List Accent 5" w:uiPriority="61"/>
-    <w:lsdException w:name="Light Grid Accent 5" w:uiPriority="62"/>
-    <w:lsdException w:name="Medium Shading 1 Accent 5" w:uiPriority="63"/>
-    <w:lsdException w:name="Medium Shading 2 Accent 5" w:uiPriority="64"/>
-    <w:lsdException w:name="Medium List 1 Accent 5" w:uiPriority="65"/>
-    <w:lsdException w:name="Medium List 2 Accent 5" w:uiPriority="66"/>
-    <w:lsdException w:name="Medium Grid 1 Accent 5" w:uiPriority="67"/>
-    <w:lsdException w:name="Medium Grid 2 Accent 5" w:uiPriority="68"/>
-    <w:lsdException w:name="Medium Grid 3 Accent 5" w:uiPriority="69"/>
-    <w:lsdException w:name="Dark List Accent 5" w:uiPriority="70"/>
-    <w:lsdException w:name="Colorful Shading Accent 5" w:uiPriority="71"/>
-    <w:lsdException w:name="Colorful List Accent 5" w:uiPriority="72"/>
-    <w:lsdException w:name="Colorful Grid Accent 5" w:uiPriority="73"/>
-    <w:lsdException w:name="Light Shading Accent 6" w:uiPriority="60"/>
-    <w:lsdException w:name="Light List Accent 6" w:uiPriority="61"/>
-    <w:lsdException w:name="Light Grid Accent 6" w:uiPriority="62"/>
-    <w:lsdException w:name="Medium Shading 1 Accent 6" w:uiPriority="63"/>
-    <w:lsdException w:name="Medium Shading 2 Accent 6" w:uiPriority="64"/>
-    <w:lsdException w:name="Medium List 1 Accent 6" w:uiPriority="65"/>
-    <w:lsdException w:name="Medium List 2 Accent 6" w:uiPriority="66"/>
-    <w:lsdException w:name="Medium Grid 1 Accent 6" w:uiPriority="67"/>
-    <w:lsdException w:name="Medium Grid 2 Accent 6" w:uiPriority="68"/>
-    <w:lsdException w:name="Medium Grid 3 Accent 6" w:uiPriority="69"/>
-    <w:lsdException w:name="Dark List Accent 6" w:uiPriority="70"/>
-    <w:lsdException w:name="Colorful Shading Accent 6" w:uiPriority="71"/>
-    <w:lsdException w:name="Colorful List Accent 6" w:uiPriority="72"/>
-    <w:lsdException w:name="Colorful Grid Accent 6" w:uiPriority="73"/>
-    <w:lsdException w:name="Subtle Emphasis" w:uiPriority="19" w:qFormat="1"/>
-    <w:lsdException w:name="Intense Emphasis" w:uiPriority="21" w:qFormat="1"/>
-    <w:lsdException w:name="Subtle Reference" w:uiPriority="31" w:qFormat="1"/>
-    <w:lsdException w:name="Intense Reference" w:uiPriority="32" w:qFormat="1"/>
-    <w:lsdException w:name="Book Title" w:uiPriority="33" w:qFormat="1"/>
-    <w:lsdException w:name="Bibliography" w:semiHidden="1" w:uiPriority="37" w:unhideWhenUsed="1"/>
-    <w:lsdException w:name="TOC Heading" w:semiHidden="1" w:uiPriority="39" w:unhideWhenUsed="1" w:qFormat="1"/>
-    <w:lsdException w:name="Plain Table 1" w:uiPriority="41"/>
-    <w:lsdException w:name="Plain Table 2" w:uiPriority="42"/>
-    <w:lsdException w:name="Plain Table 3" w:uiPriority="43"/>
-    <w:lsdException w:name="Plain Table 4" w:uiPriority="44"/>
-    <w:lsdException w:name="Plain Table 5" w:uiPriority="45"/>
-    <w:lsdException w:name="Grid Table Light" w:uiPriority="40"/>
-    <w:lsdException w:name="Grid Table 1 Light" w:uiPriority="46"/>
-    <w:lsdException w:name="Grid Table 2" w:uiPriority="47"/>
-    <w:lsdException w:name="Grid Table 3" w:uiPriority="48"/>
-    <w:lsdException w:name="Grid Table 4" w:uiPriority="49"/>
-    <w:lsdException w:name="Grid Table 5 Dark" w:uiPriority="50"/>
-    <w:lsdException w:name="Grid Table 6 Colorful" w:uiPriority="51"/>
-    <w:lsdException w:name="Grid Table 7 Colorful" w:uiPriority="52"/>
-    <w:lsdException w:name="Grid Table 1 Light Accent 1" w:uiPriority="46"/>
-    <w:lsdException w:name="Grid Table 2 Accent 1" w:uiPriority="47"/>
-    <w:lsdException w:name="Grid Table 3 Accent 1" w:uiPriority="48"/>
-    <w:lsdException w:name="Grid Table 4 Accent 1" w:uiPriority="49"/>
-    <w:lsdException w:name="Grid Table 5 Dark Accent 1" w:uiPriority="50"/>
-    <w:lsdException w:name="Grid Table 6 Colorful Accent 1" w:uiPriority="51"/>
-    <w:lsdException w:name="Grid Table 7 Colorful Accent 1" w:uiPriority="52"/>
-    <w:lsdException w:name="Grid Table 1 Light Accent 2" w:uiPriority="46"/>
-    <w:lsdException w:name="Grid Table 2 Accent 2" w:uiPriority="47"/>
-    <w:lsdException w:name="Grid Table 3 Accent 2" w:uiPriority="48"/>
-    <w:lsdException w:name="Grid Table 4 Accent 2" w:uiPriority="49"/>
-    <w:lsdException w:name="Grid Table 5 Dark Accent 2" w:uiPriority="50"/>
-    <w:lsdException w:name="Grid Table 6 Colorful Accent 2" w:uiPriority="51"/>
-    <w:lsdException w:name="Grid Table 7 Colorful Accent 2" w:uiPriority="52"/>
-    <w:lsdException w:name="Grid Table 1 Light Accent 3" w:uiPriority="46"/>
-    <w:lsdException w:name="Grid Table 2 Accent 3" w:uiPriority="47"/>
-    <w:lsdException w:name="Grid Table 3 Accent 3" w:uiPriority="48"/>
-    <w:lsdException w:name="Grid Table 4 Accent 3" w:uiPriority="49"/>
-    <w:lsdException w:name="Grid Table 5 Dark Accent 3" w:uiPriority="50"/>
-    <w:lsdException w:name="Grid Table 6 Colorful Accent 3" w:uiPriority="51"/>
-    <w:lsdException w:name="Grid Table 7 Colorful Accent 3" w:uiPriority="52"/>
-    <w:lsdException w:name="Grid Table 1 Light Accent 4" w:uiPriority="46"/>
-    <w:lsdException w:name="Grid Table 2 Accent 4" w:uiPriority="47"/>
-    <w:lsdException w:name="Grid Table 3 Accent 4" w:uiPriority="48"/>
-    <w:lsdException w:name="Grid Table 4 Accent 4" w:uiPriority="49"/>
-    <w:lsdException w:name="Grid Table 5 Dark Accent 4" w:uiPriority="50"/>
-    <w:lsdException w:name="Grid Table 6 Colorful Accent 4" w:uiPriority="51"/>
-    <w:lsdException w:name="Grid Table 7 Colorful Accent 4" w:uiPriority="52"/>
-    <w:lsdException w:name="Grid Table 1 Light Accent 5" w:uiPriority="46"/>
-    <w:lsdException w:name="Grid Table 2 Accent 5" w:uiPriority="47"/>
-    <w:lsdException w:name="Grid Table 3 Accent 5" w:uiPriority="48"/>
-    <w:lsdException w:name="Grid Table 4 Accent 5" w:uiPriority="49"/>
-    <w:lsdException w:name="Grid Table 5 Dark Accent 5" w:uiPriority="50"/>
-    <w:lsdException w:name="Grid Table 6 Colorful Accent 5" w:uiPriority="51"/>
-    <w:lsdException w:name="Grid Table 7 Colorful Accent 5" w:uiPriority="52"/>
-    <w:lsdException w:name="Grid Table 1 Light Accent 6" w:uiPriority="46"/>
-    <w:lsdException w:name="Grid Table 2 Accent 6" w:uiPriority="47"/>
-    <w:lsdException w:name="Grid Table 3 Accent 6" w:uiPriority="48"/>
-    <w:lsdException w:name="Grid Table 4 Accent 6" w:uiPriority="49"/>
-    <w:lsdException w:name="Grid Table 5 Dark Accent 6" w:uiPriority="50"/>
-    <w:lsdException w:name="Grid Table 6 Colorful Accent 6" w:uiPriority="51"/>
-    <w:lsdException w:name="Grid Table 7 Colorful Accent 6" w:uiPriority="52"/>
-    <w:lsdException w:name="List Table 1 Light" w:uiPriority="46"/>
-    <w:lsdException w:name="List Table 2" w:uiPriority="47"/>
-    <w:lsdException w:name="List Table 3" w:uiPriority="48"/>
-    <w:lsdException w:name="List Table 4" w:uiPriority="49"/>
-    <w:lsdException w:name="List Table 5 Dark" w:uiPriority="50"/>
-    <w:lsdException w:name="List Table 6 Colorful" w:uiPriority="51"/>
-    <w:lsdException w:name="List Table 7 Colorful" w:uiPriority="52"/>
-    <w:lsdException w:name="List Table 1 Light Accent 1" w:uiPriority="46"/>
-    <w:lsdException w:name="List Table 2 Accent 1" w:uiPriority="47"/>
-    <w:lsdException w:name="List Table 3 Accent 1" w:uiPriority="48"/>
-    <w:lsdException w:name="List Table 4 Accent 1" w:uiPriority="49"/>
-    <w:lsdException w:name="List Table 5 Dark Accent 1" w:uiPriority="50"/>
-    <w:lsdException w:name="List Table 6 Colorful Accent 1" w:uiPriority="51"/>
-    <w:lsdException w:name="List Table 7 Colorful Accent 1" w:uiPriority="52"/>
-    <w:lsdException w:name="List Table 1 Light Accent 2" w:uiPriority="46"/>
-    <w:lsdException w:name="List Table 2 Accent 2" w:uiPriority="47"/>
-    <w:lsdException w:name="List Table 3 Accent 2" w:uiPriority="48"/>
-    <w:lsdException w:name="List Table 4 Accent 2" w:uiPriority="49"/>
-    <w:lsdException w:name="List Table 5 Dark Accent 2" w:uiPriority="50"/>
-    <w:lsdException w:name="List Table 6 Colorful Accent 2" w:uiPriority="51"/>
-    <w:lsdException w:name="List Table 7 Colorful Accent 2" w:uiPriority="52"/>
-    <w:lsdException w:name="List Table 1 Light Accent 3" w:uiPriority="46"/>
-    <w:lsdException w:name="List Table 2 Accent 3" w:uiPriority="47"/>
-    <w:lsdException w:name="List Table 3 Accent 3" w:uiPriority="48"/>
-    <w:lsdException w:name="List Table 4 Accent 3" w:uiPriority="49"/>
-    <w:lsdException w:name="List Table 5 Dark Accent 3" w:uiPriority="50"/>
-    <w:lsdException w:name="List Table 6 Colorful Accent 3" w:uiPriority="51"/>
-    <w:lsdException w:name="List Table 7 Colorful Accent 3" w:uiPriority="52"/>
-    <w:lsdException w:name="List Table 1 Light Accent 4" w:uiPriority="46"/>
-    <w:lsdException w:name="List Table 2 Accent 4" w:uiPriority="47"/>
-    <w:lsdException w:name="List Table 3 Accent 4" w:uiPriority="48"/>
-    <w:lsdException w:name="List Table 4 Accent 4" w:uiPriority="49"/>
-    <w:lsdException w:name="List Table 5 Dark Accent 4" w:uiPriority="50"/>
-    <w:lsdException w:name="List Table 6 Colorful Accent 4" w:uiPriority="51"/>
-    <w:lsdException w:name="List Table 7 Colorful Accent 4" w:uiPriority="52"/>
-    <w:lsdException w:name="List Table 1 Light Accent 5" w:uiPriority="46"/>
-    <w:lsdException w:name="List Table 2 Accent 5" w:uiPriority="47"/>
-    <w:lsdException w:name="List Table 3 Accent 5" w:uiPriority="48"/>
-    <w:lsdException w:name="List Table 4 Accent 5" w:uiPriority="49"/>
-    <w:lsdException w:name="List Table 5 Dark Accent 5" w:uiPriority="50"/>
-    <w:lsdException w:name="List Table 6 Colorful Accent 5" w:uiPriority="51"/>
-    <w:lsdException w:name="List Table 7 Colorful Accent 5" w:uiPriority="52"/>
-    <w:lsdException w:name="List Table 1 Light Accent 6" w:uiPriority="46"/>
-    <w:lsdException w:name="List Table 2 Accent 6" w:uiPriority="47"/>
-    <w:lsdException w:name="List Table 3 Accent 6" w:uiPriority="48"/>
-    <w:lsdException w:name="List Table 4 Accent 6" w:uiPriority="49"/>
-    <w:lsdException w:name="List Table 5 Dark Accent 6" w:uiPriority="50"/>
-    <w:lsdException w:name="List Table 6 Colorful Accent 6" w:uiPriority="51"/>
-    <w:lsdException w:name="List Table 7 Colorful Accent 6" w:uiPriority="52"/>
-    <w:lsdException w:name="Mention" w:semiHidden="1" w:unhideWhenUsed="1"/>
-    <w:lsdException w:name="Smart Hyperlink" w:semiHidden="1" w:unhideWhenUsed="1"/>
-    <w:lsdException w:name="Hashtag" w:semiHidden="1" w:unhideWhenUsed="1"/>
-    <w:lsdException w:name="Unresolved Mention" w:semiHidden="1" w:unhideWhenUsed="1"/>
-    <w:lsdException w:name="Smart Link" w:semiHidden="1" w:unhideWhenUsed="1"/>
+  <w:latentStyles w:defLockedState="0" w:defUIPriority="99" w:defSemiHidden="1" w:defUnhideWhenUsed="1" w:defQFormat="0" w:count="267">
+    <w:lsdException w:name="Normal" w:semiHidden="0" w:uiPriority="0" w:unhideWhenUsed="0" w:qFormat="1"/>
+    <w:lsdException w:name="heading 1" w:semiHidden="0" w:uiPriority="9" w:unhideWhenUsed="0" w:qFormat="1"/>
+    <w:lsdException w:name="heading 2" w:uiPriority="9" w:qFormat="1"/>
+    <w:lsdException w:name="heading 3" w:uiPriority="9" w:qFormat="1"/>
+    <w:lsdException w:name="heading 4" w:uiPriority="9" w:qFormat="1"/>
+    <w:lsdException w:name="heading 5" w:uiPriority="9" w:qFormat="1"/>
+    <w:lsdException w:name="heading 6" w:uiPriority="9" w:qFormat="1"/>
+    <w:lsdException w:name="heading 7" w:uiPriority="9" w:qFormat="1"/>
+    <w:lsdException w:name="heading 8" w:uiPriority="9" w:qFormat="1"/>
+    <w:lsdException w:name="heading 9" w:uiPriority="9" w:qFormat="1"/>
+    <w:lsdException w:name="toc 1" w:uiPriority="39"/>
+    <w:lsdException w:name="toc 2" w:uiPriority="39"/>
+    <w:lsdException w:name="toc 3" w:uiPriority="39"/>
+    <w:lsdException w:name="toc 4" w:uiPriority="39"/>
+    <w:lsdException w:name="toc 5" w:uiPriority="39"/>
+    <w:lsdException w:name="toc 6" w:uiPriority="39"/>
+    <w:lsdException w:name="toc 7" w:uiPriority="39"/>
+    <w:lsdException w:name="toc 8" w:uiPriority="39"/>
+    <w:lsdException w:name="toc 9" w:uiPriority="39"/>
+    <w:lsdException w:name="caption" w:uiPriority="35" w:qFormat="1"/>
+    <w:lsdException w:name="Title" w:semiHidden="0" w:uiPriority="10" w:unhideWhenUsed="0" w:qFormat="1"/>
+    <w:lsdException w:name="Default Paragraph Font" w:uiPriority="1"/>
+    <w:lsdException w:name="Subtitle" w:semiHidden="0" w:uiPriority="11" w:unhideWhenUsed="0" w:qFormat="1"/>
+    <w:lsdException w:name="Strong" w:semiHidden="0" w:uiPriority="22" w:unhideWhenUsed="0" w:qFormat="1"/>
+    <w:lsdException w:name="Emphasis" w:semiHidden="0" w:uiPriority="20" w:unhideWhenUsed="0" w:qFormat="1"/>
+    <w:lsdException w:name="Table Grid" w:uiPriority="39"/>
+    <w:lsdException w:name="Placeholder Text" w:unhideWhenUsed="0"/>
+    <w:lsdException w:name="No Spacing" w:semiHidden="0" w:uiPriority="1" w:unhideWhenUsed="0" w:qFormat="1"/>
+    <w:lsdException w:name="Light Shading" w:semiHidden="0" w:uiPriority="60" w:unhideWhenUsed="0"/>
+    <w:lsdException w:name="Light List" w:semiHidden="0" w:uiPriority="61" w:unhideWhenUsed="0"/>
+    <w:lsdException w:name="Light Grid" w:semiHidden="0" w:uiPriority="62" w:unhideWhenUsed="0"/>
+    <w:lsdException w:name="Medium Shading 1" w:semiHidden="0" w:uiPriority="63" w:unhideWhenUsed="0"/>
+    <w:lsdException w:name="Medium Shading 2" w:semiHidden="0" w:uiPriority="64" w:unhideWhenUsed="0"/>
+    <w:lsdException w:name="Medium List 1" w:semiHidden="0" w:uiPriority="65" w:unhideWhenUsed="0"/>
+    <w:lsdException w:name="Medium List 2" w:semiHidden="0" w:uiPriority="66" w:unhideWhenUsed="0"/>
+    <w:lsdException w:name="Medium Grid 1" w:semiHidden="0" w:uiPriority="67" w:unhideWhenUsed="0"/>
+    <w:lsdException w:name="Medium Grid 2" w:semiHidden="0" w:uiPriority="68" w:unhideWhenUsed="0"/>
+    <w:lsdException w:name="Medium Grid 3" w:semiHidden="0" w:uiPriority="69" w:unhideWhenUsed="0"/>
+    <w:lsdException w:name="Dark List" w:semiHidden="0" w:uiPriority="70" w:unhideWhenUsed="0"/>
+    <w:lsdException w:name="Colorful Shading" w:semiHidden="0" w:uiPriority="71" w:unhideWhenUsed="0"/>
+    <w:lsdException w:name="Colorful List" w:semiHidden="0" w:uiPriority="72" w:unhideWhenUsed="0"/>
+    <w:lsdException w:name="Colorful Grid" w:semiHidden="0" w:uiPriority="73" w:unhideWhenUsed="0"/>
+    <w:lsdException w:name="Light Shading Accent 1" w:semiHidden="0" w:uiPriority="60" w:unhideWhenUsed="0"/>
+    <w:lsdException w:name="Light List Accent 1" w:semiHidden="0" w:uiPriority="61" w:unhideWhenUsed="0"/>
+    <w:lsdException w:name="Light Grid Accent 1" w:semiHidden="0" w:uiPriority="62" w:unhideWhenUsed="0"/>
+    <w:lsdException w:name="Medium Shading 1 Accent 1" w:semiHidden="0" w:uiPriority="63" w:unhideWhenUsed="0"/>
+    <w:lsdException w:name="Medium Shading 2 Accent 1" w:semiHidden="0" w:uiPriority="64" w:unhideWhenUsed="0"/>
+    <w:lsdException w:name="Medium List 1 Accent 1" w:semiHidden="0" w:uiPriority="65" w:unhideWhenUsed="0"/>
+    <w:lsdException w:name="Revision" w:unhideWhenUsed="0"/>
+    <w:lsdException w:name="List Paragraph" w:semiHidden="0" w:uiPriority="34" w:unhideWhenUsed="0" w:qFormat="1"/>
+    <w:lsdException w:name="Quote" w:semiHidden="0" w:uiPriority="29" w:unhideWhenUsed="0" w:qFormat="1"/>
+    <w:lsdException w:name="Intense Quote" w:semiHidden="0" w:uiPriority="30" w:unhideWhenUsed="0" w:qFormat="1"/>
+    <w:lsdException w:name="Medium List 2 Accent 1" w:semiHidden="0" w:uiPriority="66" w:unhideWhenUsed="0"/>
+    <w:lsdException w:name="Medium Grid 1 Accent 1" w:semiHidden="0" w:uiPriority="67" w:unhideWhenUsed="0"/>
+    <w:lsdException w:name="Medium Grid 2 Accent 1" w:semiHidden="0" w:uiPriority="68" w:unhideWhenUsed="0"/>
+    <w:lsdException w:name="Medium Grid 3 Accent 1" w:semiHidden="0" w:uiPriority="69" w:unhideWhenUsed="0"/>
+    <w:lsdException w:name="Dark List Accent 1" w:semiHidden="0" w:uiPriority="70" w:unhideWhenUsed="0"/>
+    <w:lsdException w:name="Colorful Shading Accent 1" w:semiHidden="0" w:uiPriority="71" w:unhideWhenUsed="0"/>
+    <w:lsdException w:name="Colorful List Accent 1" w:semiHidden="0" w:uiPriority="72" w:unhideWhenUsed="0"/>
+    <w:lsdException w:name="Colorful Grid Accent 1" w:semiHidden="0" w:uiPriority="73" w:unhideWhenUsed="0"/>
+    <w:lsdException w:name="Light Shading Accent 2" w:semiHidden="0" w:uiPriority="60" w:unhideWhenUsed="0"/>
+    <w:lsdException w:name="Light List Accent 2" w:semiHidden="0" w:uiPriority="61" w:unhideWhenUsed="0"/>
+    <w:lsdException w:name="Light Grid Accent 2" w:semiHidden="0" w:uiPriority="62" w:unhideWhenUsed="0"/>
+    <w:lsdException w:name="Medium Shading 1 Accent 2" w:semiHidden="0" w:uiPriority="63" w:unhideWhenUsed="0"/>
+    <w:lsdException w:name="Medium Shading 2 Accent 2" w:semiHidden="0" w:uiPriority="64" w:unhideWhenUsed="0"/>
+    <w:lsdException w:name="Medium List 1 Accent 2" w:semiHidden="0" w:uiPriority="65" w:unhideWhenUsed="0"/>
+    <w:lsdException w:name="Medium List 2 Accent 2" w:semiHidden="0" w:uiPriority="66" w:unhideWhenUsed="0"/>
+    <w:lsdException w:name="Medium Grid 1 Accent 2" w:semiHidden="0" w:uiPriority="67" w:unhideWhenUsed="0"/>
+    <w:lsdException w:name="Medium Grid 2 Accent 2" w:semiHidden="0" w:uiPriority="68" w:unhideWhenUsed="0"/>
+    <w:lsdException w:name="Medium Grid 3 Accent 2" w:semiHidden="0" w:uiPriority="69" w:unhideWhenUsed="0"/>
+    <w:lsdException w:name="Dark List Accent 2" w:semiHidden="0" w:uiPriority="70" w:unhideWhenUsed="0"/>
+    <w:lsdException w:name="Colorful Shading Accent 2" w:semiHidden="0" w:uiPriority="71" w:unhideWhenUsed="0"/>
+    <w:lsdException w:name="Colorful List Accent 2" w:semiHidden="0" w:uiPriority="72" w:unhideWhenUsed="0"/>
+    <w:lsdException w:name="Colorful Grid Accent 2" w:semiHidden="0" w:uiPriority="73" w:unhideWhenUsed="0"/>
+    <w:lsdException w:name="Light Shading Accent 3" w:semiHidden="0" w:uiPriority="60" w:unhideWhenUsed="0"/>
+    <w:lsdException w:name="Light List Accent 3" w:semiHidden="0" w:uiPriority="61" w:unhideWhenUsed="0"/>
+    <w:lsdException w:name="Light Grid Accent 3" w:semiHidden="0" w:uiPriority="62" w:unhideWhenUsed="0"/>
+    <w:lsdException w:name="Medium Shading 1 Accent 3" w:semiHidden="0" w:uiPriority="63" w:unhideWhenUsed="0"/>
+    <w:lsdException w:name="Medium Shading 2 Accent 3" w:semiHidden="0" w:uiPriority="64" w:unhideWhenUsed="0"/>
+    <w:lsdException w:name="Medium List 1 Accent 3" w:semiHidden="0" w:uiPriority="65" w:unhideWhenUsed="0"/>
+    <w:lsdException w:name="Medium List 2 Accent 3" w:semiHidden="0" w:uiPriority="66" w:unhideWhenUsed="0"/>
+    <w:lsdException w:name="Medium Grid 1 Accent 3" w:semiHidden="0" w:uiPriority="67" w:unhideWhenUsed="0"/>
+    <w:lsdException w:name="Medium Grid 2 Accent 3" w:semiHidden="0" w:uiPriority="68" w:unhideWhenUsed="0"/>
+    <w:lsdException w:name="Medium Grid 3 Accent 3" w:semiHidden="0" w:uiPriority="69" w:unhideWhenUsed="0"/>
+    <w:lsdException w:name="Dark List Accent 3" w:semiHidden="0" w:uiPriority="70" w:unhideWhenUsed="0"/>
+    <w:lsdException w:name="Colorful Shading Accent 3" w:semiHidden="0" w:uiPriority="71" w:unhideWhenUsed="0"/>
+    <w:lsdException w:name="Colorful List Accent 3" w:semiHidden="0" w:uiPriority="72" w:unhideWhenUsed="0"/>
+    <w:lsdException w:name="Colorful Grid Accent 3" w:semiHidden="0" w:uiPriority="73" w:unhideWhenUsed="0"/>
+    <w:lsdException w:name="Light Shading Accent 4" w:semiHidden="0" w:uiPriority="60" w:unhideWhenUsed="0"/>
+    <w:lsdException w:name="Light List Accent 4" w:semiHidden="0" w:uiPriority="61" w:unhideWhenUsed="0"/>
+    <w:lsdException w:name="Light Grid Accent 4" w:semiHidden="0" w:uiPriority="62" w:unhideWhenUsed="0"/>
+    <w:lsdException w:name="Medium Shading 1 Accent 4" w:semiHidden="0" w:uiPriority="63" w:unhideWhenUsed="0"/>
+    <w:lsdException w:name="Medium Shading 2 Accent 4" w:semiHidden="0" w:uiPriority="64" w:unhideWhenUsed="0"/>
+    <w:lsdException w:name="Medium List 1 Accent 4" w:semiHidden="0" w:uiPriority="65" w:unhideWhenUsed="0"/>
+    <w:lsdException w:name="Medium List 2 Accent 4" w:semiHidden="0" w:uiPriority="66" w:unhideWhenUsed="0"/>
+    <w:lsdException w:name="Medium Grid 1 Accent 4" w:semiHidden="0" w:uiPriority="67" w:unhideWhenUsed="0"/>
+    <w:lsdException w:name="Medium Grid 2 Accent 4" w:semiHidden="0" w:uiPriority="68" w:unhideWhenUsed="0"/>
+    <w:lsdException w:name="Medium Grid 3 Accent 4" w:semiHidden="0" w:uiPriority="69" w:unhideWhenUsed="0"/>
+    <w:lsdException w:name="Dark List Accent 4" w:semiHidden="0" w:uiPriority="70" w:unhideWhenUsed="0"/>
+    <w:lsdException w:name="Colorful Shading Accent 4" w:semiHidden="0" w:uiPriority="71" w:unhideWhenUsed="0"/>
+    <w:lsdException w:name="Colorful List Accent 4" w:semiHidden="0" w:uiPriority="72" w:unhideWhenUsed="0"/>
+    <w:lsdException w:name="Colorful Grid Accent 4" w:semiHidden="0" w:uiPriority="73" w:unhideWhenUsed="0"/>
+    <w:lsdException w:name="Light Shading Accent 5" w:semiHidden="0" w:uiPriority="60" w:unhideWhenUsed="0"/>
+    <w:lsdException w:name="Light List Accent 5" w:semiHidden="0" w:uiPriority="61" w:unhideWhenUsed="0"/>
+    <w:lsdException w:name="Light Grid Accent 5" w:semiHidden="0" w:uiPriority="62" w:unhideWhenUsed="0"/>
+    <w:lsdException w:name="Medium Shading 1 Accent 5" w:semiHidden="0" w:uiPriority="63" w:unhideWhenUsed="0"/>
+    <w:lsdException w:name="Medium Shading 2 Accent 5" w:semiHidden="0" w:uiPriority="64" w:unhideWhenUsed="0"/>
+    <w:lsdException w:name="Medium List 1 Accent 5" w:semiHidden="0" w:uiPriority="65" w:unhideWhenUsed="0"/>
+    <w:lsdException w:name="Medium List 2 Accent 5" w:semiHidden="0" w:uiPriority="66" w:unhideWhenUsed="0"/>
+    <w:lsdException w:name="Medium Grid 1 Accent 5" w:semiHidden="0" w:uiPriority="67" w:unhideWhenUsed="0"/>
+    <w:lsdException w:name="Medium Grid 2 Accent 5" w:semiHidden="0" w:uiPriority="68" w:unhideWhenUsed="0"/>
+    <w:lsdException w:name="Medium Grid 3 Accent 5" w:semiHidden="0" w:uiPriority="69" w:unhideWhenUsed="0"/>
+    <w:lsdException w:name="Dark List Accent 5" w:semiHidden="0" w:uiPriority="70" w:unhideWhenUsed="0"/>
+    <w:lsdException w:name="Colorful Shading Accent 5" w:semiHidden="0" w:uiPriority="71" w:unhideWhenUsed="0"/>
+    <w:lsdException w:name="Colorful List Accent 5" w:semiHidden="0" w:uiPriority="72" w:unhideWhenUsed="0"/>
+    <w:lsdException w:name="Colorful Grid Accent 5" w:semiHidden="0" w:uiPriority="73" w:unhideWhenUsed="0"/>
+    <w:lsdException w:name="Light Shading Accent 6" w:semiHidden="0" w:uiPriority="60" w:unhideWhenUsed="0"/>
+    <w:lsdException w:name="Light List Accent 6" w:semiHidden="0" w:uiPriority="61" w:unhideWhenUsed="0"/>
+    <w:lsdException w:name="Light Grid Accent 6" w:semiHidden="0" w:uiPriority="62" w:unhideWhenUsed="0"/>
+    <w:lsdException w:name="Medium Shading 1 Accent 6" w:semiHidden="0" w:uiPriority="63" w:unhideWhenUsed="0"/>
+    <w:lsdException w:name="Medium Shading 2 Accent 6" w:semiHidden="0" w:uiPriority="64" w:unhideWhenUsed="0"/>
+    <w:lsdException w:name="Medium List 1 Accent 6" w:semiHidden="0" w:uiPriority="65" w:unhideWhenUsed="0"/>
+    <w:lsdException w:name="Medium List 2 Accent 6" w:semiHidden="0" w:uiPriority="66" w:unhideWhenUsed="0"/>
+    <w:lsdException w:name="Medium Grid 1 Accent 6" w:semiHidden="0" w:uiPriority="67" w:unhideWhenUsed="0"/>
+    <w:lsdException w:name="Medium Grid 2 Accent 6" w:semiHidden="0" w:uiPriority="68" w:unhideWhenUsed="0"/>
+    <w:lsdException w:name="Medium Grid 3 Accent 6" w:semiHidden="0" w:uiPriority="69" w:unhideWhenUsed="0"/>
+    <w:lsdException w:name="Dark List Accent 6" w:semiHidden="0" w:uiPriority="70" w:unhideWhenUsed="0"/>
+    <w:lsdException w:name="Colorful Shading Accent 6" w:semiHidden="0" w:uiPriority="71" w:unhideWhenUsed="0"/>
+    <w:lsdException w:name="Colorful List Accent 6" w:semiHidden="0" w:uiPriority="72" w:unhideWhenUsed="0"/>
+    <w:lsdException w:name="Colorful Grid Accent 6" w:semiHidden="0" w:uiPriority="73" w:unhideWhenUsed="0"/>
+    <w:lsdException w:name="Subtle Emphasis" w:semiHidden="0" w:uiPriority="19" w:unhideWhenUsed="0" w:qFormat="1"/>
+    <w:lsdException w:name="Intense Emphasis" w:semiHidden="0" w:uiPriority="21" w:unhideWhenUsed="0" w:qFormat="1"/>
+    <w:lsdException w:name="Subtle Reference" w:semiHidden="0" w:uiPriority="31" w:unhideWhenUsed="0" w:qFormat="1"/>
+    <w:lsdException w:name="Intense Reference" w:semiHidden="0" w:uiPriority="32" w:unhideWhenUsed="0" w:qFormat="1"/>
+    <w:lsdException w:name="Book Title" w:semiHidden="0" w:uiPriority="33" w:unhideWhenUsed="0" w:qFormat="1"/>
+    <w:lsdException w:name="Bibliography" w:uiPriority="37"/>
+    <w:lsdException w:name="TOC Heading" w:uiPriority="39" w:qFormat="1"/>
   </w:latentStyles>
   <w:style w:type="paragraph" w:default="1" w:styleId="Normal">
     <w:name w:val="Normal"/>
@@ -527,6 +290,7 @@
     <w:uiPriority w:val="99"/>
     <w:semiHidden/>
     <w:unhideWhenUsed/>
+    <w:qFormat/>
     <w:tblPr>
       <w:tblInd w:w="0" w:type="dxa"/>
       <w:tblCellMar>
@@ -835,7 +599,7 @@
   <a:extraClrSchemeLst/>
   <a:extLst>
     <a:ext uri="{05A4C25C-085E-4340-85A3-A5531E510DB2}">
-      <thm15:themeFamily xmlns:thm15="http://schemas.microsoft.com/office/thememl/2012/main" name="Office Theme" id="{62F939B6-93AF-4DB8-9C6B-D6C7DFDC589F}" vid="{4A3C46E8-61CC-4603-A589-7422A47A8E4A}"/>
+      <thm15:themeFamily xmlns:thm15="http://schemas.microsoft.com/office/thememl/2012/main" xmlns="" name="Office Theme" id="{62F939B6-93AF-4DB8-9C6B-D6C7DFDC589F}" vid="{4A3C46E8-61CC-4603-A589-7422A47A8E4A}"/>
     </a:ext>
   </a:extLst>
 </a:theme>

--- a/Dependencies.docx
+++ b/Dependencies.docx
@@ -1,9 +1,10 @@
 
 <file path=word/document.xml><?xml version="1.0" encoding="utf-8"?>
-<w:document xmlns:ve="http://schemas.openxmlformats.org/markup-compatibility/2006" xmlns:o="urn:schemas-microsoft-com:office:office" xmlns:r="http://schemas.openxmlformats.org/officeDocument/2006/relationships" xmlns:m="http://schemas.openxmlformats.org/officeDocument/2006/math" xmlns:v="urn:schemas-microsoft-com:vml" xmlns:wp="http://schemas.openxmlformats.org/drawingml/2006/wordprocessingDrawing" xmlns:w10="urn:schemas-microsoft-com:office:word" xmlns:w="http://schemas.openxmlformats.org/wordprocessingml/2006/main" xmlns:wne="http://schemas.microsoft.com/office/word/2006/wordml">
+<w:document xmlns:wpc="http://schemas.microsoft.com/office/word/2010/wordprocessingCanvas" xmlns:cx="http://schemas.microsoft.com/office/drawing/2014/chartex" xmlns:cx1="http://schemas.microsoft.com/office/drawing/2015/9/8/chartex" xmlns:cx2="http://schemas.microsoft.com/office/drawing/2015/10/21/chartex" xmlns:cx3="http://schemas.microsoft.com/office/drawing/2016/5/9/chartex" xmlns:cx4="http://schemas.microsoft.com/office/drawing/2016/5/10/chartex" xmlns:cx5="http://schemas.microsoft.com/office/drawing/2016/5/11/chartex" xmlns:cx6="http://schemas.microsoft.com/office/drawing/2016/5/12/chartex" xmlns:cx7="http://schemas.microsoft.com/office/drawing/2016/5/13/chartex" xmlns:cx8="http://schemas.microsoft.com/office/drawing/2016/5/14/chartex" xmlns:mc="http://schemas.openxmlformats.org/markup-compatibility/2006" xmlns:aink="http://schemas.microsoft.com/office/drawing/2016/ink" xmlns:am3d="http://schemas.microsoft.com/office/drawing/2017/model3d" xmlns:o="urn:schemas-microsoft-com:office:office" xmlns:r="http://schemas.openxmlformats.org/officeDocument/2006/relationships" xmlns:m="http://schemas.openxmlformats.org/officeDocument/2006/math" xmlns:v="urn:schemas-microsoft-com:vml" xmlns:wp14="http://schemas.microsoft.com/office/word/2010/wordprocessingDrawing" xmlns:wp="http://schemas.openxmlformats.org/drawingml/2006/wordprocessingDrawing" xmlns:w10="urn:schemas-microsoft-com:office:word" xmlns:w="http://schemas.openxmlformats.org/wordprocessingml/2006/main" xmlns:w14="http://schemas.microsoft.com/office/word/2010/wordml" xmlns:w15="http://schemas.microsoft.com/office/word/2012/wordml" xmlns:w16cex="http://schemas.microsoft.com/office/word/2018/wordml/cex" xmlns:w16cid="http://schemas.microsoft.com/office/word/2016/wordml/cid" xmlns:w16="http://schemas.microsoft.com/office/word/2018/wordml" xmlns:w16sdtdh="http://schemas.microsoft.com/office/word/2020/wordml/sdtdatahash" xmlns:w16se="http://schemas.microsoft.com/office/word/2015/wordml/symex" xmlns:wpg="http://schemas.microsoft.com/office/word/2010/wordprocessingGroup" xmlns:wpi="http://schemas.microsoft.com/office/word/2010/wordprocessingInk" xmlns:wne="http://schemas.microsoft.com/office/word/2006/wordml" xmlns:wps="http://schemas.microsoft.com/office/word/2010/wordprocessingShape" mc:Ignorable="w14 w15 w16se w16cid w16 w16cex w16sdtdh wp14">
   <w:body>
     <w:p>
       <w:pPr>
+        <w:ind w:left="1440" w:firstLine="720"/>
         <w:jc w:val="center"/>
         <w:rPr>
           <w:sz w:val="32"/>
@@ -27,7 +28,6 @@
         </w:rPr>
       </w:pPr>
       <w:proofErr w:type="spellStart"/>
-      <w:proofErr w:type="gramStart"/>
       <w:r>
         <w:rPr>
           <w:lang w:val="en-US"/>
@@ -35,7 +35,6 @@
         <w:t>npm</w:t>
       </w:r>
       <w:proofErr w:type="spellEnd"/>
-      <w:proofErr w:type="gramEnd"/>
       <w:r>
         <w:rPr>
           <w:lang w:val="en-US"/>
@@ -118,7 +117,7 @@
 </file>
 
 <file path=word/styles.xml><?xml version="1.0" encoding="utf-8"?>
-<w:styles xmlns:r="http://schemas.openxmlformats.org/officeDocument/2006/relationships" xmlns:w="http://schemas.openxmlformats.org/wordprocessingml/2006/main">
+<w:styles xmlns:mc="http://schemas.openxmlformats.org/markup-compatibility/2006" xmlns:r="http://schemas.openxmlformats.org/officeDocument/2006/relationships" xmlns:w="http://schemas.openxmlformats.org/wordprocessingml/2006/main" xmlns:w14="http://schemas.microsoft.com/office/word/2010/wordml" xmlns:w15="http://schemas.microsoft.com/office/word/2012/wordml" xmlns:w16cex="http://schemas.microsoft.com/office/word/2018/wordml/cex" xmlns:w16cid="http://schemas.microsoft.com/office/word/2016/wordml/cid" xmlns:w16="http://schemas.microsoft.com/office/word/2018/wordml" xmlns:w16sdtdh="http://schemas.microsoft.com/office/word/2020/wordml/sdtdatahash" xmlns:w16se="http://schemas.microsoft.com/office/word/2015/wordml/symex" mc:Ignorable="w14 w15 w16se w16cid w16 w16cex w16sdtdh">
   <w:docDefaults>
     <w:rPrDefault>
       <w:rPr>
@@ -135,144 +134,383 @@
       </w:pPr>
     </w:pPrDefault>
   </w:docDefaults>
-  <w:latentStyles w:defLockedState="0" w:defUIPriority="99" w:defSemiHidden="1" w:defUnhideWhenUsed="1" w:defQFormat="0" w:count="267">
-    <w:lsdException w:name="Normal" w:semiHidden="0" w:uiPriority="0" w:unhideWhenUsed="0" w:qFormat="1"/>
-    <w:lsdException w:name="heading 1" w:semiHidden="0" w:uiPriority="9" w:unhideWhenUsed="0" w:qFormat="1"/>
-    <w:lsdException w:name="heading 2" w:uiPriority="9" w:qFormat="1"/>
-    <w:lsdException w:name="heading 3" w:uiPriority="9" w:qFormat="1"/>
-    <w:lsdException w:name="heading 4" w:uiPriority="9" w:qFormat="1"/>
-    <w:lsdException w:name="heading 5" w:uiPriority="9" w:qFormat="1"/>
-    <w:lsdException w:name="heading 6" w:uiPriority="9" w:qFormat="1"/>
-    <w:lsdException w:name="heading 7" w:uiPriority="9" w:qFormat="1"/>
-    <w:lsdException w:name="heading 8" w:uiPriority="9" w:qFormat="1"/>
-    <w:lsdException w:name="heading 9" w:uiPriority="9" w:qFormat="1"/>
-    <w:lsdException w:name="toc 1" w:uiPriority="39"/>
-    <w:lsdException w:name="toc 2" w:uiPriority="39"/>
-    <w:lsdException w:name="toc 3" w:uiPriority="39"/>
-    <w:lsdException w:name="toc 4" w:uiPriority="39"/>
-    <w:lsdException w:name="toc 5" w:uiPriority="39"/>
-    <w:lsdException w:name="toc 6" w:uiPriority="39"/>
-    <w:lsdException w:name="toc 7" w:uiPriority="39"/>
-    <w:lsdException w:name="toc 8" w:uiPriority="39"/>
-    <w:lsdException w:name="toc 9" w:uiPriority="39"/>
-    <w:lsdException w:name="caption" w:uiPriority="35" w:qFormat="1"/>
-    <w:lsdException w:name="Title" w:semiHidden="0" w:uiPriority="10" w:unhideWhenUsed="0" w:qFormat="1"/>
-    <w:lsdException w:name="Default Paragraph Font" w:uiPriority="1"/>
-    <w:lsdException w:name="Subtitle" w:semiHidden="0" w:uiPriority="11" w:unhideWhenUsed="0" w:qFormat="1"/>
-    <w:lsdException w:name="Strong" w:semiHidden="0" w:uiPriority="22" w:unhideWhenUsed="0" w:qFormat="1"/>
-    <w:lsdException w:name="Emphasis" w:semiHidden="0" w:uiPriority="20" w:unhideWhenUsed="0" w:qFormat="1"/>
-    <w:lsdException w:name="Table Grid" w:uiPriority="39"/>
-    <w:lsdException w:name="Placeholder Text" w:unhideWhenUsed="0"/>
-    <w:lsdException w:name="No Spacing" w:semiHidden="0" w:uiPriority="1" w:unhideWhenUsed="0" w:qFormat="1"/>
-    <w:lsdException w:name="Light Shading" w:semiHidden="0" w:uiPriority="60" w:unhideWhenUsed="0"/>
-    <w:lsdException w:name="Light List" w:semiHidden="0" w:uiPriority="61" w:unhideWhenUsed="0"/>
-    <w:lsdException w:name="Light Grid" w:semiHidden="0" w:uiPriority="62" w:unhideWhenUsed="0"/>
-    <w:lsdException w:name="Medium Shading 1" w:semiHidden="0" w:uiPriority="63" w:unhideWhenUsed="0"/>
-    <w:lsdException w:name="Medium Shading 2" w:semiHidden="0" w:uiPriority="64" w:unhideWhenUsed="0"/>
-    <w:lsdException w:name="Medium List 1" w:semiHidden="0" w:uiPriority="65" w:unhideWhenUsed="0"/>
-    <w:lsdException w:name="Medium List 2" w:semiHidden="0" w:uiPriority="66" w:unhideWhenUsed="0"/>
-    <w:lsdException w:name="Medium Grid 1" w:semiHidden="0" w:uiPriority="67" w:unhideWhenUsed="0"/>
-    <w:lsdException w:name="Medium Grid 2" w:semiHidden="0" w:uiPriority="68" w:unhideWhenUsed="0"/>
-    <w:lsdException w:name="Medium Grid 3" w:semiHidden="0" w:uiPriority="69" w:unhideWhenUsed="0"/>
-    <w:lsdException w:name="Dark List" w:semiHidden="0" w:uiPriority="70" w:unhideWhenUsed="0"/>
-    <w:lsdException w:name="Colorful Shading" w:semiHidden="0" w:uiPriority="71" w:unhideWhenUsed="0"/>
-    <w:lsdException w:name="Colorful List" w:semiHidden="0" w:uiPriority="72" w:unhideWhenUsed="0"/>
-    <w:lsdException w:name="Colorful Grid" w:semiHidden="0" w:uiPriority="73" w:unhideWhenUsed="0"/>
-    <w:lsdException w:name="Light Shading Accent 1" w:semiHidden="0" w:uiPriority="60" w:unhideWhenUsed="0"/>
-    <w:lsdException w:name="Light List Accent 1" w:semiHidden="0" w:uiPriority="61" w:unhideWhenUsed="0"/>
-    <w:lsdException w:name="Light Grid Accent 1" w:semiHidden="0" w:uiPriority="62" w:unhideWhenUsed="0"/>
-    <w:lsdException w:name="Medium Shading 1 Accent 1" w:semiHidden="0" w:uiPriority="63" w:unhideWhenUsed="0"/>
-    <w:lsdException w:name="Medium Shading 2 Accent 1" w:semiHidden="0" w:uiPriority="64" w:unhideWhenUsed="0"/>
-    <w:lsdException w:name="Medium List 1 Accent 1" w:semiHidden="0" w:uiPriority="65" w:unhideWhenUsed="0"/>
-    <w:lsdException w:name="Revision" w:unhideWhenUsed="0"/>
-    <w:lsdException w:name="List Paragraph" w:semiHidden="0" w:uiPriority="34" w:unhideWhenUsed="0" w:qFormat="1"/>
-    <w:lsdException w:name="Quote" w:semiHidden="0" w:uiPriority="29" w:unhideWhenUsed="0" w:qFormat="1"/>
-    <w:lsdException w:name="Intense Quote" w:semiHidden="0" w:uiPriority="30" w:unhideWhenUsed="0" w:qFormat="1"/>
-    <w:lsdException w:name="Medium List 2 Accent 1" w:semiHidden="0" w:uiPriority="66" w:unhideWhenUsed="0"/>
-    <w:lsdException w:name="Medium Grid 1 Accent 1" w:semiHidden="0" w:uiPriority="67" w:unhideWhenUsed="0"/>
-    <w:lsdException w:name="Medium Grid 2 Accent 1" w:semiHidden="0" w:uiPriority="68" w:unhideWhenUsed="0"/>
-    <w:lsdException w:name="Medium Grid 3 Accent 1" w:semiHidden="0" w:uiPriority="69" w:unhideWhenUsed="0"/>
-    <w:lsdException w:name="Dark List Accent 1" w:semiHidden="0" w:uiPriority="70" w:unhideWhenUsed="0"/>
-    <w:lsdException w:name="Colorful Shading Accent 1" w:semiHidden="0" w:uiPriority="71" w:unhideWhenUsed="0"/>
-    <w:lsdException w:name="Colorful List Accent 1" w:semiHidden="0" w:uiPriority="72" w:unhideWhenUsed="0"/>
-    <w:lsdException w:name="Colorful Grid Accent 1" w:semiHidden="0" w:uiPriority="73" w:unhideWhenUsed="0"/>
-    <w:lsdException w:name="Light Shading Accent 2" w:semiHidden="0" w:uiPriority="60" w:unhideWhenUsed="0"/>
-    <w:lsdException w:name="Light List Accent 2" w:semiHidden="0" w:uiPriority="61" w:unhideWhenUsed="0"/>
-    <w:lsdException w:name="Light Grid Accent 2" w:semiHidden="0" w:uiPriority="62" w:unhideWhenUsed="0"/>
-    <w:lsdException w:name="Medium Shading 1 Accent 2" w:semiHidden="0" w:uiPriority="63" w:unhideWhenUsed="0"/>
-    <w:lsdException w:name="Medium Shading 2 Accent 2" w:semiHidden="0" w:uiPriority="64" w:unhideWhenUsed="0"/>
-    <w:lsdException w:name="Medium List 1 Accent 2" w:semiHidden="0" w:uiPriority="65" w:unhideWhenUsed="0"/>
-    <w:lsdException w:name="Medium List 2 Accent 2" w:semiHidden="0" w:uiPriority="66" w:unhideWhenUsed="0"/>
-    <w:lsdException w:name="Medium Grid 1 Accent 2" w:semiHidden="0" w:uiPriority="67" w:unhideWhenUsed="0"/>
-    <w:lsdException w:name="Medium Grid 2 Accent 2" w:semiHidden="0" w:uiPriority="68" w:unhideWhenUsed="0"/>
-    <w:lsdException w:name="Medium Grid 3 Accent 2" w:semiHidden="0" w:uiPriority="69" w:unhideWhenUsed="0"/>
-    <w:lsdException w:name="Dark List Accent 2" w:semiHidden="0" w:uiPriority="70" w:unhideWhenUsed="0"/>
-    <w:lsdException w:name="Colorful Shading Accent 2" w:semiHidden="0" w:uiPriority="71" w:unhideWhenUsed="0"/>
-    <w:lsdException w:name="Colorful List Accent 2" w:semiHidden="0" w:uiPriority="72" w:unhideWhenUsed="0"/>
-    <w:lsdException w:name="Colorful Grid Accent 2" w:semiHidden="0" w:uiPriority="73" w:unhideWhenUsed="0"/>
-    <w:lsdException w:name="Light Shading Accent 3" w:semiHidden="0" w:uiPriority="60" w:unhideWhenUsed="0"/>
-    <w:lsdException w:name="Light List Accent 3" w:semiHidden="0" w:uiPriority="61" w:unhideWhenUsed="0"/>
-    <w:lsdException w:name="Light Grid Accent 3" w:semiHidden="0" w:uiPriority="62" w:unhideWhenUsed="0"/>
-    <w:lsdException w:name="Medium Shading 1 Accent 3" w:semiHidden="0" w:uiPriority="63" w:unhideWhenUsed="0"/>
-    <w:lsdException w:name="Medium Shading 2 Accent 3" w:semiHidden="0" w:uiPriority="64" w:unhideWhenUsed="0"/>
-    <w:lsdException w:name="Medium List 1 Accent 3" w:semiHidden="0" w:uiPriority="65" w:unhideWhenUsed="0"/>
-    <w:lsdException w:name="Medium List 2 Accent 3" w:semiHidden="0" w:uiPriority="66" w:unhideWhenUsed="0"/>
-    <w:lsdException w:name="Medium Grid 1 Accent 3" w:semiHidden="0" w:uiPriority="67" w:unhideWhenUsed="0"/>
-    <w:lsdException w:name="Medium Grid 2 Accent 3" w:semiHidden="0" w:uiPriority="68" w:unhideWhenUsed="0"/>
-    <w:lsdException w:name="Medium Grid 3 Accent 3" w:semiHidden="0" w:uiPriority="69" w:unhideWhenUsed="0"/>
-    <w:lsdException w:name="Dark List Accent 3" w:semiHidden="0" w:uiPriority="70" w:unhideWhenUsed="0"/>
-    <w:lsdException w:name="Colorful Shading Accent 3" w:semiHidden="0" w:uiPriority="71" w:unhideWhenUsed="0"/>
-    <w:lsdException w:name="Colorful List Accent 3" w:semiHidden="0" w:uiPriority="72" w:unhideWhenUsed="0"/>
-    <w:lsdException w:name="Colorful Grid Accent 3" w:semiHidden="0" w:uiPriority="73" w:unhideWhenUsed="0"/>
-    <w:lsdException w:name="Light Shading Accent 4" w:semiHidden="0" w:uiPriority="60" w:unhideWhenUsed="0"/>
-    <w:lsdException w:name="Light List Accent 4" w:semiHidden="0" w:uiPriority="61" w:unhideWhenUsed="0"/>
-    <w:lsdException w:name="Light Grid Accent 4" w:semiHidden="0" w:uiPriority="62" w:unhideWhenUsed="0"/>
-    <w:lsdException w:name="Medium Shading 1 Accent 4" w:semiHidden="0" w:uiPriority="63" w:unhideWhenUsed="0"/>
-    <w:lsdException w:name="Medium Shading 2 Accent 4" w:semiHidden="0" w:uiPriority="64" w:unhideWhenUsed="0"/>
-    <w:lsdException w:name="Medium List 1 Accent 4" w:semiHidden="0" w:uiPriority="65" w:unhideWhenUsed="0"/>
-    <w:lsdException w:name="Medium List 2 Accent 4" w:semiHidden="0" w:uiPriority="66" w:unhideWhenUsed="0"/>
-    <w:lsdException w:name="Medium Grid 1 Accent 4" w:semiHidden="0" w:uiPriority="67" w:unhideWhenUsed="0"/>
-    <w:lsdException w:name="Medium Grid 2 Accent 4" w:semiHidden="0" w:uiPriority="68" w:unhideWhenUsed="0"/>
-    <w:lsdException w:name="Medium Grid 3 Accent 4" w:semiHidden="0" w:uiPriority="69" w:unhideWhenUsed="0"/>
-    <w:lsdException w:name="Dark List Accent 4" w:semiHidden="0" w:uiPriority="70" w:unhideWhenUsed="0"/>
-    <w:lsdException w:name="Colorful Shading Accent 4" w:semiHidden="0" w:uiPriority="71" w:unhideWhenUsed="0"/>
-    <w:lsdException w:name="Colorful List Accent 4" w:semiHidden="0" w:uiPriority="72" w:unhideWhenUsed="0"/>
-    <w:lsdException w:name="Colorful Grid Accent 4" w:semiHidden="0" w:uiPriority="73" w:unhideWhenUsed="0"/>
-    <w:lsdException w:name="Light Shading Accent 5" w:semiHidden="0" w:uiPriority="60" w:unhideWhenUsed="0"/>
-    <w:lsdException w:name="Light List Accent 5" w:semiHidden="0" w:uiPriority="61" w:unhideWhenUsed="0"/>
-    <w:lsdException w:name="Light Grid Accent 5" w:semiHidden="0" w:uiPriority="62" w:unhideWhenUsed="0"/>
-    <w:lsdException w:name="Medium Shading 1 Accent 5" w:semiHidden="0" w:uiPriority="63" w:unhideWhenUsed="0"/>
-    <w:lsdException w:name="Medium Shading 2 Accent 5" w:semiHidden="0" w:uiPriority="64" w:unhideWhenUsed="0"/>
-    <w:lsdException w:name="Medium List 1 Accent 5" w:semiHidden="0" w:uiPriority="65" w:unhideWhenUsed="0"/>
-    <w:lsdException w:name="Medium List 2 Accent 5" w:semiHidden="0" w:uiPriority="66" w:unhideWhenUsed="0"/>
-    <w:lsdException w:name="Medium Grid 1 Accent 5" w:semiHidden="0" w:uiPriority="67" w:unhideWhenUsed="0"/>
-    <w:lsdException w:name="Medium Grid 2 Accent 5" w:semiHidden="0" w:uiPriority="68" w:unhideWhenUsed="0"/>
-    <w:lsdException w:name="Medium Grid 3 Accent 5" w:semiHidden="0" w:uiPriority="69" w:unhideWhenUsed="0"/>
-    <w:lsdException w:name="Dark List Accent 5" w:semiHidden="0" w:uiPriority="70" w:unhideWhenUsed="0"/>
-    <w:lsdException w:name="Colorful Shading Accent 5" w:semiHidden="0" w:uiPriority="71" w:unhideWhenUsed="0"/>
-    <w:lsdException w:name="Colorful List Accent 5" w:semiHidden="0" w:uiPriority="72" w:unhideWhenUsed="0"/>
-    <w:lsdException w:name="Colorful Grid Accent 5" w:semiHidden="0" w:uiPriority="73" w:unhideWhenUsed="0"/>
-    <w:lsdException w:name="Light Shading Accent 6" w:semiHidden="0" w:uiPriority="60" w:unhideWhenUsed="0"/>
-    <w:lsdException w:name="Light List Accent 6" w:semiHidden="0" w:uiPriority="61" w:unhideWhenUsed="0"/>
-    <w:lsdException w:name="Light Grid Accent 6" w:semiHidden="0" w:uiPriority="62" w:unhideWhenUsed="0"/>
-    <w:lsdException w:name="Medium Shading 1 Accent 6" w:semiHidden="0" w:uiPriority="63" w:unhideWhenUsed="0"/>
-    <w:lsdException w:name="Medium Shading 2 Accent 6" w:semiHidden="0" w:uiPriority="64" w:unhideWhenUsed="0"/>
-    <w:lsdException w:name="Medium List 1 Accent 6" w:semiHidden="0" w:uiPriority="65" w:unhideWhenUsed="0"/>
-    <w:lsdException w:name="Medium List 2 Accent 6" w:semiHidden="0" w:uiPriority="66" w:unhideWhenUsed="0"/>
-    <w:lsdException w:name="Medium Grid 1 Accent 6" w:semiHidden="0" w:uiPriority="67" w:unhideWhenUsed="0"/>
-    <w:lsdException w:name="Medium Grid 2 Accent 6" w:semiHidden="0" w:uiPriority="68" w:unhideWhenUsed="0"/>
-    <w:lsdException w:name="Medium Grid 3 Accent 6" w:semiHidden="0" w:uiPriority="69" w:unhideWhenUsed="0"/>
-    <w:lsdException w:name="Dark List Accent 6" w:semiHidden="0" w:uiPriority="70" w:unhideWhenUsed="0"/>
-    <w:lsdException w:name="Colorful Shading Accent 6" w:semiHidden="0" w:uiPriority="71" w:unhideWhenUsed="0"/>
-    <w:lsdException w:name="Colorful List Accent 6" w:semiHidden="0" w:uiPriority="72" w:unhideWhenUsed="0"/>
-    <w:lsdException w:name="Colorful Grid Accent 6" w:semiHidden="0" w:uiPriority="73" w:unhideWhenUsed="0"/>
-    <w:lsdException w:name="Subtle Emphasis" w:semiHidden="0" w:uiPriority="19" w:unhideWhenUsed="0" w:qFormat="1"/>
-    <w:lsdException w:name="Intense Emphasis" w:semiHidden="0" w:uiPriority="21" w:unhideWhenUsed="0" w:qFormat="1"/>
-    <w:lsdException w:name="Subtle Reference" w:semiHidden="0" w:uiPriority="31" w:unhideWhenUsed="0" w:qFormat="1"/>
-    <w:lsdException w:name="Intense Reference" w:semiHidden="0" w:uiPriority="32" w:unhideWhenUsed="0" w:qFormat="1"/>
-    <w:lsdException w:name="Book Title" w:semiHidden="0" w:uiPriority="33" w:unhideWhenUsed="0" w:qFormat="1"/>
-    <w:lsdException w:name="Bibliography" w:uiPriority="37"/>
-    <w:lsdException w:name="TOC Heading" w:uiPriority="39" w:qFormat="1"/>
+  <w:latentStyles w:defLockedState="0" w:defUIPriority="99" w:defSemiHidden="0" w:defUnhideWhenUsed="0" w:defQFormat="0" w:count="376">
+    <w:lsdException w:name="Normal" w:uiPriority="0" w:qFormat="1"/>
+    <w:lsdException w:name="heading 1" w:uiPriority="9" w:qFormat="1"/>
+    <w:lsdException w:name="heading 2" w:semiHidden="1" w:uiPriority="9" w:unhideWhenUsed="1" w:qFormat="1"/>
+    <w:lsdException w:name="heading 3" w:semiHidden="1" w:uiPriority="9" w:unhideWhenUsed="1" w:qFormat="1"/>
+    <w:lsdException w:name="heading 4" w:semiHidden="1" w:uiPriority="9" w:unhideWhenUsed="1" w:qFormat="1"/>
+    <w:lsdException w:name="heading 5" w:semiHidden="1" w:uiPriority="9" w:unhideWhenUsed="1" w:qFormat="1"/>
+    <w:lsdException w:name="heading 6" w:semiHidden="1" w:uiPriority="9" w:unhideWhenUsed="1" w:qFormat="1"/>
+    <w:lsdException w:name="heading 7" w:semiHidden="1" w:uiPriority="9" w:unhideWhenUsed="1" w:qFormat="1"/>
+    <w:lsdException w:name="heading 8" w:semiHidden="1" w:uiPriority="9" w:unhideWhenUsed="1" w:qFormat="1"/>
+    <w:lsdException w:name="heading 9" w:semiHidden="1" w:uiPriority="9" w:unhideWhenUsed="1" w:qFormat="1"/>
+    <w:lsdException w:name="index 1" w:semiHidden="1" w:unhideWhenUsed="1"/>
+    <w:lsdException w:name="index 2" w:semiHidden="1" w:unhideWhenUsed="1"/>
+    <w:lsdException w:name="index 3" w:semiHidden="1" w:unhideWhenUsed="1"/>
+    <w:lsdException w:name="index 4" w:semiHidden="1" w:unhideWhenUsed="1"/>
+    <w:lsdException w:name="index 5" w:semiHidden="1" w:unhideWhenUsed="1"/>
+    <w:lsdException w:name="index 6" w:semiHidden="1" w:unhideWhenUsed="1"/>
+    <w:lsdException w:name="index 7" w:semiHidden="1" w:unhideWhenUsed="1"/>
+    <w:lsdException w:name="index 8" w:semiHidden="1" w:unhideWhenUsed="1"/>
+    <w:lsdException w:name="index 9" w:semiHidden="1" w:unhideWhenUsed="1"/>
+    <w:lsdException w:name="toc 1" w:semiHidden="1" w:uiPriority="39" w:unhideWhenUsed="1"/>
+    <w:lsdException w:name="toc 2" w:semiHidden="1" w:uiPriority="39" w:unhideWhenUsed="1"/>
+    <w:lsdException w:name="toc 3" w:semiHidden="1" w:uiPriority="39" w:unhideWhenUsed="1"/>
+    <w:lsdException w:name="toc 4" w:semiHidden="1" w:uiPriority="39" w:unhideWhenUsed="1"/>
+    <w:lsdException w:name="toc 5" w:semiHidden="1" w:uiPriority="39" w:unhideWhenUsed="1"/>
+    <w:lsdException w:name="toc 6" w:semiHidden="1" w:uiPriority="39" w:unhideWhenUsed="1"/>
+    <w:lsdException w:name="toc 7" w:semiHidden="1" w:uiPriority="39" w:unhideWhenUsed="1"/>
+    <w:lsdException w:name="toc 8" w:semiHidden="1" w:uiPriority="39" w:unhideWhenUsed="1"/>
+    <w:lsdException w:name="toc 9" w:semiHidden="1" w:uiPriority="39" w:unhideWhenUsed="1"/>
+    <w:lsdException w:name="Normal Indent" w:semiHidden="1" w:unhideWhenUsed="1"/>
+    <w:lsdException w:name="footnote text" w:semiHidden="1" w:unhideWhenUsed="1"/>
+    <w:lsdException w:name="annotation text" w:semiHidden="1" w:unhideWhenUsed="1"/>
+    <w:lsdException w:name="header" w:semiHidden="1" w:unhideWhenUsed="1"/>
+    <w:lsdException w:name="footer" w:semiHidden="1" w:unhideWhenUsed="1"/>
+    <w:lsdException w:name="index heading" w:semiHidden="1" w:unhideWhenUsed="1"/>
+    <w:lsdException w:name="caption" w:semiHidden="1" w:uiPriority="35" w:unhideWhenUsed="1" w:qFormat="1"/>
+    <w:lsdException w:name="table of figures" w:semiHidden="1" w:unhideWhenUsed="1"/>
+    <w:lsdException w:name="envelope address" w:semiHidden="1" w:unhideWhenUsed="1"/>
+    <w:lsdException w:name="envelope return" w:semiHidden="1" w:unhideWhenUsed="1"/>
+    <w:lsdException w:name="footnote reference" w:semiHidden="1" w:unhideWhenUsed="1"/>
+    <w:lsdException w:name="annotation reference" w:semiHidden="1" w:unhideWhenUsed="1"/>
+    <w:lsdException w:name="line number" w:semiHidden="1" w:unhideWhenUsed="1"/>
+    <w:lsdException w:name="page number" w:semiHidden="1" w:unhideWhenUsed="1"/>
+    <w:lsdException w:name="endnote reference" w:semiHidden="1" w:unhideWhenUsed="1"/>
+    <w:lsdException w:name="endnote text" w:semiHidden="1" w:unhideWhenUsed="1"/>
+    <w:lsdException w:name="table of authorities" w:semiHidden="1" w:unhideWhenUsed="1"/>
+    <w:lsdException w:name="macro" w:semiHidden="1" w:unhideWhenUsed="1"/>
+    <w:lsdException w:name="toa heading" w:semiHidden="1" w:unhideWhenUsed="1"/>
+    <w:lsdException w:name="List" w:semiHidden="1" w:unhideWhenUsed="1"/>
+    <w:lsdException w:name="List Bullet" w:semiHidden="1" w:unhideWhenUsed="1"/>
+    <w:lsdException w:name="List Number" w:semiHidden="1" w:unhideWhenUsed="1"/>
+    <w:lsdException w:name="List 2" w:semiHidden="1" w:unhideWhenUsed="1"/>
+    <w:lsdException w:name="List 3" w:semiHidden="1" w:unhideWhenUsed="1"/>
+    <w:lsdException w:name="List 4" w:semiHidden="1" w:unhideWhenUsed="1"/>
+    <w:lsdException w:name="List 5" w:semiHidden="1" w:unhideWhenUsed="1"/>
+    <w:lsdException w:name="List Bullet 2" w:semiHidden="1" w:unhideWhenUsed="1"/>
+    <w:lsdException w:name="List Bullet 3" w:semiHidden="1" w:unhideWhenUsed="1"/>
+    <w:lsdException w:name="List Bullet 4" w:semiHidden="1" w:unhideWhenUsed="1"/>
+    <w:lsdException w:name="List Bullet 5" w:semiHidden="1" w:unhideWhenUsed="1"/>
+    <w:lsdException w:name="List Number 2" w:semiHidden="1" w:unhideWhenUsed="1"/>
+    <w:lsdException w:name="List Number 3" w:semiHidden="1" w:unhideWhenUsed="1"/>
+    <w:lsdException w:name="List Number 4" w:semiHidden="1" w:unhideWhenUsed="1"/>
+    <w:lsdException w:name="List Number 5" w:semiHidden="1" w:unhideWhenUsed="1"/>
+    <w:lsdException w:name="Title" w:uiPriority="10" w:qFormat="1"/>
+    <w:lsdException w:name="Closing" w:semiHidden="1" w:unhideWhenUsed="1"/>
+    <w:lsdException w:name="Signature" w:semiHidden="1" w:unhideWhenUsed="1"/>
+    <w:lsdException w:name="Default Paragraph Font" w:semiHidden="1" w:uiPriority="1" w:unhideWhenUsed="1"/>
+    <w:lsdException w:name="Body Text" w:semiHidden="1" w:unhideWhenUsed="1"/>
+    <w:lsdException w:name="Body Text Indent" w:semiHidden="1" w:unhideWhenUsed="1"/>
+    <w:lsdException w:name="List Continue" w:semiHidden="1" w:unhideWhenUsed="1"/>
+    <w:lsdException w:name="List Continue 2" w:semiHidden="1" w:unhideWhenUsed="1"/>
+    <w:lsdException w:name="List Continue 3" w:semiHidden="1" w:unhideWhenUsed="1"/>
+    <w:lsdException w:name="List Continue 4" w:semiHidden="1" w:unhideWhenUsed="1"/>
+    <w:lsdException w:name="List Continue 5" w:semiHidden="1" w:unhideWhenUsed="1"/>
+    <w:lsdException w:name="Message Header" w:semiHidden="1" w:unhideWhenUsed="1"/>
+    <w:lsdException w:name="Subtitle" w:uiPriority="11" w:qFormat="1"/>
+    <w:lsdException w:name="Salutation" w:semiHidden="1" w:unhideWhenUsed="1"/>
+    <w:lsdException w:name="Date" w:semiHidden="1" w:unhideWhenUsed="1"/>
+    <w:lsdException w:name="Body Text First Indent" w:semiHidden="1" w:unhideWhenUsed="1"/>
+    <w:lsdException w:name="Body Text First Indent 2" w:semiHidden="1" w:unhideWhenUsed="1"/>
+    <w:lsdException w:name="Note Heading" w:semiHidden="1" w:unhideWhenUsed="1"/>
+    <w:lsdException w:name="Body Text 2" w:semiHidden="1" w:unhideWhenUsed="1"/>
+    <w:lsdException w:name="Body Text 3" w:semiHidden="1" w:unhideWhenUsed="1"/>
+    <w:lsdException w:name="Body Text Indent 2" w:semiHidden="1" w:unhideWhenUsed="1"/>
+    <w:lsdException w:name="Body Text Indent 3" w:semiHidden="1" w:unhideWhenUsed="1"/>
+    <w:lsdException w:name="Block Text" w:semiHidden="1" w:unhideWhenUsed="1"/>
+    <w:lsdException w:name="Hyperlink" w:semiHidden="1" w:unhideWhenUsed="1"/>
+    <w:lsdException w:name="FollowedHyperlink" w:semiHidden="1" w:unhideWhenUsed="1"/>
+    <w:lsdException w:name="Strong" w:uiPriority="22" w:qFormat="1"/>
+    <w:lsdException w:name="Emphasis" w:uiPriority="20" w:qFormat="1"/>
+    <w:lsdException w:name="Document Map" w:semiHidden="1" w:unhideWhenUsed="1"/>
+    <w:lsdException w:name="Plain Text" w:semiHidden="1" w:unhideWhenUsed="1"/>
+    <w:lsdException w:name="E-mail Signature" w:semiHidden="1" w:unhideWhenUsed="1"/>
+    <w:lsdException w:name="HTML Top of Form" w:semiHidden="1" w:unhideWhenUsed="1"/>
+    <w:lsdException w:name="HTML Bottom of Form" w:semiHidden="1" w:unhideWhenUsed="1"/>
+    <w:lsdException w:name="Normal (Web)" w:semiHidden="1" w:unhideWhenUsed="1"/>
+    <w:lsdException w:name="HTML Acronym" w:semiHidden="1" w:unhideWhenUsed="1"/>
+    <w:lsdException w:name="HTML Address" w:semiHidden="1" w:unhideWhenUsed="1"/>
+    <w:lsdException w:name="HTML Cite" w:semiHidden="1" w:unhideWhenUsed="1"/>
+    <w:lsdException w:name="HTML Code" w:semiHidden="1" w:unhideWhenUsed="1"/>
+    <w:lsdException w:name="HTML Definition" w:semiHidden="1" w:unhideWhenUsed="1"/>
+    <w:lsdException w:name="HTML Keyboard" w:semiHidden="1" w:unhideWhenUsed="1"/>
+    <w:lsdException w:name="HTML Preformatted" w:semiHidden="1" w:unhideWhenUsed="1"/>
+    <w:lsdException w:name="HTML Sample" w:semiHidden="1" w:unhideWhenUsed="1"/>
+    <w:lsdException w:name="HTML Typewriter" w:semiHidden="1" w:unhideWhenUsed="1"/>
+    <w:lsdException w:name="HTML Variable" w:semiHidden="1" w:unhideWhenUsed="1"/>
+    <w:lsdException w:name="Normal Table" w:semiHidden="1" w:unhideWhenUsed="1"/>
+    <w:lsdException w:name="annotation subject" w:semiHidden="1" w:unhideWhenUsed="1"/>
+    <w:lsdException w:name="No List" w:semiHidden="1" w:unhideWhenUsed="1"/>
+    <w:lsdException w:name="Outline List 1" w:semiHidden="1" w:unhideWhenUsed="1"/>
+    <w:lsdException w:name="Outline List 2" w:semiHidden="1" w:unhideWhenUsed="1"/>
+    <w:lsdException w:name="Outline List 3" w:semiHidden="1" w:unhideWhenUsed="1"/>
+    <w:lsdException w:name="Table Simple 1" w:semiHidden="1" w:unhideWhenUsed="1"/>
+    <w:lsdException w:name="Table Simple 2" w:semiHidden="1" w:unhideWhenUsed="1"/>
+    <w:lsdException w:name="Table Simple 3" w:semiHidden="1" w:unhideWhenUsed="1"/>
+    <w:lsdException w:name="Table Classic 1" w:semiHidden="1" w:unhideWhenUsed="1"/>
+    <w:lsdException w:name="Table Classic 2" w:semiHidden="1" w:unhideWhenUsed="1"/>
+    <w:lsdException w:name="Table Classic 3" w:semiHidden="1" w:unhideWhenUsed="1"/>
+    <w:lsdException w:name="Table Classic 4" w:semiHidden="1" w:unhideWhenUsed="1"/>
+    <w:lsdException w:name="Table Colorful 1" w:semiHidden="1" w:unhideWhenUsed="1"/>
+    <w:lsdException w:name="Table Colorful 2" w:semiHidden="1" w:unhideWhenUsed="1"/>
+    <w:lsdException w:name="Table Colorful 3" w:semiHidden="1" w:unhideWhenUsed="1"/>
+    <w:lsdException w:name="Table Columns 1" w:semiHidden="1" w:unhideWhenUsed="1"/>
+    <w:lsdException w:name="Table Columns 2" w:semiHidden="1" w:unhideWhenUsed="1"/>
+    <w:lsdException w:name="Table Columns 3" w:semiHidden="1" w:unhideWhenUsed="1"/>
+    <w:lsdException w:name="Table Columns 4" w:semiHidden="1" w:unhideWhenUsed="1"/>
+    <w:lsdException w:name="Table Columns 5" w:semiHidden="1" w:unhideWhenUsed="1"/>
+    <w:lsdException w:name="Table Grid 1" w:semiHidden="1" w:unhideWhenUsed="1"/>
+    <w:lsdException w:name="Table Grid 2" w:semiHidden="1" w:unhideWhenUsed="1"/>
+    <w:lsdException w:name="Table Grid 3" w:semiHidden="1" w:unhideWhenUsed="1"/>
+    <w:lsdException w:name="Table Grid 4" w:semiHidden="1" w:unhideWhenUsed="1"/>
+    <w:lsdException w:name="Table Grid 5" w:semiHidden="1" w:unhideWhenUsed="1"/>
+    <w:lsdException w:name="Table Grid 6" w:semiHidden="1" w:unhideWhenUsed="1"/>
+    <w:lsdException w:name="Table Grid 7" w:semiHidden="1" w:unhideWhenUsed="1"/>
+    <w:lsdException w:name="Table Grid 8" w:semiHidden="1" w:unhideWhenUsed="1"/>
+    <w:lsdException w:name="Table List 1" w:semiHidden="1" w:unhideWhenUsed="1"/>
+    <w:lsdException w:name="Table List 2" w:semiHidden="1" w:unhideWhenUsed="1"/>
+    <w:lsdException w:name="Table List 3" w:semiHidden="1" w:unhideWhenUsed="1"/>
+    <w:lsdException w:name="Table List 4" w:semiHidden="1" w:unhideWhenUsed="1"/>
+    <w:lsdException w:name="Table List 5" w:semiHidden="1" w:unhideWhenUsed="1"/>
+    <w:lsdException w:name="Table List 6" w:semiHidden="1" w:unhideWhenUsed="1"/>
+    <w:lsdException w:name="Table List 7" w:semiHidden="1" w:unhideWhenUsed="1"/>
+    <w:lsdException w:name="Table List 8" w:semiHidden="1" w:unhideWhenUsed="1"/>
+    <w:lsdException w:name="Table 3D effects 1" w:semiHidden="1" w:unhideWhenUsed="1"/>
+    <w:lsdException w:name="Table 3D effects 2" w:semiHidden="1" w:unhideWhenUsed="1"/>
+    <w:lsdException w:name="Table 3D effects 3" w:semiHidden="1" w:unhideWhenUsed="1"/>
+    <w:lsdException w:name="Table Contemporary" w:semiHidden="1" w:unhideWhenUsed="1"/>
+    <w:lsdException w:name="Table Elegant" w:semiHidden="1" w:unhideWhenUsed="1"/>
+    <w:lsdException w:name="Table Professional" w:semiHidden="1" w:unhideWhenUsed="1"/>
+    <w:lsdException w:name="Table Subtle 1" w:semiHidden="1" w:unhideWhenUsed="1"/>
+    <w:lsdException w:name="Table Subtle 2" w:semiHidden="1" w:unhideWhenUsed="1"/>
+    <w:lsdException w:name="Table Web 1" w:semiHidden="1" w:unhideWhenUsed="1"/>
+    <w:lsdException w:name="Table Web 2" w:semiHidden="1" w:unhideWhenUsed="1"/>
+    <w:lsdException w:name="Table Web 3" w:semiHidden="1" w:unhideWhenUsed="1"/>
+    <w:lsdException w:name="Balloon Text" w:semiHidden="1" w:unhideWhenUsed="1"/>
+    <w:lsdException w:name="Table Grid" w:semiHidden="1" w:uiPriority="39" w:unhideWhenUsed="1"/>
+    <w:lsdException w:name="Table Theme" w:semiHidden="1" w:unhideWhenUsed="1"/>
+    <w:lsdException w:name="Placeholder Text" w:semiHidden="1"/>
+    <w:lsdException w:name="No Spacing" w:uiPriority="1" w:qFormat="1"/>
+    <w:lsdException w:name="Light Shading" w:uiPriority="60"/>
+    <w:lsdException w:name="Light List" w:uiPriority="61"/>
+    <w:lsdException w:name="Light Grid" w:uiPriority="62"/>
+    <w:lsdException w:name="Medium Shading 1" w:uiPriority="63"/>
+    <w:lsdException w:name="Medium Shading 2" w:uiPriority="64"/>
+    <w:lsdException w:name="Medium List 1" w:uiPriority="65"/>
+    <w:lsdException w:name="Medium List 2" w:uiPriority="66"/>
+    <w:lsdException w:name="Medium Grid 1" w:uiPriority="67"/>
+    <w:lsdException w:name="Medium Grid 2" w:uiPriority="68"/>
+    <w:lsdException w:name="Medium Grid 3" w:uiPriority="69"/>
+    <w:lsdException w:name="Dark List" w:uiPriority="70"/>
+    <w:lsdException w:name="Colorful Shading" w:uiPriority="71"/>
+    <w:lsdException w:name="Colorful List" w:uiPriority="72"/>
+    <w:lsdException w:name="Colorful Grid" w:uiPriority="73"/>
+    <w:lsdException w:name="Light Shading Accent 1" w:uiPriority="60"/>
+    <w:lsdException w:name="Light List Accent 1" w:uiPriority="61"/>
+    <w:lsdException w:name="Light Grid Accent 1" w:uiPriority="62"/>
+    <w:lsdException w:name="Medium Shading 1 Accent 1" w:uiPriority="63"/>
+    <w:lsdException w:name="Medium Shading 2 Accent 1" w:uiPriority="64"/>
+    <w:lsdException w:name="Medium List 1 Accent 1" w:uiPriority="65"/>
+    <w:lsdException w:name="Revision" w:semiHidden="1"/>
+    <w:lsdException w:name="List Paragraph" w:uiPriority="34" w:qFormat="1"/>
+    <w:lsdException w:name="Quote" w:uiPriority="29" w:qFormat="1"/>
+    <w:lsdException w:name="Intense Quote" w:uiPriority="30" w:qFormat="1"/>
+    <w:lsdException w:name="Medium List 2 Accent 1" w:uiPriority="66"/>
+    <w:lsdException w:name="Medium Grid 1 Accent 1" w:uiPriority="67"/>
+    <w:lsdException w:name="Medium Grid 2 Accent 1" w:uiPriority="68"/>
+    <w:lsdException w:name="Medium Grid 3 Accent 1" w:uiPriority="69"/>
+    <w:lsdException w:name="Dark List Accent 1" w:uiPriority="70"/>
+    <w:lsdException w:name="Colorful Shading Accent 1" w:uiPriority="71"/>
+    <w:lsdException w:name="Colorful List Accent 1" w:uiPriority="72"/>
+    <w:lsdException w:name="Colorful Grid Accent 1" w:uiPriority="73"/>
+    <w:lsdException w:name="Light Shading Accent 2" w:uiPriority="60"/>
+    <w:lsdException w:name="Light List Accent 2" w:uiPriority="61"/>
+    <w:lsdException w:name="Light Grid Accent 2" w:uiPriority="62"/>
+    <w:lsdException w:name="Medium Shading 1 Accent 2" w:uiPriority="63"/>
+    <w:lsdException w:name="Medium Shading 2 Accent 2" w:uiPriority="64"/>
+    <w:lsdException w:name="Medium List 1 Accent 2" w:uiPriority="65"/>
+    <w:lsdException w:name="Medium List 2 Accent 2" w:uiPriority="66"/>
+    <w:lsdException w:name="Medium Grid 1 Accent 2" w:uiPriority="67"/>
+    <w:lsdException w:name="Medium Grid 2 Accent 2" w:uiPriority="68"/>
+    <w:lsdException w:name="Medium Grid 3 Accent 2" w:uiPriority="69"/>
+    <w:lsdException w:name="Dark List Accent 2" w:uiPriority="70"/>
+    <w:lsdException w:name="Colorful Shading Accent 2" w:uiPriority="71"/>
+    <w:lsdException w:name="Colorful List Accent 2" w:uiPriority="72"/>
+    <w:lsdException w:name="Colorful Grid Accent 2" w:uiPriority="73"/>
+    <w:lsdException w:name="Light Shading Accent 3" w:uiPriority="60"/>
+    <w:lsdException w:name="Light List Accent 3" w:uiPriority="61"/>
+    <w:lsdException w:name="Light Grid Accent 3" w:uiPriority="62"/>
+    <w:lsdException w:name="Medium Shading 1 Accent 3" w:uiPriority="63"/>
+    <w:lsdException w:name="Medium Shading 2 Accent 3" w:uiPriority="64"/>
+    <w:lsdException w:name="Medium List 1 Accent 3" w:uiPriority="65"/>
+    <w:lsdException w:name="Medium List 2 Accent 3" w:uiPriority="66"/>
+    <w:lsdException w:name="Medium Grid 1 Accent 3" w:uiPriority="67"/>
+    <w:lsdException w:name="Medium Grid 2 Accent 3" w:uiPriority="68"/>
+    <w:lsdException w:name="Medium Grid 3 Accent 3" w:uiPriority="69"/>
+    <w:lsdException w:name="Dark List Accent 3" w:uiPriority="70"/>
+    <w:lsdException w:name="Colorful Shading Accent 3" w:uiPriority="71"/>
+    <w:lsdException w:name="Colorful List Accent 3" w:uiPriority="72"/>
+    <w:lsdException w:name="Colorful Grid Accent 3" w:uiPriority="73"/>
+    <w:lsdException w:name="Light Shading Accent 4" w:uiPriority="60"/>
+    <w:lsdException w:name="Light List Accent 4" w:uiPriority="61"/>
+    <w:lsdException w:name="Light Grid Accent 4" w:uiPriority="62"/>
+    <w:lsdException w:name="Medium Shading 1 Accent 4" w:uiPriority="63"/>
+    <w:lsdException w:name="Medium Shading 2 Accent 4" w:uiPriority="64"/>
+    <w:lsdException w:name="Medium List 1 Accent 4" w:uiPriority="65"/>
+    <w:lsdException w:name="Medium List 2 Accent 4" w:uiPriority="66"/>
+    <w:lsdException w:name="Medium Grid 1 Accent 4" w:uiPriority="67"/>
+    <w:lsdException w:name="Medium Grid 2 Accent 4" w:uiPriority="68"/>
+    <w:lsdException w:name="Medium Grid 3 Accent 4" w:uiPriority="69"/>
+    <w:lsdException w:name="Dark List Accent 4" w:uiPriority="70"/>
+    <w:lsdException w:name="Colorful Shading Accent 4" w:uiPriority="71"/>
+    <w:lsdException w:name="Colorful List Accent 4" w:uiPriority="72"/>
+    <w:lsdException w:name="Colorful Grid Accent 4" w:uiPriority="73"/>
+    <w:lsdException w:name="Light Shading Accent 5" w:uiPriority="60"/>
+    <w:lsdException w:name="Light List Accent 5" w:uiPriority="61"/>
+    <w:lsdException w:name="Light Grid Accent 5" w:uiPriority="62"/>
+    <w:lsdException w:name="Medium Shading 1 Accent 5" w:uiPriority="63"/>
+    <w:lsdException w:name="Medium Shading 2 Accent 5" w:uiPriority="64"/>
+    <w:lsdException w:name="Medium List 1 Accent 5" w:uiPriority="65"/>
+    <w:lsdException w:name="Medium List 2 Accent 5" w:uiPriority="66"/>
+    <w:lsdException w:name="Medium Grid 1 Accent 5" w:uiPriority="67"/>
+    <w:lsdException w:name="Medium Grid 2 Accent 5" w:uiPriority="68"/>
+    <w:lsdException w:name="Medium Grid 3 Accent 5" w:uiPriority="69"/>
+    <w:lsdException w:name="Dark List Accent 5" w:uiPriority="70"/>
+    <w:lsdException w:name="Colorful Shading Accent 5" w:uiPriority="71"/>
+    <w:lsdException w:name="Colorful List Accent 5" w:uiPriority="72"/>
+    <w:lsdException w:name="Colorful Grid Accent 5" w:uiPriority="73"/>
+    <w:lsdException w:name="Light Shading Accent 6" w:uiPriority="60"/>
+    <w:lsdException w:name="Light List Accent 6" w:uiPriority="61"/>
+    <w:lsdException w:name="Light Grid Accent 6" w:uiPriority="62"/>
+    <w:lsdException w:name="Medium Shading 1 Accent 6" w:uiPriority="63"/>
+    <w:lsdException w:name="Medium Shading 2 Accent 6" w:uiPriority="64"/>
+    <w:lsdException w:name="Medium List 1 Accent 6" w:uiPriority="65"/>
+    <w:lsdException w:name="Medium List 2 Accent 6" w:uiPriority="66"/>
+    <w:lsdException w:name="Medium Grid 1 Accent 6" w:uiPriority="67"/>
+    <w:lsdException w:name="Medium Grid 2 Accent 6" w:uiPriority="68"/>
+    <w:lsdException w:name="Medium Grid 3 Accent 6" w:uiPriority="69"/>
+    <w:lsdException w:name="Dark List Accent 6" w:uiPriority="70"/>
+    <w:lsdException w:name="Colorful Shading Accent 6" w:uiPriority="71"/>
+    <w:lsdException w:name="Colorful List Accent 6" w:uiPriority="72"/>
+    <w:lsdException w:name="Colorful Grid Accent 6" w:uiPriority="73"/>
+    <w:lsdException w:name="Subtle Emphasis" w:uiPriority="19" w:qFormat="1"/>
+    <w:lsdException w:name="Intense Emphasis" w:uiPriority="21" w:qFormat="1"/>
+    <w:lsdException w:name="Subtle Reference" w:uiPriority="31" w:qFormat="1"/>
+    <w:lsdException w:name="Intense Reference" w:uiPriority="32" w:qFormat="1"/>
+    <w:lsdException w:name="Book Title" w:uiPriority="33" w:qFormat="1"/>
+    <w:lsdException w:name="Bibliography" w:semiHidden="1" w:uiPriority="37" w:unhideWhenUsed="1"/>
+    <w:lsdException w:name="TOC Heading" w:semiHidden="1" w:uiPriority="39" w:unhideWhenUsed="1" w:qFormat="1"/>
+    <w:lsdException w:name="Plain Table 1" w:uiPriority="41"/>
+    <w:lsdException w:name="Plain Table 2" w:uiPriority="42"/>
+    <w:lsdException w:name="Plain Table 3" w:uiPriority="43"/>
+    <w:lsdException w:name="Plain Table 4" w:uiPriority="44"/>
+    <w:lsdException w:name="Plain Table 5" w:uiPriority="45"/>
+    <w:lsdException w:name="Grid Table Light" w:uiPriority="40"/>
+    <w:lsdException w:name="Grid Table 1 Light" w:uiPriority="46"/>
+    <w:lsdException w:name="Grid Table 2" w:uiPriority="47"/>
+    <w:lsdException w:name="Grid Table 3" w:uiPriority="48"/>
+    <w:lsdException w:name="Grid Table 4" w:uiPriority="49"/>
+    <w:lsdException w:name="Grid Table 5 Dark" w:uiPriority="50"/>
+    <w:lsdException w:name="Grid Table 6 Colorful" w:uiPriority="51"/>
+    <w:lsdException w:name="Grid Table 7 Colorful" w:uiPriority="52"/>
+    <w:lsdException w:name="Grid Table 1 Light Accent 1" w:uiPriority="46"/>
+    <w:lsdException w:name="Grid Table 2 Accent 1" w:uiPriority="47"/>
+    <w:lsdException w:name="Grid Table 3 Accent 1" w:uiPriority="48"/>
+    <w:lsdException w:name="Grid Table 4 Accent 1" w:uiPriority="49"/>
+    <w:lsdException w:name="Grid Table 5 Dark Accent 1" w:uiPriority="50"/>
+    <w:lsdException w:name="Grid Table 6 Colorful Accent 1" w:uiPriority="51"/>
+    <w:lsdException w:name="Grid Table 7 Colorful Accent 1" w:uiPriority="52"/>
+    <w:lsdException w:name="Grid Table 1 Light Accent 2" w:uiPriority="46"/>
+    <w:lsdException w:name="Grid Table 2 Accent 2" w:uiPriority="47"/>
+    <w:lsdException w:name="Grid Table 3 Accent 2" w:uiPriority="48"/>
+    <w:lsdException w:name="Grid Table 4 Accent 2" w:uiPriority="49"/>
+    <w:lsdException w:name="Grid Table 5 Dark Accent 2" w:uiPriority="50"/>
+    <w:lsdException w:name="Grid Table 6 Colorful Accent 2" w:uiPriority="51"/>
+    <w:lsdException w:name="Grid Table 7 Colorful Accent 2" w:uiPriority="52"/>
+    <w:lsdException w:name="Grid Table 1 Light Accent 3" w:uiPriority="46"/>
+    <w:lsdException w:name="Grid Table 2 Accent 3" w:uiPriority="47"/>
+    <w:lsdException w:name="Grid Table 3 Accent 3" w:uiPriority="48"/>
+    <w:lsdException w:name="Grid Table 4 Accent 3" w:uiPriority="49"/>
+    <w:lsdException w:name="Grid Table 5 Dark Accent 3" w:uiPriority="50"/>
+    <w:lsdException w:name="Grid Table 6 Colorful Accent 3" w:uiPriority="51"/>
+    <w:lsdException w:name="Grid Table 7 Colorful Accent 3" w:uiPriority="52"/>
+    <w:lsdException w:name="Grid Table 1 Light Accent 4" w:uiPriority="46"/>
+    <w:lsdException w:name="Grid Table 2 Accent 4" w:uiPriority="47"/>
+    <w:lsdException w:name="Grid Table 3 Accent 4" w:uiPriority="48"/>
+    <w:lsdException w:name="Grid Table 4 Accent 4" w:uiPriority="49"/>
+    <w:lsdException w:name="Grid Table 5 Dark Accent 4" w:uiPriority="50"/>
+    <w:lsdException w:name="Grid Table 6 Colorful Accent 4" w:uiPriority="51"/>
+    <w:lsdException w:name="Grid Table 7 Colorful Accent 4" w:uiPriority="52"/>
+    <w:lsdException w:name="Grid Table 1 Light Accent 5" w:uiPriority="46"/>
+    <w:lsdException w:name="Grid Table 2 Accent 5" w:uiPriority="47"/>
+    <w:lsdException w:name="Grid Table 3 Accent 5" w:uiPriority="48"/>
+    <w:lsdException w:name="Grid Table 4 Accent 5" w:uiPriority="49"/>
+    <w:lsdException w:name="Grid Table 5 Dark Accent 5" w:uiPriority="50"/>
+    <w:lsdException w:name="Grid Table 6 Colorful Accent 5" w:uiPriority="51"/>
+    <w:lsdException w:name="Grid Table 7 Colorful Accent 5" w:uiPriority="52"/>
+    <w:lsdException w:name="Grid Table 1 Light Accent 6" w:uiPriority="46"/>
+    <w:lsdException w:name="Grid Table 2 Accent 6" w:uiPriority="47"/>
+    <w:lsdException w:name="Grid Table 3 Accent 6" w:uiPriority="48"/>
+    <w:lsdException w:name="Grid Table 4 Accent 6" w:uiPriority="49"/>
+    <w:lsdException w:name="Grid Table 5 Dark Accent 6" w:uiPriority="50"/>
+    <w:lsdException w:name="Grid Table 6 Colorful Accent 6" w:uiPriority="51"/>
+    <w:lsdException w:name="Grid Table 7 Colorful Accent 6" w:uiPriority="52"/>
+    <w:lsdException w:name="List Table 1 Light" w:uiPriority="46"/>
+    <w:lsdException w:name="List Table 2" w:uiPriority="47"/>
+    <w:lsdException w:name="List Table 3" w:uiPriority="48"/>
+    <w:lsdException w:name="List Table 4" w:uiPriority="49"/>
+    <w:lsdException w:name="List Table 5 Dark" w:uiPriority="50"/>
+    <w:lsdException w:name="List Table 6 Colorful" w:uiPriority="51"/>
+    <w:lsdException w:name="List Table 7 Colorful" w:uiPriority="52"/>
+    <w:lsdException w:name="List Table 1 Light Accent 1" w:uiPriority="46"/>
+    <w:lsdException w:name="List Table 2 Accent 1" w:uiPriority="47"/>
+    <w:lsdException w:name="List Table 3 Accent 1" w:uiPriority="48"/>
+    <w:lsdException w:name="List Table 4 Accent 1" w:uiPriority="49"/>
+    <w:lsdException w:name="List Table 5 Dark Accent 1" w:uiPriority="50"/>
+    <w:lsdException w:name="List Table 6 Colorful Accent 1" w:uiPriority="51"/>
+    <w:lsdException w:name="List Table 7 Colorful Accent 1" w:uiPriority="52"/>
+    <w:lsdException w:name="List Table 1 Light Accent 2" w:uiPriority="46"/>
+    <w:lsdException w:name="List Table 2 Accent 2" w:uiPriority="47"/>
+    <w:lsdException w:name="List Table 3 Accent 2" w:uiPriority="48"/>
+    <w:lsdException w:name="List Table 4 Accent 2" w:uiPriority="49"/>
+    <w:lsdException w:name="List Table 5 Dark Accent 2" w:uiPriority="50"/>
+    <w:lsdException w:name="List Table 6 Colorful Accent 2" w:uiPriority="51"/>
+    <w:lsdException w:name="List Table 7 Colorful Accent 2" w:uiPriority="52"/>
+    <w:lsdException w:name="List Table 1 Light Accent 3" w:uiPriority="46"/>
+    <w:lsdException w:name="List Table 2 Accent 3" w:uiPriority="47"/>
+    <w:lsdException w:name="List Table 3 Accent 3" w:uiPriority="48"/>
+    <w:lsdException w:name="List Table 4 Accent 3" w:uiPriority="49"/>
+    <w:lsdException w:name="List Table 5 Dark Accent 3" w:uiPriority="50"/>
+    <w:lsdException w:name="List Table 6 Colorful Accent 3" w:uiPriority="51"/>
+    <w:lsdException w:name="List Table 7 Colorful Accent 3" w:uiPriority="52"/>
+    <w:lsdException w:name="List Table 1 Light Accent 4" w:uiPriority="46"/>
+    <w:lsdException w:name="List Table 2 Accent 4" w:uiPriority="47"/>
+    <w:lsdException w:name="List Table 3 Accent 4" w:uiPriority="48"/>
+    <w:lsdException w:name="List Table 4 Accent 4" w:uiPriority="49"/>
+    <w:lsdException w:name="List Table 5 Dark Accent 4" w:uiPriority="50"/>
+    <w:lsdException w:name="List Table 6 Colorful Accent 4" w:uiPriority="51"/>
+    <w:lsdException w:name="List Table 7 Colorful Accent 4" w:uiPriority="52"/>
+    <w:lsdException w:name="List Table 1 Light Accent 5" w:uiPriority="46"/>
+    <w:lsdException w:name="List Table 2 Accent 5" w:uiPriority="47"/>
+    <w:lsdException w:name="List Table 3 Accent 5" w:uiPriority="48"/>
+    <w:lsdException w:name="List Table 4 Accent 5" w:uiPriority="49"/>
+    <w:lsdException w:name="List Table 5 Dark Accent 5" w:uiPriority="50"/>
+    <w:lsdException w:name="List Table 6 Colorful Accent 5" w:uiPriority="51"/>
+    <w:lsdException w:name="List Table 7 Colorful Accent 5" w:uiPriority="52"/>
+    <w:lsdException w:name="List Table 1 Light Accent 6" w:uiPriority="46"/>
+    <w:lsdException w:name="List Table 2 Accent 6" w:uiPriority="47"/>
+    <w:lsdException w:name="List Table 3 Accent 6" w:uiPriority="48"/>
+    <w:lsdException w:name="List Table 4 Accent 6" w:uiPriority="49"/>
+    <w:lsdException w:name="List Table 5 Dark Accent 6" w:uiPriority="50"/>
+    <w:lsdException w:name="List Table 6 Colorful Accent 6" w:uiPriority="51"/>
+    <w:lsdException w:name="List Table 7 Colorful Accent 6" w:uiPriority="52"/>
+    <w:lsdException w:name="Mention" w:semiHidden="1" w:unhideWhenUsed="1"/>
+    <w:lsdException w:name="Smart Hyperlink" w:semiHidden="1" w:unhideWhenUsed="1"/>
+    <w:lsdException w:name="Hashtag" w:semiHidden="1" w:unhideWhenUsed="1"/>
+    <w:lsdException w:name="Unresolved Mention" w:semiHidden="1" w:unhideWhenUsed="1"/>
+    <w:lsdException w:name="Smart Link" w:semiHidden="1" w:unhideWhenUsed="1"/>
   </w:latentStyles>
   <w:style w:type="paragraph" w:default="1" w:styleId="Normal">
     <w:name w:val="Normal"/>
@@ -290,7 +528,6 @@
     <w:uiPriority w:val="99"/>
     <w:semiHidden/>
     <w:unhideWhenUsed/>
-    <w:qFormat/>
     <w:tblPr>
       <w:tblInd w:w="0" w:type="dxa"/>
       <w:tblCellMar>
@@ -599,7 +836,7 @@
   <a:extraClrSchemeLst/>
   <a:extLst>
     <a:ext uri="{05A4C25C-085E-4340-85A3-A5531E510DB2}">
-      <thm15:themeFamily xmlns:thm15="http://schemas.microsoft.com/office/thememl/2012/main" xmlns="" name="Office Theme" id="{62F939B6-93AF-4DB8-9C6B-D6C7DFDC589F}" vid="{4A3C46E8-61CC-4603-A589-7422A47A8E4A}"/>
+      <thm15:themeFamily xmlns:thm15="http://schemas.microsoft.com/office/thememl/2012/main" name="Office Theme" id="{62F939B6-93AF-4DB8-9C6B-D6C7DFDC589F}" vid="{4A3C46E8-61CC-4603-A589-7422A47A8E4A}"/>
     </a:ext>
   </a:extLst>
 </a:theme>

--- a/Dependencies.docx
+++ b/Dependencies.docx
@@ -4,21 +4,589 @@
   <w:body>
     <w:p>
       <w:pPr>
-        <w:ind w:left="1440" w:firstLine="720"/>
-        <w:jc w:val="center"/>
-        <w:rPr>
-          <w:sz w:val="32"/>
-          <w:szCs w:val="32"/>
-          <w:lang w:val="en-US"/>
-        </w:rPr>
-      </w:pPr>
-      <w:r>
-        <w:rPr>
-          <w:sz w:val="32"/>
-          <w:szCs w:val="32"/>
-          <w:lang w:val="en-US"/>
-        </w:rPr>
-        <w:t>Login Page</w:t>
+        <w:pStyle w:val="Heading1"/>
+      </w:pPr>
+      <w:r>
+        <w:t>Table of Contents</w:t>
+      </w:r>
+    </w:p>
+    <w:p>
+      <w:pPr>
+        <w:pStyle w:val="ListNumber"/>
+      </w:pPr>
+      <w:r>
+        <w:t>1. Introduction</w:t>
+      </w:r>
+    </w:p>
+    <w:p>
+      <w:pPr>
+        <w:pStyle w:val="ListNumber"/>
+      </w:pPr>
+      <w:r>
+        <w:t>2. Installation</w:t>
+      </w:r>
+    </w:p>
+    <w:p>
+      <w:pPr>
+        <w:pStyle w:val="ListNumber"/>
+      </w:pPr>
+      <w:r>
+        <w:t>3. Dependencies Overview</w:t>
+      </w:r>
+    </w:p>
+    <w:p>
+      <w:pPr>
+        <w:pStyle w:val="ListNumber"/>
+      </w:pPr>
+      <w:r>
+        <w:t>4. DevDependencies Overview</w:t>
+      </w:r>
+    </w:p>
+    <w:p>
+      <w:pPr>
+        <w:pStyle w:val="ListNumber"/>
+      </w:pPr>
+      <w:r>
+        <w:t>5. Setup &amp; Configuration</w:t>
+      </w:r>
+    </w:p>
+    <w:p>
+      <w:pPr>
+        <w:pStyle w:val="ListNumber"/>
+      </w:pPr>
+      <w:r>
+        <w:t>6. Usage Examples</w:t>
+      </w:r>
+    </w:p>
+    <w:p>
+      <w:pPr>
+        <w:pStyle w:val="ListNumber"/>
+      </w:pPr>
+      <w:r>
+        <w:t>7. Additional Resources</w:t>
+      </w:r>
+    </w:p>
+    <w:p>
+      <w:pPr>
+        <w:pStyle w:val="Heading1"/>
+      </w:pPr>
+      <w:r>
+        <w:t>1. Introduction</w:t>
+      </w:r>
+    </w:p>
+    <w:p>
+      <w:r>
+        <w:t>This documentation provides an overview of all the libraries and tools used in your React project, including installation instructions and usage examples.</w:t>
+      </w:r>
+    </w:p>
+    <w:p>
+      <w:pPr>
+        <w:pStyle w:val="Heading1"/>
+      </w:pPr>
+      <w:r>
+        <w:t>2. Installation</w:t>
+      </w:r>
+    </w:p>
+    <w:p>
+      <w:r>
+        <w:t>Install all dependencies and devDependencies using:</w:t>
+      </w:r>
+    </w:p>
+    <w:p>
+      <w:pPr>
+        <w:pStyle w:val="Quote"/>
+      </w:pPr>
+      <w:r>
+        <w:t>npm install</w:t>
+      </w:r>
+    </w:p>
+    <w:p>
+      <w:r>
+        <w:t>For development:</w:t>
+      </w:r>
+    </w:p>
+    <w:p>
+      <w:pPr>
+        <w:pStyle w:val="Quote"/>
+      </w:pPr>
+      <w:r>
+        <w:t>npm run dev</w:t>
+      </w:r>
+    </w:p>
+    <w:p>
+      <w:r>
+        <w:t>For building:</w:t>
+      </w:r>
+    </w:p>
+    <w:p>
+      <w:pPr>
+        <w:pStyle w:val="Quote"/>
+      </w:pPr>
+      <w:r>
+        <w:t>npm run build</w:t>
+      </w:r>
+    </w:p>
+    <w:p>
+      <w:r>
+        <w:t>For previewing the production build:</w:t>
+      </w:r>
+    </w:p>
+    <w:p>
+      <w:pPr>
+        <w:pStyle w:val="Quote"/>
+      </w:pPr>
+      <w:r>
+        <w:t>npm run preview</w:t>
+      </w:r>
+    </w:p>
+    <w:p>
+      <w:r>
+        <w:t>For linting:</w:t>
+      </w:r>
+    </w:p>
+    <w:p>
+      <w:pPr>
+        <w:pStyle w:val="Quote"/>
+      </w:pPr>
+      <w:r>
+        <w:t>npm run lint</w:t>
+      </w:r>
+    </w:p>
+    <w:p>
+      <w:pPr>
+        <w:pStyle w:val="Heading1"/>
+      </w:pPr>
+      <w:r>
+        <w:t>3. Dependencies Overview</w:t>
+      </w:r>
+    </w:p>
+    <w:p>
+      <w:pPr>
+        <w:pStyle w:val="Heading2"/>
+      </w:pPr>
+      <w:r>
+        <w:t>Major Libraries</w:t>
+      </w:r>
+    </w:p>
+    <w:p>
+      <w:pPr>
+        <w:pStyle w:val="ListBullet"/>
+      </w:pPr>
+      <w:r>
+        <w:t>@emotion/react &amp; @emotion/styled: CSS-in-JS styling library.</w:t>
+      </w:r>
+    </w:p>
+    <w:p>
+      <w:pPr>
+        <w:pStyle w:val="ListBullet"/>
+      </w:pPr>
+      <w:r>
+        <w:t>@react-oauth/google: Google OAuth integration.</w:t>
+      </w:r>
+    </w:p>
+    <w:p>
+      <w:pPr>
+        <w:pStyle w:val="ListBullet"/>
+      </w:pPr>
+      <w:r>
+        <w:t>axios: Promise-based HTTP client for making requests.</w:t>
+      </w:r>
+    </w:p>
+    <w:p>
+      <w:pPr>
+        <w:pStyle w:val="ListBullet"/>
+      </w:pPr>
+      <w:r>
+        <w:t>chart.js &amp; react-chartjs-2: For creating charts and graphs.</w:t>
+      </w:r>
+    </w:p>
+    <w:p>
+      <w:pPr>
+        <w:pStyle w:val="ListBullet"/>
+      </w:pPr>
+      <w:r>
+        <w:t>lucide-react: Icon library with customizable React components.</w:t>
+      </w:r>
+    </w:p>
+    <w:p>
+      <w:pPr>
+        <w:pStyle w:val="ListBullet"/>
+      </w:pPr>
+      <w:r>
+        <w:lastRenderedPageBreak/>
+        <w:t>moment: Date manipulation library.</w:t>
+      </w:r>
+    </w:p>
+    <w:p>
+      <w:pPr>
+        <w:pStyle w:val="ListBullet"/>
+      </w:pPr>
+      <w:r>
+        <w:t>react-hot-toast: Toast notifications.</w:t>
+      </w:r>
+    </w:p>
+    <w:p>
+      <w:pPr>
+        <w:pStyle w:val="ListBullet"/>
+      </w:pPr>
+      <w:r>
+        <w:t>react-icons: Popular icon library.</w:t>
+      </w:r>
+    </w:p>
+    <w:p>
+      <w:pPr>
+        <w:pStyle w:val="ListBullet"/>
+      </w:pPr>
+      <w:r>
+        <w:t>socket.io-client: Real-time communication library.</w:t>
+      </w:r>
+    </w:p>
+    <w:p>
+      <w:pPr>
+        <w:pStyle w:val="Heading1"/>
+      </w:pPr>
+      <w:r>
+        <w:t>4. DevDependencies Overview</w:t>
+      </w:r>
+    </w:p>
+    <w:p>
+      <w:pPr>
+        <w:pStyle w:val="Heading2"/>
+      </w:pPr>
+      <w:r>
+        <w:t>Major Tools &amp; Plugins</w:t>
+      </w:r>
+    </w:p>
+    <w:p>
+      <w:pPr>
+        <w:pStyle w:val="ListBullet"/>
+      </w:pPr>
+      <w:r>
+        <w:t>@eslint/js &amp; eslint: JavaScript linter.</w:t>
+      </w:r>
+    </w:p>
+    <w:p>
+      <w:pPr>
+        <w:pStyle w:val="ListBullet"/>
+      </w:pPr>
+      <w:r>
+        <w:t>@vitejs/plugin-react: Vite plugin for React support.</w:t>
+      </w:r>
+    </w:p>
+    <w:p>
+      <w:pPr>
+        <w:pStyle w:val="ListBullet"/>
+      </w:pPr>
+      <w:r>
+        <w:t>autoprefixer &amp; postcss: CSS processing tools.</w:t>
+      </w:r>
+    </w:p>
+    <w:p>
+      <w:pPr>
+        <w:pStyle w:val="ListBullet"/>
+      </w:pPr>
+      <w:r>
+        <w:t>react-router-dom: Routing library for React applications.</w:t>
+      </w:r>
+    </w:p>
+    <w:p>
+      <w:pPr>
+        <w:pStyle w:val="ListBullet"/>
+      </w:pPr>
+      <w:r>
+        <w:t>tailwindcss: Utility-first CSS framework.</w:t>
+      </w:r>
+    </w:p>
+    <w:p>
+      <w:pPr>
+        <w:pStyle w:val="ListBullet"/>
+      </w:pPr>
+      <w:r>
+        <w:t>vite: Build tool for fast frontend development.</w:t>
+      </w:r>
+    </w:p>
+    <w:p>
+      <w:pPr>
+        <w:pStyle w:val="Heading1"/>
+      </w:pPr>
+      <w:r>
+        <w:t>5. Setup &amp; Configuration</w:t>
+      </w:r>
+    </w:p>
+    <w:p>
+      <w:pPr>
+        <w:pStyle w:val="Heading2"/>
+      </w:pPr>
+      <w:r>
+        <w:t>Tailwind CSS</w:t>
+      </w:r>
+    </w:p>
+    <w:p>
+      <w:r>
+        <w:t>Install Tailwind CSS via npm:</w:t>
+      </w:r>
+    </w:p>
+    <w:p>
+      <w:pPr>
+        <w:pStyle w:val="Quote"/>
+      </w:pPr>
+      <w:r>
+        <w:t>npm install -D tailwindcss postcss autoprefixer</w:t>
+      </w:r>
+      <w:r>
+        <w:br/>
+        <w:t>npx tailwindcss init -p</w:t>
+      </w:r>
+    </w:p>
+    <w:p>
+      <w:r>
+        <w:t>Add the paths to all of your template files in tailwind.config.js:</w:t>
+      </w:r>
+    </w:p>
+    <w:p>
+      <w:pPr>
+        <w:pStyle w:val="Quote"/>
+      </w:pPr>
+      <w:r>
+        <w:br/>
+        <w:t>module.exports = {</w:t>
+      </w:r>
+      <w:r>
+        <w:br/>
+        <w:t xml:space="preserve">  content: [</w:t>
+      </w:r>
+      <w:r>
+        <w:br/>
+        <w:t xml:space="preserve">    './index.html',</w:t>
+      </w:r>
+      <w:r>
+        <w:br/>
+        <w:t xml:space="preserve">    './src/**/*.{js,ts,jsx,tsx}',</w:t>
+      </w:r>
+      <w:r>
+        <w:br/>
+        <w:t xml:space="preserve">  ],</w:t>
+      </w:r>
+      <w:r>
+        <w:br/>
+        <w:t xml:space="preserve">  theme: {</w:t>
+      </w:r>
+      <w:r>
+        <w:br/>
+        <w:t xml:space="preserve">    extend: {},</w:t>
+      </w:r>
+      <w:r>
+        <w:br/>
+        <w:t xml:space="preserve">  },</w:t>
+      </w:r>
+      <w:r>
+        <w:br/>
+        <w:t xml:space="preserve">  plugins: [],</w:t>
+      </w:r>
+      <w:r>
+        <w:br/>
+        <w:t>}</w:t>
+      </w:r>
+      <w:r>
+        <w:br/>
+      </w:r>
+    </w:p>
+    <w:p>
+      <w:r>
+        <w:t>Add Tailwind to your CSS file:</w:t>
+      </w:r>
+    </w:p>
+    <w:p>
+      <w:pPr>
+        <w:pStyle w:val="Quote"/>
+      </w:pPr>
+      <w:r>
+        <w:br/>
+        <w:t>@tailwind base;</w:t>
+      </w:r>
+      <w:r>
+        <w:br/>
+        <w:t>@tailwind components;</w:t>
+      </w:r>
+      <w:r>
+        <w:br/>
+      </w:r>
+      <w:r>
+        <w:lastRenderedPageBreak/>
+        <w:t>@tailwind utilities;</w:t>
+      </w:r>
+      <w:r>
+        <w:br/>
+      </w:r>
+    </w:p>
+    <w:p>
+      <w:pPr>
+        <w:pStyle w:val="Heading2"/>
+      </w:pPr>
+      <w:r>
+        <w:t>Vite Configuration</w:t>
+      </w:r>
+    </w:p>
+    <w:p>
+      <w:r>
+        <w:t>Basic setup using vite.config.js:</w:t>
+      </w:r>
+    </w:p>
+    <w:p>
+      <w:pPr>
+        <w:pStyle w:val="Quote"/>
+      </w:pPr>
+      <w:r>
+        <w:br/>
+        <w:t>import { defineConfig } from 'vite'</w:t>
+      </w:r>
+      <w:r>
+        <w:br/>
+        <w:t>import react from '@vitejs/plugin-react'</w:t>
+      </w:r>
+      <w:r>
+        <w:br/>
+      </w:r>
+      <w:r>
+        <w:br/>
+        <w:t>export default defineConfig({</w:t>
+      </w:r>
+      <w:r>
+        <w:br/>
+        <w:t xml:space="preserve">  plugins: [react()],</w:t>
+      </w:r>
+      <w:r>
+        <w:br/>
+        <w:t>})</w:t>
+      </w:r>
+      <w:r>
+        <w:br/>
+      </w:r>
+    </w:p>
+    <w:p>
+      <w:pPr>
+        <w:pStyle w:val="Heading1"/>
+      </w:pPr>
+      <w:r>
+        <w:t>6. Usage Examples</w:t>
+      </w:r>
+    </w:p>
+    <w:p>
+      <w:pPr>
+        <w:pStyle w:val="Heading2"/>
+      </w:pPr>
+      <w:r>
+        <w:t>Axios Request</w:t>
+      </w:r>
+    </w:p>
+    <w:p>
+      <w:pPr>
+        <w:pStyle w:val="Quote"/>
+      </w:pPr>
+      <w:r>
+        <w:br/>
+        <w:t>import axios from 'axios';</w:t>
+      </w:r>
+      <w:r>
+        <w:br/>
+      </w:r>
+      <w:r>
+        <w:br/>
+        <w:t>axios.get('/api/data')</w:t>
+      </w:r>
+      <w:r>
+        <w:br/>
+        <w:t xml:space="preserve">  .then(response =&gt; console.log(response.data))</w:t>
+      </w:r>
+      <w:r>
+        <w:br/>
+        <w:t xml:space="preserve">  .catch(error =&gt; console.error(error));</w:t>
+      </w:r>
+      <w:r>
+        <w:br/>
+      </w:r>
+    </w:p>
+    <w:p>
+      <w:pPr>
+        <w:pStyle w:val="Heading2"/>
+      </w:pPr>
+      <w:r>
+        <w:t>Socket.io Usage</w:t>
+      </w:r>
+    </w:p>
+    <w:p>
+      <w:pPr>
+        <w:pStyle w:val="Quote"/>
+      </w:pPr>
+      <w:r>
+        <w:br/>
+        <w:t>import { io } from 'socket.io-client';</w:t>
+      </w:r>
+      <w:r>
+        <w:br/>
+      </w:r>
+      <w:r>
+        <w:br/>
+        <w:t>const socket = io('http://localhost:3000');</w:t>
+      </w:r>
+      <w:r>
+        <w:br/>
+      </w:r>
+      <w:r>
+        <w:br/>
+        <w:t>socket.on('connect', () =&gt; {</w:t>
+      </w:r>
+      <w:r>
+        <w:br/>
+        <w:t xml:space="preserve">  console.log('Connected to server');</w:t>
+      </w:r>
+      <w:r>
+        <w:br/>
+        <w:t>});</w:t>
+      </w:r>
+      <w:r>
+        <w:br/>
+      </w:r>
+    </w:p>
+    <w:p>
+      <w:pPr>
+        <w:pStyle w:val="Heading1"/>
+      </w:pPr>
+      <w:r>
+        <w:t>7. Additional Resources</w:t>
+      </w:r>
+    </w:p>
+    <w:p>
+      <w:pPr>
+        <w:pStyle w:val="ListBullet"/>
+      </w:pPr>
+      <w:r>
+        <w:t>Tailwind CSS Documentation: https://tailwindcss.com/docs</w:t>
+      </w:r>
+    </w:p>
+    <w:p>
+      <w:pPr>
+        <w:pStyle w:val="ListBullet"/>
+      </w:pPr>
+      <w:r>
+        <w:t>Vite Documentation: https://vitejs.dev/guide/</w:t>
+      </w:r>
+    </w:p>
+    <w:p>
+      <w:pPr>
+        <w:pStyle w:val="ListBullet"/>
+      </w:pPr>
+      <w:r>
+        <w:t>MUI Documentation: https://mui.com/</w:t>
+      </w:r>
+    </w:p>
+    <w:p>
+      <w:pPr>
+        <w:pStyle w:val="ListBullet"/>
+      </w:pPr>
+      <w:r>
+        <w:lastRenderedPageBreak/>
+        <w:t>Socket.io Documentation: https://socket.io/docs/v4/</w:t>
       </w:r>
     </w:p>
     <w:p>
@@ -27,86 +595,28 @@
           <w:lang w:val="en-US"/>
         </w:rPr>
       </w:pPr>
-      <w:proofErr w:type="spellStart"/>
-      <w:r>
+    </w:p>
+    <w:p>
+      <w:pPr>
         <w:rPr>
           <w:lang w:val="en-US"/>
         </w:rPr>
-        <w:t>npm</w:t>
-      </w:r>
-      <w:proofErr w:type="spellEnd"/>
-      <w:r>
+      </w:pPr>
+    </w:p>
+    <w:p>
+      <w:pPr>
         <w:rPr>
           <w:lang w:val="en-US"/>
         </w:rPr>
-        <w:t xml:space="preserve"> install express mongoose </w:t>
-      </w:r>
-      <w:proofErr w:type="spellStart"/>
-      <w:r>
-        <w:rPr>
-          <w:lang w:val="en-US"/>
-        </w:rPr>
-        <w:t>bcryptjs</w:t>
-      </w:r>
-      <w:proofErr w:type="spellEnd"/>
-      <w:r>
-        <w:rPr>
-          <w:lang w:val="en-US"/>
-        </w:rPr>
-        <w:t xml:space="preserve"> </w:t>
-      </w:r>
-      <w:proofErr w:type="spellStart"/>
-      <w:r>
-        <w:rPr>
-          <w:lang w:val="en-US"/>
-        </w:rPr>
-        <w:t>jsonwebtoken</w:t>
-      </w:r>
-      <w:proofErr w:type="spellEnd"/>
-      <w:r>
-        <w:rPr>
-          <w:lang w:val="en-US"/>
-        </w:rPr>
-        <w:t xml:space="preserve"> passport passport-google-oauth20 </w:t>
-      </w:r>
-      <w:proofErr w:type="spellStart"/>
-      <w:r>
-        <w:rPr>
-          <w:lang w:val="en-US"/>
-        </w:rPr>
-        <w:t>dotenv</w:t>
-      </w:r>
-      <w:proofErr w:type="spellEnd"/>
-      <w:r>
-        <w:rPr>
-          <w:lang w:val="en-US"/>
-        </w:rPr>
-        <w:t xml:space="preserve"> </w:t>
-      </w:r>
-      <w:proofErr w:type="spellStart"/>
-      <w:r>
-        <w:rPr>
-          <w:lang w:val="en-US"/>
-        </w:rPr>
-        <w:t>nodemailer</w:t>
-      </w:r>
-      <w:proofErr w:type="spellEnd"/>
-      <w:r>
-        <w:rPr>
-          <w:lang w:val="en-US"/>
-        </w:rPr>
-        <w:t xml:space="preserve"> </w:t>
-      </w:r>
-      <w:proofErr w:type="spellStart"/>
-      <w:r>
-        <w:rPr>
-          <w:lang w:val="en-US"/>
-        </w:rPr>
-        <w:t>cors</w:t>
-      </w:r>
-      <w:proofErr w:type="spellEnd"/>
+      </w:pPr>
     </w:p>
     <w:sectPr>
+      <w:headerReference w:type="even" r:id="rId8"/>
+      <w:headerReference w:type="default" r:id="rId9"/>
+      <w:footerReference w:type="even" r:id="rId10"/>
+      <w:footerReference w:type="default" r:id="rId11"/>
+      <w:headerReference w:type="first" r:id="rId12"/>
+      <w:footerReference w:type="first" r:id="rId13"/>
       <w:pgSz w:w="11906" w:h="16838"/>
       <w:pgMar w:top="1440" w:right="1440" w:bottom="1440" w:left="1440" w:header="708" w:footer="708" w:gutter="0"/>
       <w:cols w:space="708"/>
@@ -114,6 +624,182 @@
     </w:sectPr>
   </w:body>
 </w:document>
+</file>
+
+<file path=word/endnotes.xml><?xml version="1.0" encoding="utf-8"?>
+<w:endnotes xmlns:wpc="http://schemas.microsoft.com/office/word/2010/wordprocessingCanvas" xmlns:cx="http://schemas.microsoft.com/office/drawing/2014/chartex" xmlns:cx1="http://schemas.microsoft.com/office/drawing/2015/9/8/chartex" xmlns:cx2="http://schemas.microsoft.com/office/drawing/2015/10/21/chartex" xmlns:cx3="http://schemas.microsoft.com/office/drawing/2016/5/9/chartex" xmlns:cx4="http://schemas.microsoft.com/office/drawing/2016/5/10/chartex" xmlns:cx5="http://schemas.microsoft.com/office/drawing/2016/5/11/chartex" xmlns:cx6="http://schemas.microsoft.com/office/drawing/2016/5/12/chartex" xmlns:cx7="http://schemas.microsoft.com/office/drawing/2016/5/13/chartex" xmlns:cx8="http://schemas.microsoft.com/office/drawing/2016/5/14/chartex" xmlns:mc="http://schemas.openxmlformats.org/markup-compatibility/2006" xmlns:aink="http://schemas.microsoft.com/office/drawing/2016/ink" xmlns:am3d="http://schemas.microsoft.com/office/drawing/2017/model3d" xmlns:o="urn:schemas-microsoft-com:office:office" xmlns:r="http://schemas.openxmlformats.org/officeDocument/2006/relationships" xmlns:m="http://schemas.openxmlformats.org/officeDocument/2006/math" xmlns:v="urn:schemas-microsoft-com:vml" xmlns:wp14="http://schemas.microsoft.com/office/word/2010/wordprocessingDrawing" xmlns:wp="http://schemas.openxmlformats.org/drawingml/2006/wordprocessingDrawing" xmlns:w10="urn:schemas-microsoft-com:office:word" xmlns:w="http://schemas.openxmlformats.org/wordprocessingml/2006/main" xmlns:w14="http://schemas.microsoft.com/office/word/2010/wordml" xmlns:w15="http://schemas.microsoft.com/office/word/2012/wordml" xmlns:w16cex="http://schemas.microsoft.com/office/word/2018/wordml/cex" xmlns:w16cid="http://schemas.microsoft.com/office/word/2016/wordml/cid" xmlns:w16="http://schemas.microsoft.com/office/word/2018/wordml" xmlns:w16sdtdh="http://schemas.microsoft.com/office/word/2020/wordml/sdtdatahash" xmlns:w16se="http://schemas.microsoft.com/office/word/2015/wordml/symex" xmlns:wpg="http://schemas.microsoft.com/office/word/2010/wordprocessingGroup" xmlns:wpi="http://schemas.microsoft.com/office/word/2010/wordprocessingInk" xmlns:wne="http://schemas.microsoft.com/office/word/2006/wordml" xmlns:wps="http://schemas.microsoft.com/office/word/2010/wordprocessingShape" mc:Ignorable="w14 w15 w16se w16cid w16 w16cex w16sdtdh wp14">
+  <w:endnote w:type="separator" w:id="-1">
+    <w:p>
+      <w:pPr>
+        <w:spacing w:after="0" w:line="240" w:lineRule="auto"/>
+      </w:pPr>
+      <w:r>
+        <w:separator/>
+      </w:r>
+    </w:p>
+  </w:endnote>
+  <w:endnote w:type="continuationSeparator" w:id="0">
+    <w:p>
+      <w:pPr>
+        <w:spacing w:after="0" w:line="240" w:lineRule="auto"/>
+      </w:pPr>
+      <w:r>
+        <w:continuationSeparator/>
+      </w:r>
+    </w:p>
+  </w:endnote>
+</w:endnotes>
+</file>
+
+<file path=word/footer1.xml><?xml version="1.0" encoding="utf-8"?>
+<w:ftr xmlns:wpc="http://schemas.microsoft.com/office/word/2010/wordprocessingCanvas" xmlns:cx="http://schemas.microsoft.com/office/drawing/2014/chartex" xmlns:cx1="http://schemas.microsoft.com/office/drawing/2015/9/8/chartex" xmlns:cx2="http://schemas.microsoft.com/office/drawing/2015/10/21/chartex" xmlns:cx3="http://schemas.microsoft.com/office/drawing/2016/5/9/chartex" xmlns:cx4="http://schemas.microsoft.com/office/drawing/2016/5/10/chartex" xmlns:cx5="http://schemas.microsoft.com/office/drawing/2016/5/11/chartex" xmlns:cx6="http://schemas.microsoft.com/office/drawing/2016/5/12/chartex" xmlns:cx7="http://schemas.microsoft.com/office/drawing/2016/5/13/chartex" xmlns:cx8="http://schemas.microsoft.com/office/drawing/2016/5/14/chartex" xmlns:mc="http://schemas.openxmlformats.org/markup-compatibility/2006" xmlns:aink="http://schemas.microsoft.com/office/drawing/2016/ink" xmlns:am3d="http://schemas.microsoft.com/office/drawing/2017/model3d" xmlns:o="urn:schemas-microsoft-com:office:office" xmlns:r="http://schemas.openxmlformats.org/officeDocument/2006/relationships" xmlns:m="http://schemas.openxmlformats.org/officeDocument/2006/math" xmlns:v="urn:schemas-microsoft-com:vml" xmlns:wp14="http://schemas.microsoft.com/office/word/2010/wordprocessingDrawing" xmlns:wp="http://schemas.openxmlformats.org/drawingml/2006/wordprocessingDrawing" xmlns:w10="urn:schemas-microsoft-com:office:word" xmlns:w="http://schemas.openxmlformats.org/wordprocessingml/2006/main" xmlns:w14="http://schemas.microsoft.com/office/word/2010/wordml" xmlns:w15="http://schemas.microsoft.com/office/word/2012/wordml" xmlns:w16cex="http://schemas.microsoft.com/office/word/2018/wordml/cex" xmlns:w16cid="http://schemas.microsoft.com/office/word/2016/wordml/cid" xmlns:w16="http://schemas.microsoft.com/office/word/2018/wordml" xmlns:w16sdtdh="http://schemas.microsoft.com/office/word/2020/wordml/sdtdatahash" xmlns:w16se="http://schemas.microsoft.com/office/word/2015/wordml/symex" xmlns:wpg="http://schemas.microsoft.com/office/word/2010/wordprocessingGroup" xmlns:wpi="http://schemas.microsoft.com/office/word/2010/wordprocessingInk" xmlns:wne="http://schemas.microsoft.com/office/word/2006/wordml" xmlns:wps="http://schemas.microsoft.com/office/word/2010/wordprocessingShape" mc:Ignorable="w14 w15 w16se w16cid w16 w16cex w16sdtdh wp14">
+  <w:p>
+    <w:pPr>
+      <w:pStyle w:val="Footer"/>
+    </w:pPr>
+  </w:p>
+</w:ftr>
+</file>
+
+<file path=word/footer2.xml><?xml version="1.0" encoding="utf-8"?>
+<w:ftr xmlns:wpc="http://schemas.microsoft.com/office/word/2010/wordprocessingCanvas" xmlns:cx="http://schemas.microsoft.com/office/drawing/2014/chartex" xmlns:cx1="http://schemas.microsoft.com/office/drawing/2015/9/8/chartex" xmlns:cx2="http://schemas.microsoft.com/office/drawing/2015/10/21/chartex" xmlns:cx3="http://schemas.microsoft.com/office/drawing/2016/5/9/chartex" xmlns:cx4="http://schemas.microsoft.com/office/drawing/2016/5/10/chartex" xmlns:cx5="http://schemas.microsoft.com/office/drawing/2016/5/11/chartex" xmlns:cx6="http://schemas.microsoft.com/office/drawing/2016/5/12/chartex" xmlns:cx7="http://schemas.microsoft.com/office/drawing/2016/5/13/chartex" xmlns:cx8="http://schemas.microsoft.com/office/drawing/2016/5/14/chartex" xmlns:mc="http://schemas.openxmlformats.org/markup-compatibility/2006" xmlns:aink="http://schemas.microsoft.com/office/drawing/2016/ink" xmlns:am3d="http://schemas.microsoft.com/office/drawing/2017/model3d" xmlns:o="urn:schemas-microsoft-com:office:office" xmlns:r="http://schemas.openxmlformats.org/officeDocument/2006/relationships" xmlns:m="http://schemas.openxmlformats.org/officeDocument/2006/math" xmlns:v="urn:schemas-microsoft-com:vml" xmlns:wp14="http://schemas.microsoft.com/office/word/2010/wordprocessingDrawing" xmlns:wp="http://schemas.openxmlformats.org/drawingml/2006/wordprocessingDrawing" xmlns:w10="urn:schemas-microsoft-com:office:word" xmlns:w="http://schemas.openxmlformats.org/wordprocessingml/2006/main" xmlns:w14="http://schemas.microsoft.com/office/word/2010/wordml" xmlns:w15="http://schemas.microsoft.com/office/word/2012/wordml" xmlns:w16cex="http://schemas.microsoft.com/office/word/2018/wordml/cex" xmlns:w16cid="http://schemas.microsoft.com/office/word/2016/wordml/cid" xmlns:w16="http://schemas.microsoft.com/office/word/2018/wordml" xmlns:w16sdtdh="http://schemas.microsoft.com/office/word/2020/wordml/sdtdatahash" xmlns:w16se="http://schemas.microsoft.com/office/word/2015/wordml/symex" xmlns:wpg="http://schemas.microsoft.com/office/word/2010/wordprocessingGroup" xmlns:wpi="http://schemas.microsoft.com/office/word/2010/wordprocessingInk" xmlns:wne="http://schemas.microsoft.com/office/word/2006/wordml" xmlns:wps="http://schemas.microsoft.com/office/word/2010/wordprocessingShape" mc:Ignorable="w14 w15 w16se w16cid w16 w16cex w16sdtdh wp14">
+  <w:p>
+    <w:pPr>
+      <w:pStyle w:val="Footer"/>
+    </w:pPr>
+  </w:p>
+</w:ftr>
+</file>
+
+<file path=word/footer3.xml><?xml version="1.0" encoding="utf-8"?>
+<w:ftr xmlns:wpc="http://schemas.microsoft.com/office/word/2010/wordprocessingCanvas" xmlns:cx="http://schemas.microsoft.com/office/drawing/2014/chartex" xmlns:cx1="http://schemas.microsoft.com/office/drawing/2015/9/8/chartex" xmlns:cx2="http://schemas.microsoft.com/office/drawing/2015/10/21/chartex" xmlns:cx3="http://schemas.microsoft.com/office/drawing/2016/5/9/chartex" xmlns:cx4="http://schemas.microsoft.com/office/drawing/2016/5/10/chartex" xmlns:cx5="http://schemas.microsoft.com/office/drawing/2016/5/11/chartex" xmlns:cx6="http://schemas.microsoft.com/office/drawing/2016/5/12/chartex" xmlns:cx7="http://schemas.microsoft.com/office/drawing/2016/5/13/chartex" xmlns:cx8="http://schemas.microsoft.com/office/drawing/2016/5/14/chartex" xmlns:mc="http://schemas.openxmlformats.org/markup-compatibility/2006" xmlns:aink="http://schemas.microsoft.com/office/drawing/2016/ink" xmlns:am3d="http://schemas.microsoft.com/office/drawing/2017/model3d" xmlns:o="urn:schemas-microsoft-com:office:office" xmlns:r="http://schemas.openxmlformats.org/officeDocument/2006/relationships" xmlns:m="http://schemas.openxmlformats.org/officeDocument/2006/math" xmlns:v="urn:schemas-microsoft-com:vml" xmlns:wp14="http://schemas.microsoft.com/office/word/2010/wordprocessingDrawing" xmlns:wp="http://schemas.openxmlformats.org/drawingml/2006/wordprocessingDrawing" xmlns:w10="urn:schemas-microsoft-com:office:word" xmlns:w="http://schemas.openxmlformats.org/wordprocessingml/2006/main" xmlns:w14="http://schemas.microsoft.com/office/word/2010/wordml" xmlns:w15="http://schemas.microsoft.com/office/word/2012/wordml" xmlns:w16cex="http://schemas.microsoft.com/office/word/2018/wordml/cex" xmlns:w16cid="http://schemas.microsoft.com/office/word/2016/wordml/cid" xmlns:w16="http://schemas.microsoft.com/office/word/2018/wordml" xmlns:w16sdtdh="http://schemas.microsoft.com/office/word/2020/wordml/sdtdatahash" xmlns:w16se="http://schemas.microsoft.com/office/word/2015/wordml/symex" xmlns:wpg="http://schemas.microsoft.com/office/word/2010/wordprocessingGroup" xmlns:wpi="http://schemas.microsoft.com/office/word/2010/wordprocessingInk" xmlns:wne="http://schemas.microsoft.com/office/word/2006/wordml" xmlns:wps="http://schemas.microsoft.com/office/word/2010/wordprocessingShape" mc:Ignorable="w14 w15 w16se w16cid w16 w16cex w16sdtdh wp14">
+  <w:p>
+    <w:pPr>
+      <w:pStyle w:val="Footer"/>
+    </w:pPr>
+  </w:p>
+</w:ftr>
+</file>
+
+<file path=word/footnotes.xml><?xml version="1.0" encoding="utf-8"?>
+<w:footnotes xmlns:wpc="http://schemas.microsoft.com/office/word/2010/wordprocessingCanvas" xmlns:cx="http://schemas.microsoft.com/office/drawing/2014/chartex" xmlns:cx1="http://schemas.microsoft.com/office/drawing/2015/9/8/chartex" xmlns:cx2="http://schemas.microsoft.com/office/drawing/2015/10/21/chartex" xmlns:cx3="http://schemas.microsoft.com/office/drawing/2016/5/9/chartex" xmlns:cx4="http://schemas.microsoft.com/office/drawing/2016/5/10/chartex" xmlns:cx5="http://schemas.microsoft.com/office/drawing/2016/5/11/chartex" xmlns:cx6="http://schemas.microsoft.com/office/drawing/2016/5/12/chartex" xmlns:cx7="http://schemas.microsoft.com/office/drawing/2016/5/13/chartex" xmlns:cx8="http://schemas.microsoft.com/office/drawing/2016/5/14/chartex" xmlns:mc="http://schemas.openxmlformats.org/markup-compatibility/2006" xmlns:aink="http://schemas.microsoft.com/office/drawing/2016/ink" xmlns:am3d="http://schemas.microsoft.com/office/drawing/2017/model3d" xmlns:o="urn:schemas-microsoft-com:office:office" xmlns:r="http://schemas.openxmlformats.org/officeDocument/2006/relationships" xmlns:m="http://schemas.openxmlformats.org/officeDocument/2006/math" xmlns:v="urn:schemas-microsoft-com:vml" xmlns:wp14="http://schemas.microsoft.com/office/word/2010/wordprocessingDrawing" xmlns:wp="http://schemas.openxmlformats.org/drawingml/2006/wordprocessingDrawing" xmlns:w10="urn:schemas-microsoft-com:office:word" xmlns:w="http://schemas.openxmlformats.org/wordprocessingml/2006/main" xmlns:w14="http://schemas.microsoft.com/office/word/2010/wordml" xmlns:w15="http://schemas.microsoft.com/office/word/2012/wordml" xmlns:w16cex="http://schemas.microsoft.com/office/word/2018/wordml/cex" xmlns:w16cid="http://schemas.microsoft.com/office/word/2016/wordml/cid" xmlns:w16="http://schemas.microsoft.com/office/word/2018/wordml" xmlns:w16sdtdh="http://schemas.microsoft.com/office/word/2020/wordml/sdtdatahash" xmlns:w16se="http://schemas.microsoft.com/office/word/2015/wordml/symex" xmlns:wpg="http://schemas.microsoft.com/office/word/2010/wordprocessingGroup" xmlns:wpi="http://schemas.microsoft.com/office/word/2010/wordprocessingInk" xmlns:wne="http://schemas.microsoft.com/office/word/2006/wordml" xmlns:wps="http://schemas.microsoft.com/office/word/2010/wordprocessingShape" mc:Ignorable="w14 w15 w16se w16cid w16 w16cex w16sdtdh wp14">
+  <w:footnote w:type="separator" w:id="-1">
+    <w:p>
+      <w:pPr>
+        <w:spacing w:after="0" w:line="240" w:lineRule="auto"/>
+      </w:pPr>
+      <w:r>
+        <w:separator/>
+      </w:r>
+    </w:p>
+  </w:footnote>
+  <w:footnote w:type="continuationSeparator" w:id="0">
+    <w:p>
+      <w:pPr>
+        <w:spacing w:after="0" w:line="240" w:lineRule="auto"/>
+      </w:pPr>
+      <w:r>
+        <w:continuationSeparator/>
+      </w:r>
+    </w:p>
+  </w:footnote>
+</w:footnotes>
+</file>
+
+<file path=word/header1.xml><?xml version="1.0" encoding="utf-8"?>
+<w:hdr xmlns:wpc="http://schemas.microsoft.com/office/word/2010/wordprocessingCanvas" xmlns:cx="http://schemas.microsoft.com/office/drawing/2014/chartex" xmlns:cx1="http://schemas.microsoft.com/office/drawing/2015/9/8/chartex" xmlns:cx2="http://schemas.microsoft.com/office/drawing/2015/10/21/chartex" xmlns:cx3="http://schemas.microsoft.com/office/drawing/2016/5/9/chartex" xmlns:cx4="http://schemas.microsoft.com/office/drawing/2016/5/10/chartex" xmlns:cx5="http://schemas.microsoft.com/office/drawing/2016/5/11/chartex" xmlns:cx6="http://schemas.microsoft.com/office/drawing/2016/5/12/chartex" xmlns:cx7="http://schemas.microsoft.com/office/drawing/2016/5/13/chartex" xmlns:cx8="http://schemas.microsoft.com/office/drawing/2016/5/14/chartex" xmlns:mc="http://schemas.openxmlformats.org/markup-compatibility/2006" xmlns:aink="http://schemas.microsoft.com/office/drawing/2016/ink" xmlns:am3d="http://schemas.microsoft.com/office/drawing/2017/model3d" xmlns:o="urn:schemas-microsoft-com:office:office" xmlns:r="http://schemas.openxmlformats.org/officeDocument/2006/relationships" xmlns:m="http://schemas.openxmlformats.org/officeDocument/2006/math" xmlns:v="urn:schemas-microsoft-com:vml" xmlns:wp14="http://schemas.microsoft.com/office/word/2010/wordprocessingDrawing" xmlns:wp="http://schemas.openxmlformats.org/drawingml/2006/wordprocessingDrawing" xmlns:w10="urn:schemas-microsoft-com:office:word" xmlns:w="http://schemas.openxmlformats.org/wordprocessingml/2006/main" xmlns:w14="http://schemas.microsoft.com/office/word/2010/wordml" xmlns:w15="http://schemas.microsoft.com/office/word/2012/wordml" xmlns:w16cex="http://schemas.microsoft.com/office/word/2018/wordml/cex" xmlns:w16cid="http://schemas.microsoft.com/office/word/2016/wordml/cid" xmlns:w16="http://schemas.microsoft.com/office/word/2018/wordml" xmlns:w16sdtdh="http://schemas.microsoft.com/office/word/2020/wordml/sdtdatahash" xmlns:w16se="http://schemas.microsoft.com/office/word/2015/wordml/symex" xmlns:wpg="http://schemas.microsoft.com/office/word/2010/wordprocessingGroup" xmlns:wpi="http://schemas.microsoft.com/office/word/2010/wordprocessingInk" xmlns:wne="http://schemas.microsoft.com/office/word/2006/wordml" xmlns:wps="http://schemas.microsoft.com/office/word/2010/wordprocessingShape" mc:Ignorable="w14 w15 w16se w16cid w16 w16cex w16sdtdh wp14">
+  <w:p>
+    <w:pPr>
+      <w:pStyle w:val="Header"/>
+    </w:pPr>
+  </w:p>
+</w:hdr>
+</file>
+
+<file path=word/header2.xml><?xml version="1.0" encoding="utf-8"?>
+<w:hdr xmlns:wpc="http://schemas.microsoft.com/office/word/2010/wordprocessingCanvas" xmlns:cx="http://schemas.microsoft.com/office/drawing/2014/chartex" xmlns:cx1="http://schemas.microsoft.com/office/drawing/2015/9/8/chartex" xmlns:cx2="http://schemas.microsoft.com/office/drawing/2015/10/21/chartex" xmlns:cx3="http://schemas.microsoft.com/office/drawing/2016/5/9/chartex" xmlns:cx4="http://schemas.microsoft.com/office/drawing/2016/5/10/chartex" xmlns:cx5="http://schemas.microsoft.com/office/drawing/2016/5/11/chartex" xmlns:cx6="http://schemas.microsoft.com/office/drawing/2016/5/12/chartex" xmlns:cx7="http://schemas.microsoft.com/office/drawing/2016/5/13/chartex" xmlns:cx8="http://schemas.microsoft.com/office/drawing/2016/5/14/chartex" xmlns:mc="http://schemas.openxmlformats.org/markup-compatibility/2006" xmlns:aink="http://schemas.microsoft.com/office/drawing/2016/ink" xmlns:am3d="http://schemas.microsoft.com/office/drawing/2017/model3d" xmlns:o="urn:schemas-microsoft-com:office:office" xmlns:r="http://schemas.openxmlformats.org/officeDocument/2006/relationships" xmlns:m="http://schemas.openxmlformats.org/officeDocument/2006/math" xmlns:v="urn:schemas-microsoft-com:vml" xmlns:wp14="http://schemas.microsoft.com/office/word/2010/wordprocessingDrawing" xmlns:wp="http://schemas.openxmlformats.org/drawingml/2006/wordprocessingDrawing" xmlns:w10="urn:schemas-microsoft-com:office:word" xmlns:w="http://schemas.openxmlformats.org/wordprocessingml/2006/main" xmlns:w14="http://schemas.microsoft.com/office/word/2010/wordml" xmlns:w15="http://schemas.microsoft.com/office/word/2012/wordml" xmlns:w16cex="http://schemas.microsoft.com/office/word/2018/wordml/cex" xmlns:w16cid="http://schemas.microsoft.com/office/word/2016/wordml/cid" xmlns:w16="http://schemas.microsoft.com/office/word/2018/wordml" xmlns:w16sdtdh="http://schemas.microsoft.com/office/word/2020/wordml/sdtdatahash" xmlns:w16se="http://schemas.microsoft.com/office/word/2015/wordml/symex" xmlns:wpg="http://schemas.microsoft.com/office/word/2010/wordprocessingGroup" xmlns:wpi="http://schemas.microsoft.com/office/word/2010/wordprocessingInk" xmlns:wne="http://schemas.microsoft.com/office/word/2006/wordml" xmlns:wps="http://schemas.microsoft.com/office/word/2010/wordprocessingShape" mc:Ignorable="w14 w15 w16se w16cid w16 w16cex w16sdtdh wp14">
+  <w:p>
+    <w:pPr>
+      <w:pStyle w:val="Title"/>
+    </w:pPr>
+    <w:r>
+      <w:t xml:space="preserve">Documentation for </w:t>
+    </w:r>
+    <w:r>
+      <w:t>College Bawa</w:t>
+    </w:r>
+  </w:p>
+  <w:p>
+    <w:pPr>
+      <w:pStyle w:val="Header"/>
+    </w:pPr>
+  </w:p>
+  <w:p>
+    <w:pPr>
+      <w:pStyle w:val="Header"/>
+    </w:pPr>
+  </w:p>
+</w:hdr>
+</file>
+
+<file path=word/header3.xml><?xml version="1.0" encoding="utf-8"?>
+<w:hdr xmlns:wpc="http://schemas.microsoft.com/office/word/2010/wordprocessingCanvas" xmlns:cx="http://schemas.microsoft.com/office/drawing/2014/chartex" xmlns:cx1="http://schemas.microsoft.com/office/drawing/2015/9/8/chartex" xmlns:cx2="http://schemas.microsoft.com/office/drawing/2015/10/21/chartex" xmlns:cx3="http://schemas.microsoft.com/office/drawing/2016/5/9/chartex" xmlns:cx4="http://schemas.microsoft.com/office/drawing/2016/5/10/chartex" xmlns:cx5="http://schemas.microsoft.com/office/drawing/2016/5/11/chartex" xmlns:cx6="http://schemas.microsoft.com/office/drawing/2016/5/12/chartex" xmlns:cx7="http://schemas.microsoft.com/office/drawing/2016/5/13/chartex" xmlns:cx8="http://schemas.microsoft.com/office/drawing/2016/5/14/chartex" xmlns:mc="http://schemas.openxmlformats.org/markup-compatibility/2006" xmlns:aink="http://schemas.microsoft.com/office/drawing/2016/ink" xmlns:am3d="http://schemas.microsoft.com/office/drawing/2017/model3d" xmlns:o="urn:schemas-microsoft-com:office:office" xmlns:r="http://schemas.openxmlformats.org/officeDocument/2006/relationships" xmlns:m="http://schemas.openxmlformats.org/officeDocument/2006/math" xmlns:v="urn:schemas-microsoft-com:vml" xmlns:wp14="http://schemas.microsoft.com/office/word/2010/wordprocessingDrawing" xmlns:wp="http://schemas.openxmlformats.org/drawingml/2006/wordprocessingDrawing" xmlns:w10="urn:schemas-microsoft-com:office:word" xmlns:w="http://schemas.openxmlformats.org/wordprocessingml/2006/main" xmlns:w14="http://schemas.microsoft.com/office/word/2010/wordml" xmlns:w15="http://schemas.microsoft.com/office/word/2012/wordml" xmlns:w16cex="http://schemas.microsoft.com/office/word/2018/wordml/cex" xmlns:w16cid="http://schemas.microsoft.com/office/word/2016/wordml/cid" xmlns:w16="http://schemas.microsoft.com/office/word/2018/wordml" xmlns:w16sdtdh="http://schemas.microsoft.com/office/word/2020/wordml/sdtdatahash" xmlns:w16se="http://schemas.microsoft.com/office/word/2015/wordml/symex" xmlns:wpg="http://schemas.microsoft.com/office/word/2010/wordprocessingGroup" xmlns:wpi="http://schemas.microsoft.com/office/word/2010/wordprocessingInk" xmlns:wne="http://schemas.microsoft.com/office/word/2006/wordml" xmlns:wps="http://schemas.microsoft.com/office/word/2010/wordprocessingShape" mc:Ignorable="w14 w15 w16se w16cid w16 w16cex w16sdtdh wp14">
+  <w:p>
+    <w:pPr>
+      <w:pStyle w:val="Header"/>
+    </w:pPr>
+  </w:p>
+</w:hdr>
+</file>
+
+<file path=word/numbering.xml><?xml version="1.0" encoding="utf-8"?>
+<w:numbering xmlns:wpc="http://schemas.microsoft.com/office/word/2010/wordprocessingCanvas" xmlns:cx="http://schemas.microsoft.com/office/drawing/2014/chartex" xmlns:cx1="http://schemas.microsoft.com/office/drawing/2015/9/8/chartex" xmlns:cx2="http://schemas.microsoft.com/office/drawing/2015/10/21/chartex" xmlns:cx3="http://schemas.microsoft.com/office/drawing/2016/5/9/chartex" xmlns:cx4="http://schemas.microsoft.com/office/drawing/2016/5/10/chartex" xmlns:cx5="http://schemas.microsoft.com/office/drawing/2016/5/11/chartex" xmlns:cx6="http://schemas.microsoft.com/office/drawing/2016/5/12/chartex" xmlns:cx7="http://schemas.microsoft.com/office/drawing/2016/5/13/chartex" xmlns:cx8="http://schemas.microsoft.com/office/drawing/2016/5/14/chartex" xmlns:mc="http://schemas.openxmlformats.org/markup-compatibility/2006" xmlns:aink="http://schemas.microsoft.com/office/drawing/2016/ink" xmlns:am3d="http://schemas.microsoft.com/office/drawing/2017/model3d" xmlns:o="urn:schemas-microsoft-com:office:office" xmlns:r="http://schemas.openxmlformats.org/officeDocument/2006/relationships" xmlns:m="http://schemas.openxmlformats.org/officeDocument/2006/math" xmlns:v="urn:schemas-microsoft-com:vml" xmlns:wp14="http://schemas.microsoft.com/office/word/2010/wordprocessingDrawing" xmlns:wp="http://schemas.openxmlformats.org/drawingml/2006/wordprocessingDrawing" xmlns:w10="urn:schemas-microsoft-com:office:word" xmlns:w="http://schemas.openxmlformats.org/wordprocessingml/2006/main" xmlns:w14="http://schemas.microsoft.com/office/word/2010/wordml" xmlns:w15="http://schemas.microsoft.com/office/word/2012/wordml" xmlns:w16cex="http://schemas.microsoft.com/office/word/2018/wordml/cex" xmlns:w16cid="http://schemas.microsoft.com/office/word/2016/wordml/cid" xmlns:w16="http://schemas.microsoft.com/office/word/2018/wordml" xmlns:w16sdtdh="http://schemas.microsoft.com/office/word/2020/wordml/sdtdatahash" xmlns:w16se="http://schemas.microsoft.com/office/word/2015/wordml/symex" xmlns:wpg="http://schemas.microsoft.com/office/word/2010/wordprocessingGroup" xmlns:wpi="http://schemas.microsoft.com/office/word/2010/wordprocessingInk" xmlns:wne="http://schemas.microsoft.com/office/word/2006/wordml" xmlns:wps="http://schemas.microsoft.com/office/word/2010/wordprocessingShape" mc:Ignorable="w14 w15 w16se w16cid w16 w16cex w16sdtdh wp14">
+  <w:abstractNum w:abstractNumId="0" w15:restartNumberingAfterBreak="0">
+    <w:nsid w:val="FFFFFF88"/>
+    <w:multiLevelType w:val="singleLevel"/>
+    <w:tmpl w:val="902A46AC"/>
+    <w:lvl w:ilvl="0">
+      <w:start w:val="1"/>
+      <w:numFmt w:val="decimal"/>
+      <w:pStyle w:val="ListNumber"/>
+      <w:lvlText w:val="%1."/>
+      <w:lvlJc w:val="left"/>
+      <w:pPr>
+        <w:tabs>
+          <w:tab w:val="num" w:pos="360"/>
+        </w:tabs>
+        <w:ind w:left="360" w:hanging="360"/>
+      </w:pPr>
+    </w:lvl>
+  </w:abstractNum>
+  <w:abstractNum w:abstractNumId="1" w15:restartNumberingAfterBreak="0">
+    <w:nsid w:val="FFFFFF89"/>
+    <w:multiLevelType w:val="singleLevel"/>
+    <w:tmpl w:val="48427464"/>
+    <w:lvl w:ilvl="0">
+      <w:start w:val="1"/>
+      <w:numFmt w:val="bullet"/>
+      <w:pStyle w:val="ListBullet"/>
+      <w:lvlText w:val=""/>
+      <w:lvlJc w:val="left"/>
+      <w:pPr>
+        <w:tabs>
+          <w:tab w:val="num" w:pos="360"/>
+        </w:tabs>
+        <w:ind w:left="360" w:hanging="360"/>
+      </w:pPr>
+      <w:rPr>
+        <w:rFonts w:ascii="Symbol" w:hAnsi="Symbol" w:hint="default"/>
+      </w:rPr>
+    </w:lvl>
+  </w:abstractNum>
+  <w:num w:numId="1">
+    <w:abstractNumId w:val="1"/>
+  </w:num>
+  <w:num w:numId="2">
+    <w:abstractNumId w:val="0"/>
+  </w:num>
+</w:numbering>
 </file>
 
 <file path=word/styles.xml><?xml version="1.0" encoding="utf-8"?>
@@ -289,7 +975,7 @@
     <w:lsdException w:name="Table Web 2" w:semiHidden="1" w:unhideWhenUsed="1"/>
     <w:lsdException w:name="Table Web 3" w:semiHidden="1" w:unhideWhenUsed="1"/>
     <w:lsdException w:name="Balloon Text" w:semiHidden="1" w:unhideWhenUsed="1"/>
-    <w:lsdException w:name="Table Grid" w:semiHidden="1" w:uiPriority="39" w:unhideWhenUsed="1"/>
+    <w:lsdException w:name="Table Grid" w:uiPriority="39"/>
     <w:lsdException w:name="Table Theme" w:semiHidden="1" w:unhideWhenUsed="1"/>
     <w:lsdException w:name="Placeholder Text" w:semiHidden="1"/>
     <w:lsdException w:name="No Spacing" w:uiPriority="1" w:qFormat="1"/>
@@ -517,6 +1203,57 @@
     <w:qFormat/>
     <w:rsid w:val="008C38BE"/>
   </w:style>
+  <w:style w:type="paragraph" w:styleId="Heading1">
+    <w:name w:val="heading 1"/>
+    <w:basedOn w:val="Normal"/>
+    <w:next w:val="Normal"/>
+    <w:link w:val="Heading1Char"/>
+    <w:uiPriority w:val="9"/>
+    <w:qFormat/>
+    <w:rsid w:val="0023071F"/>
+    <w:pPr>
+      <w:keepNext/>
+      <w:keepLines/>
+      <w:spacing w:before="480" w:after="0" w:line="276" w:lineRule="auto"/>
+      <w:outlineLvl w:val="0"/>
+    </w:pPr>
+    <w:rPr>
+      <w:rFonts w:asciiTheme="majorHAnsi" w:eastAsiaTheme="majorEastAsia" w:hAnsiTheme="majorHAnsi" w:cstheme="majorBidi"/>
+      <w:b/>
+      <w:bCs/>
+      <w:color w:val="0F4761" w:themeColor="accent1" w:themeShade="BF"/>
+      <w:kern w:val="0"/>
+      <w:sz w:val="28"/>
+      <w:szCs w:val="28"/>
+      <w:lang w:val="en-US"/>
+    </w:rPr>
+  </w:style>
+  <w:style w:type="paragraph" w:styleId="Heading2">
+    <w:name w:val="heading 2"/>
+    <w:basedOn w:val="Normal"/>
+    <w:next w:val="Normal"/>
+    <w:link w:val="Heading2Char"/>
+    <w:uiPriority w:val="9"/>
+    <w:unhideWhenUsed/>
+    <w:qFormat/>
+    <w:rsid w:val="0023071F"/>
+    <w:pPr>
+      <w:keepNext/>
+      <w:keepLines/>
+      <w:spacing w:before="200" w:after="0" w:line="276" w:lineRule="auto"/>
+      <w:outlineLvl w:val="1"/>
+    </w:pPr>
+    <w:rPr>
+      <w:rFonts w:asciiTheme="majorHAnsi" w:eastAsiaTheme="majorEastAsia" w:hAnsiTheme="majorHAnsi" w:cstheme="majorBidi"/>
+      <w:b/>
+      <w:bCs/>
+      <w:color w:val="156082" w:themeColor="accent1"/>
+      <w:kern w:val="0"/>
+      <w:sz w:val="26"/>
+      <w:szCs w:val="26"/>
+      <w:lang w:val="en-US"/>
+    </w:rPr>
+  </w:style>
   <w:style w:type="character" w:default="1" w:styleId="DefaultParagraphFont">
     <w:name w:val="Default Paragraph Font"/>
     <w:uiPriority w:val="1"/>
@@ -543,6 +1280,198 @@
     <w:uiPriority w:val="99"/>
     <w:semiHidden/>
     <w:unhideWhenUsed/>
+  </w:style>
+  <w:style w:type="character" w:customStyle="1" w:styleId="Heading1Char">
+    <w:name w:val="Heading 1 Char"/>
+    <w:basedOn w:val="DefaultParagraphFont"/>
+    <w:link w:val="Heading1"/>
+    <w:uiPriority w:val="9"/>
+    <w:rsid w:val="0023071F"/>
+    <w:rPr>
+      <w:rFonts w:asciiTheme="majorHAnsi" w:eastAsiaTheme="majorEastAsia" w:hAnsiTheme="majorHAnsi" w:cstheme="majorBidi"/>
+      <w:b/>
+      <w:bCs/>
+      <w:color w:val="0F4761" w:themeColor="accent1" w:themeShade="BF"/>
+      <w:kern w:val="0"/>
+      <w:sz w:val="28"/>
+      <w:szCs w:val="28"/>
+      <w:lang w:val="en-US"/>
+    </w:rPr>
+  </w:style>
+  <w:style w:type="character" w:customStyle="1" w:styleId="Heading2Char">
+    <w:name w:val="Heading 2 Char"/>
+    <w:basedOn w:val="DefaultParagraphFont"/>
+    <w:link w:val="Heading2"/>
+    <w:uiPriority w:val="9"/>
+    <w:rsid w:val="0023071F"/>
+    <w:rPr>
+      <w:rFonts w:asciiTheme="majorHAnsi" w:eastAsiaTheme="majorEastAsia" w:hAnsiTheme="majorHAnsi" w:cstheme="majorBidi"/>
+      <w:b/>
+      <w:bCs/>
+      <w:color w:val="156082" w:themeColor="accent1"/>
+      <w:kern w:val="0"/>
+      <w:sz w:val="26"/>
+      <w:szCs w:val="26"/>
+      <w:lang w:val="en-US"/>
+    </w:rPr>
+  </w:style>
+  <w:style w:type="paragraph" w:styleId="ListBullet">
+    <w:name w:val="List Bullet"/>
+    <w:basedOn w:val="Normal"/>
+    <w:uiPriority w:val="99"/>
+    <w:unhideWhenUsed/>
+    <w:rsid w:val="0023071F"/>
+    <w:pPr>
+      <w:numPr>
+        <w:numId w:val="1"/>
+      </w:numPr>
+      <w:spacing w:after="200" w:line="276" w:lineRule="auto"/>
+      <w:contextualSpacing/>
+    </w:pPr>
+    <w:rPr>
+      <w:rFonts w:eastAsiaTheme="minorEastAsia"/>
+      <w:kern w:val="0"/>
+      <w:lang w:val="en-US"/>
+    </w:rPr>
+  </w:style>
+  <w:style w:type="paragraph" w:styleId="ListNumber">
+    <w:name w:val="List Number"/>
+    <w:basedOn w:val="Normal"/>
+    <w:uiPriority w:val="99"/>
+    <w:unhideWhenUsed/>
+    <w:rsid w:val="0023071F"/>
+    <w:pPr>
+      <w:numPr>
+        <w:numId w:val="2"/>
+      </w:numPr>
+      <w:spacing w:after="200" w:line="276" w:lineRule="auto"/>
+      <w:contextualSpacing/>
+    </w:pPr>
+    <w:rPr>
+      <w:rFonts w:eastAsiaTheme="minorEastAsia"/>
+      <w:kern w:val="0"/>
+      <w:lang w:val="en-US"/>
+    </w:rPr>
+  </w:style>
+  <w:style w:type="paragraph" w:styleId="Quote">
+    <w:name w:val="Quote"/>
+    <w:basedOn w:val="Normal"/>
+    <w:next w:val="Normal"/>
+    <w:link w:val="QuoteChar"/>
+    <w:uiPriority w:val="29"/>
+    <w:qFormat/>
+    <w:rsid w:val="0023071F"/>
+    <w:pPr>
+      <w:spacing w:after="200" w:line="276" w:lineRule="auto"/>
+    </w:pPr>
+    <w:rPr>
+      <w:rFonts w:eastAsiaTheme="minorEastAsia"/>
+      <w:i/>
+      <w:iCs/>
+      <w:color w:val="000000" w:themeColor="text1"/>
+      <w:kern w:val="0"/>
+      <w:lang w:val="en-US"/>
+    </w:rPr>
+  </w:style>
+  <w:style w:type="character" w:customStyle="1" w:styleId="QuoteChar">
+    <w:name w:val="Quote Char"/>
+    <w:basedOn w:val="DefaultParagraphFont"/>
+    <w:link w:val="Quote"/>
+    <w:uiPriority w:val="29"/>
+    <w:rsid w:val="0023071F"/>
+    <w:rPr>
+      <w:rFonts w:eastAsiaTheme="minorEastAsia"/>
+      <w:i/>
+      <w:iCs/>
+      <w:color w:val="000000" w:themeColor="text1"/>
+      <w:kern w:val="0"/>
+      <w:lang w:val="en-US"/>
+    </w:rPr>
+  </w:style>
+  <w:style w:type="paragraph" w:styleId="Header">
+    <w:name w:val="header"/>
+    <w:basedOn w:val="Normal"/>
+    <w:link w:val="HeaderChar"/>
+    <w:uiPriority w:val="99"/>
+    <w:unhideWhenUsed/>
+    <w:rsid w:val="0023071F"/>
+    <w:pPr>
+      <w:tabs>
+        <w:tab w:val="center" w:pos="4513"/>
+        <w:tab w:val="right" w:pos="9026"/>
+      </w:tabs>
+      <w:spacing w:after="0" w:line="240" w:lineRule="auto"/>
+    </w:pPr>
+  </w:style>
+  <w:style w:type="character" w:customStyle="1" w:styleId="HeaderChar">
+    <w:name w:val="Header Char"/>
+    <w:basedOn w:val="DefaultParagraphFont"/>
+    <w:link w:val="Header"/>
+    <w:uiPriority w:val="99"/>
+    <w:rsid w:val="0023071F"/>
+  </w:style>
+  <w:style w:type="paragraph" w:styleId="Footer">
+    <w:name w:val="footer"/>
+    <w:basedOn w:val="Normal"/>
+    <w:link w:val="FooterChar"/>
+    <w:uiPriority w:val="99"/>
+    <w:unhideWhenUsed/>
+    <w:rsid w:val="0023071F"/>
+    <w:pPr>
+      <w:tabs>
+        <w:tab w:val="center" w:pos="4513"/>
+        <w:tab w:val="right" w:pos="9026"/>
+      </w:tabs>
+      <w:spacing w:after="0" w:line="240" w:lineRule="auto"/>
+    </w:pPr>
+  </w:style>
+  <w:style w:type="character" w:customStyle="1" w:styleId="FooterChar">
+    <w:name w:val="Footer Char"/>
+    <w:basedOn w:val="DefaultParagraphFont"/>
+    <w:link w:val="Footer"/>
+    <w:uiPriority w:val="99"/>
+    <w:rsid w:val="0023071F"/>
+  </w:style>
+  <w:style w:type="paragraph" w:styleId="Title">
+    <w:name w:val="Title"/>
+    <w:basedOn w:val="Normal"/>
+    <w:next w:val="Normal"/>
+    <w:link w:val="TitleChar"/>
+    <w:uiPriority w:val="10"/>
+    <w:qFormat/>
+    <w:rsid w:val="00821F5E"/>
+    <w:pPr>
+      <w:pBdr>
+        <w:bottom w:val="single" w:sz="8" w:space="4" w:color="156082" w:themeColor="accent1"/>
+      </w:pBdr>
+      <w:spacing w:after="300" w:line="240" w:lineRule="auto"/>
+      <w:contextualSpacing/>
+    </w:pPr>
+    <w:rPr>
+      <w:rFonts w:asciiTheme="majorHAnsi" w:eastAsiaTheme="majorEastAsia" w:hAnsiTheme="majorHAnsi" w:cstheme="majorBidi"/>
+      <w:color w:val="0A1D30" w:themeColor="text2" w:themeShade="BF"/>
+      <w:spacing w:val="5"/>
+      <w:kern w:val="28"/>
+      <w:sz w:val="52"/>
+      <w:szCs w:val="52"/>
+      <w:lang w:val="en-US"/>
+    </w:rPr>
+  </w:style>
+  <w:style w:type="character" w:customStyle="1" w:styleId="TitleChar">
+    <w:name w:val="Title Char"/>
+    <w:basedOn w:val="DefaultParagraphFont"/>
+    <w:link w:val="Title"/>
+    <w:uiPriority w:val="10"/>
+    <w:rsid w:val="00821F5E"/>
+    <w:rPr>
+      <w:rFonts w:asciiTheme="majorHAnsi" w:eastAsiaTheme="majorEastAsia" w:hAnsiTheme="majorHAnsi" w:cstheme="majorBidi"/>
+      <w:color w:val="0A1D30" w:themeColor="text2" w:themeShade="BF"/>
+      <w:spacing w:val="5"/>
+      <w:kern w:val="28"/>
+      <w:sz w:val="52"/>
+      <w:szCs w:val="52"/>
+      <w:lang w:val="en-US"/>
+    </w:rPr>
   </w:style>
 </w:styles>
 </file>
@@ -840,4 +1769,16 @@
     </a:ext>
   </a:extLst>
 </a:theme>
+</file>
+
+<file path=customXml/item1.xml><?xml version="1.0" encoding="utf-8"?>
+<b:Sources xmlns:b="http://schemas.openxmlformats.org/officeDocument/2006/bibliography" xmlns="http://schemas.openxmlformats.org/officeDocument/2006/bibliography" SelectedStyle="\APASixthEditionOfficeOnline.xsl" StyleName="APA" Version="6"/>
+</file>
+
+<file path=customXml/itemProps1.xml><?xml version="1.0" encoding="utf-8"?>
+<ds:datastoreItem xmlns:ds="http://schemas.openxmlformats.org/officeDocument/2006/customXml" ds:itemID="{279D0699-98EC-4AD3-84AD-F7451AC4E897}">
+  <ds:schemaRefs>
+    <ds:schemaRef ds:uri="http://schemas.openxmlformats.org/officeDocument/2006/bibliography"/>
+  </ds:schemaRefs>
+</ds:datastoreItem>
 </file>